--- a/2023年/2023年9月中国电子学会软件编程图形化等级考试1级.docx
+++ b/2023年/2023年9月中国电子学会软件编程图形化等级考试1级.docx
@@ -1,522 +1,5 @@
 
-<file path=docProps\app.xml><?xml version="1.0" encoding="utf-8"?>
-<Properties xmlns="http://schemas.openxmlformats.org/officeDocument/2006/extended-properties" xmlns:vt="http://schemas.openxmlformats.org/officeDocument/2006/docPropsVTypes">
-  <Template>Normal.dotm</Template>
-  <Pages>1</Pages>
-  <Words>0</Words>
-  <Characters>0</Characters>
-  <Lines>0</Lines>
-  <Paragraphs>0</Paragraphs>
-  <TotalTime>0</TotalTime>
-  <ScaleCrop>false</ScaleCrop>
-  <LinksUpToDate>false</LinksUpToDate>
-  <CharactersWithSpaces>0</CharactersWithSpaces>
-  <Application>WPS Office_12.1.0.15398_F1E327BC-269C-435d-A152-05C5408002CA</Application>
-  <DocSecurity>0</DocSecurity>
-</Properties>
-</file>
-
-<file path=docProps\core.xml><?xml version="1.0" encoding="utf-8"?>
-<cp:coreProperties xmlns:cp="http://schemas.openxmlformats.org/package/2006/metadata/core-properties" xmlns:dc="http://purl.org/dc/elements/1.1/" xmlns:dcterms="http://purl.org/dc/terms/" xmlns:dcmitype="http://purl.org/dc/dcmitype/" xmlns:xsi="http://www.w3.org/2001/XMLSchema-instance">
-  <dcterms:created xsi:type="dcterms:W3CDTF">2023-10-07T04:03:00Z</dcterms:created>
-  <dc:creator>Administrator</dc:creator>
-  <cp:lastModifiedBy>黎～</cp:lastModifiedBy>
-  <dcterms:modified xsi:type="dcterms:W3CDTF">2023-10-07T04:03:59Z</dcterms:modified>
-</cp:coreProperties>
-</file>
-
-<file path=docProps\custom.xml><?xml version="1.0" encoding="utf-8"?>
-<Properties xmlns="http://schemas.openxmlformats.org/officeDocument/2006/custom-properties" xmlns:vt="http://schemas.openxmlformats.org/officeDocument/2006/docPropsVTypes">
-  <property fmtid="{D5CDD505-2E9C-101B-9397-08002B2CF9AE}" pid="2" name="KSOProductBuildVer">
-    <vt:lpwstr>2052-12.1.0.15398</vt:lpwstr>
-  </property>
-  <property fmtid="{D5CDD505-2E9C-101B-9397-08002B2CF9AE}" pid="3" name="ICV">
-    <vt:lpwstr>67C37428862E468182AC56EA740065A2_12</vt:lpwstr>
-  </property>
-</Properties>
-</file>
-
-<file path=word\activeX\activeX1.xml><?xml version="1.0" encoding="utf-8"?>
-<ax:ocx xmlns:ax="http://schemas.microsoft.com/office/2006/activeX" xmlns:r="http://schemas.openxmlformats.org/officeDocument/2006/relationships" ax:classid="{5512D118-5CC6-11CF-8D67-00AA00BDCE1D}" r:id="rId1" ax:persistence="persistStorage"/>
-</file>
-
-<file path=word\activeX\activeX10.xml><?xml version="1.0" encoding="utf-8"?>
-<ax:ocx xmlns:ax="http://schemas.microsoft.com/office/2006/activeX" xmlns:r="http://schemas.openxmlformats.org/officeDocument/2006/relationships" ax:classid="{5512D118-5CC6-11CF-8D67-00AA00BDCE1D}" r:id="rId1" ax:persistence="persistStorage"/>
-</file>
-
-<file path=word\activeX\activeX100.xml><?xml version="1.0" encoding="utf-8"?>
-<ax:ocx xmlns:ax="http://schemas.microsoft.com/office/2006/activeX" xmlns:r="http://schemas.openxmlformats.org/officeDocument/2006/relationships" ax:classid="{5512D118-5CC6-11CF-8D67-00AA00BDCE1D}" r:id="rId1" ax:persistence="persistStorage"/>
-</file>
-
-<file path=word\activeX\activeX101.xml><?xml version="1.0" encoding="utf-8"?>
-<ax:ocx xmlns:ax="http://schemas.microsoft.com/office/2006/activeX" xmlns:r="http://schemas.openxmlformats.org/officeDocument/2006/relationships" ax:classid="{5512D118-5CC6-11CF-8D67-00AA00BDCE1D}" r:id="rId1" ax:persistence="persistStorage"/>
-</file>
-
-<file path=word\activeX\activeX102.xml><?xml version="1.0" encoding="utf-8"?>
-<ax:ocx xmlns:ax="http://schemas.microsoft.com/office/2006/activeX" xmlns:r="http://schemas.openxmlformats.org/officeDocument/2006/relationships" ax:classid="{5512D118-5CC6-11CF-8D67-00AA00BDCE1D}" r:id="rId1" ax:persistence="persistStorage"/>
-</file>
-
-<file path=word\activeX\activeX103.xml><?xml version="1.0" encoding="utf-8"?>
-<ax:ocx xmlns:ax="http://schemas.microsoft.com/office/2006/activeX" xmlns:r="http://schemas.openxmlformats.org/officeDocument/2006/relationships" ax:classid="{5512D118-5CC6-11CF-8D67-00AA00BDCE1D}" r:id="rId1" ax:persistence="persistStorage"/>
-</file>
-
-<file path=word\activeX\activeX104.xml><?xml version="1.0" encoding="utf-8"?>
-<ax:ocx xmlns:ax="http://schemas.microsoft.com/office/2006/activeX" xmlns:r="http://schemas.openxmlformats.org/officeDocument/2006/relationships" ax:classid="{5512D118-5CC6-11CF-8D67-00AA00BDCE1D}" r:id="rId1" ax:persistence="persistStorage"/>
-</file>
-
-<file path=word\activeX\activeX105.xml><?xml version="1.0" encoding="utf-8"?>
-<ax:ocx xmlns:ax="http://schemas.microsoft.com/office/2006/activeX" xmlns:r="http://schemas.openxmlformats.org/officeDocument/2006/relationships" ax:classid="{5512D118-5CC6-11CF-8D67-00AA00BDCE1D}" r:id="rId1" ax:persistence="persistStorage"/>
-</file>
-
-<file path=word\activeX\activeX106.xml><?xml version="1.0" encoding="utf-8"?>
-<ax:ocx xmlns:ax="http://schemas.microsoft.com/office/2006/activeX" xmlns:r="http://schemas.openxmlformats.org/officeDocument/2006/relationships" ax:classid="{5512D118-5CC6-11CF-8D67-00AA00BDCE1D}" r:id="rId1" ax:persistence="persistStorage"/>
-</file>
-
-<file path=word\activeX\activeX107.xml><?xml version="1.0" encoding="utf-8"?>
-<ax:ocx xmlns:ax="http://schemas.microsoft.com/office/2006/activeX" xmlns:r="http://schemas.openxmlformats.org/officeDocument/2006/relationships" ax:classid="{5512D118-5CC6-11CF-8D67-00AA00BDCE1D}" r:id="rId1" ax:persistence="persistStorage"/>
-</file>
-
-<file path=word\activeX\activeX108.xml><?xml version="1.0" encoding="utf-8"?>
-<ax:ocx xmlns:ax="http://schemas.microsoft.com/office/2006/activeX" xmlns:r="http://schemas.openxmlformats.org/officeDocument/2006/relationships" ax:classid="{5512D118-5CC6-11CF-8D67-00AA00BDCE1D}" r:id="rId1" ax:persistence="persistStorage"/>
-</file>
-
-<file path=word\activeX\activeX109.xml><?xml version="1.0" encoding="utf-8"?>
-<ax:ocx xmlns:ax="http://schemas.microsoft.com/office/2006/activeX" xmlns:r="http://schemas.openxmlformats.org/officeDocument/2006/relationships" ax:classid="{5512D118-5CC6-11CF-8D67-00AA00BDCE1D}" r:id="rId1" ax:persistence="persistStorage"/>
-</file>
-
-<file path=word\activeX\activeX11.xml><?xml version="1.0" encoding="utf-8"?>
-<ax:ocx xmlns:ax="http://schemas.microsoft.com/office/2006/activeX" xmlns:r="http://schemas.openxmlformats.org/officeDocument/2006/relationships" ax:classid="{5512D118-5CC6-11CF-8D67-00AA00BDCE1D}" r:id="rId1" ax:persistence="persistStorage"/>
-</file>
-
-<file path=word\activeX\activeX110.xml><?xml version="1.0" encoding="utf-8"?>
-<ax:ocx xmlns:ax="http://schemas.microsoft.com/office/2006/activeX" xmlns:r="http://schemas.openxmlformats.org/officeDocument/2006/relationships" ax:classid="{5512D118-5CC6-11CF-8D67-00AA00BDCE1D}" r:id="rId1" ax:persistence="persistStorage"/>
-</file>
-
-<file path=word\activeX\activeX111.xml><?xml version="1.0" encoding="utf-8"?>
-<ax:ocx xmlns:ax="http://schemas.microsoft.com/office/2006/activeX" xmlns:r="http://schemas.openxmlformats.org/officeDocument/2006/relationships" ax:classid="{5512D118-5CC6-11CF-8D67-00AA00BDCE1D}" r:id="rId1" ax:persistence="persistStorage"/>
-</file>
-
-<file path=word\activeX\activeX112.xml><?xml version="1.0" encoding="utf-8"?>
-<ax:ocx xmlns:ax="http://schemas.microsoft.com/office/2006/activeX" xmlns:r="http://schemas.openxmlformats.org/officeDocument/2006/relationships" ax:classid="{5512D118-5CC6-11CF-8D67-00AA00BDCE1D}" r:id="rId1" ax:persistence="persistStorage"/>
-</file>
-
-<file path=word\activeX\activeX113.xml><?xml version="1.0" encoding="utf-8"?>
-<ax:ocx xmlns:ax="http://schemas.microsoft.com/office/2006/activeX" xmlns:r="http://schemas.openxmlformats.org/officeDocument/2006/relationships" ax:classid="{5512D118-5CC6-11CF-8D67-00AA00BDCE1D}" r:id="rId1" ax:persistence="persistStorage"/>
-</file>
-
-<file path=word\activeX\activeX114.xml><?xml version="1.0" encoding="utf-8"?>
-<ax:ocx xmlns:ax="http://schemas.microsoft.com/office/2006/activeX" xmlns:r="http://schemas.openxmlformats.org/officeDocument/2006/relationships" ax:classid="{5512D118-5CC6-11CF-8D67-00AA00BDCE1D}" r:id="rId1" ax:persistence="persistStorage"/>
-</file>
-
-<file path=word\activeX\activeX115.xml><?xml version="1.0" encoding="utf-8"?>
-<ax:ocx xmlns:ax="http://schemas.microsoft.com/office/2006/activeX" xmlns:r="http://schemas.openxmlformats.org/officeDocument/2006/relationships" ax:classid="{5512D118-5CC6-11CF-8D67-00AA00BDCE1D}" r:id="rId1" ax:persistence="persistStorage"/>
-</file>
-
-<file path=word\activeX\activeX116.xml><?xml version="1.0" encoding="utf-8"?>
-<ax:ocx xmlns:ax="http://schemas.microsoft.com/office/2006/activeX" xmlns:r="http://schemas.openxmlformats.org/officeDocument/2006/relationships" ax:classid="{5512D118-5CC6-11CF-8D67-00AA00BDCE1D}" r:id="rId1" ax:persistence="persistStorage"/>
-</file>
-
-<file path=word\activeX\activeX117.xml><?xml version="1.0" encoding="utf-8"?>
-<ax:ocx xmlns:ax="http://schemas.microsoft.com/office/2006/activeX" xmlns:r="http://schemas.openxmlformats.org/officeDocument/2006/relationships" ax:classid="{5512D118-5CC6-11CF-8D67-00AA00BDCE1D}" r:id="rId1" ax:persistence="persistStorage"/>
-</file>
-
-<file path=word\activeX\activeX118.xml><?xml version="1.0" encoding="utf-8"?>
-<ax:ocx xmlns:ax="http://schemas.microsoft.com/office/2006/activeX" xmlns:r="http://schemas.openxmlformats.org/officeDocument/2006/relationships" ax:classid="{5512D118-5CC6-11CF-8D67-00AA00BDCE1D}" r:id="rId1" ax:persistence="persistStorage"/>
-</file>
-
-<file path=word\activeX\activeX119.xml><?xml version="1.0" encoding="utf-8"?>
-<ax:ocx xmlns:ax="http://schemas.microsoft.com/office/2006/activeX" xmlns:r="http://schemas.openxmlformats.org/officeDocument/2006/relationships" ax:classid="{5512D118-5CC6-11CF-8D67-00AA00BDCE1D}" r:id="rId1" ax:persistence="persistStorage"/>
-</file>
-
-<file path=word\activeX\activeX12.xml><?xml version="1.0" encoding="utf-8"?>
-<ax:ocx xmlns:ax="http://schemas.microsoft.com/office/2006/activeX" xmlns:r="http://schemas.openxmlformats.org/officeDocument/2006/relationships" ax:classid="{5512D118-5CC6-11CF-8D67-00AA00BDCE1D}" r:id="rId1" ax:persistence="persistStorage"/>
-</file>
-
-<file path=word\activeX\activeX120.xml><?xml version="1.0" encoding="utf-8"?>
-<ax:ocx xmlns:ax="http://schemas.microsoft.com/office/2006/activeX" xmlns:r="http://schemas.openxmlformats.org/officeDocument/2006/relationships" ax:classid="{5512D118-5CC6-11CF-8D67-00AA00BDCE1D}" r:id="rId1" ax:persistence="persistStorage"/>
-</file>
-
-<file path=word\activeX\activeX13.xml><?xml version="1.0" encoding="utf-8"?>
-<ax:ocx xmlns:ax="http://schemas.microsoft.com/office/2006/activeX" xmlns:r="http://schemas.openxmlformats.org/officeDocument/2006/relationships" ax:classid="{5512D118-5CC6-11CF-8D67-00AA00BDCE1D}" r:id="rId1" ax:persistence="persistStorage"/>
-</file>
-
-<file path=word\activeX\activeX14.xml><?xml version="1.0" encoding="utf-8"?>
-<ax:ocx xmlns:ax="http://schemas.microsoft.com/office/2006/activeX" xmlns:r="http://schemas.openxmlformats.org/officeDocument/2006/relationships" ax:classid="{5512D118-5CC6-11CF-8D67-00AA00BDCE1D}" r:id="rId1" ax:persistence="persistStorage"/>
-</file>
-
-<file path=word\activeX\activeX15.xml><?xml version="1.0" encoding="utf-8"?>
-<ax:ocx xmlns:ax="http://schemas.microsoft.com/office/2006/activeX" xmlns:r="http://schemas.openxmlformats.org/officeDocument/2006/relationships" ax:classid="{5512D118-5CC6-11CF-8D67-00AA00BDCE1D}" r:id="rId1" ax:persistence="persistStorage"/>
-</file>
-
-<file path=word\activeX\activeX16.xml><?xml version="1.0" encoding="utf-8"?>
-<ax:ocx xmlns:ax="http://schemas.microsoft.com/office/2006/activeX" xmlns:r="http://schemas.openxmlformats.org/officeDocument/2006/relationships" ax:classid="{5512D118-5CC6-11CF-8D67-00AA00BDCE1D}" r:id="rId1" ax:persistence="persistStorage"/>
-</file>
-
-<file path=word\activeX\activeX17.xml><?xml version="1.0" encoding="utf-8"?>
-<ax:ocx xmlns:ax="http://schemas.microsoft.com/office/2006/activeX" xmlns:r="http://schemas.openxmlformats.org/officeDocument/2006/relationships" ax:classid="{5512D118-5CC6-11CF-8D67-00AA00BDCE1D}" r:id="rId1" ax:persistence="persistStorage"/>
-</file>
-
-<file path=word\activeX\activeX18.xml><?xml version="1.0" encoding="utf-8"?>
-<ax:ocx xmlns:ax="http://schemas.microsoft.com/office/2006/activeX" xmlns:r="http://schemas.openxmlformats.org/officeDocument/2006/relationships" ax:classid="{5512D118-5CC6-11CF-8D67-00AA00BDCE1D}" r:id="rId1" ax:persistence="persistStorage"/>
-</file>
-
-<file path=word\activeX\activeX19.xml><?xml version="1.0" encoding="utf-8"?>
-<ax:ocx xmlns:ax="http://schemas.microsoft.com/office/2006/activeX" xmlns:r="http://schemas.openxmlformats.org/officeDocument/2006/relationships" ax:classid="{5512D118-5CC6-11CF-8D67-00AA00BDCE1D}" r:id="rId1" ax:persistence="persistStorage"/>
-</file>
-
-<file path=word\activeX\activeX2.xml><?xml version="1.0" encoding="utf-8"?>
-<ax:ocx xmlns:ax="http://schemas.microsoft.com/office/2006/activeX" xmlns:r="http://schemas.openxmlformats.org/officeDocument/2006/relationships" ax:classid="{5512D118-5CC6-11CF-8D67-00AA00BDCE1D}" r:id="rId1" ax:persistence="persistStorage"/>
-</file>
-
-<file path=word\activeX\activeX20.xml><?xml version="1.0" encoding="utf-8"?>
-<ax:ocx xmlns:ax="http://schemas.microsoft.com/office/2006/activeX" xmlns:r="http://schemas.openxmlformats.org/officeDocument/2006/relationships" ax:classid="{5512D118-5CC6-11CF-8D67-00AA00BDCE1D}" r:id="rId1" ax:persistence="persistStorage"/>
-</file>
-
-<file path=word\activeX\activeX21.xml><?xml version="1.0" encoding="utf-8"?>
-<ax:ocx xmlns:ax="http://schemas.microsoft.com/office/2006/activeX" xmlns:r="http://schemas.openxmlformats.org/officeDocument/2006/relationships" ax:classid="{5512D118-5CC6-11CF-8D67-00AA00BDCE1D}" r:id="rId1" ax:persistence="persistStorage"/>
-</file>
-
-<file path=word\activeX\activeX22.xml><?xml version="1.0" encoding="utf-8"?>
-<ax:ocx xmlns:ax="http://schemas.microsoft.com/office/2006/activeX" xmlns:r="http://schemas.openxmlformats.org/officeDocument/2006/relationships" ax:classid="{5512D118-5CC6-11CF-8D67-00AA00BDCE1D}" r:id="rId1" ax:persistence="persistStorage"/>
-</file>
-
-<file path=word\activeX\activeX23.xml><?xml version="1.0" encoding="utf-8"?>
-<ax:ocx xmlns:ax="http://schemas.microsoft.com/office/2006/activeX" xmlns:r="http://schemas.openxmlformats.org/officeDocument/2006/relationships" ax:classid="{5512D118-5CC6-11CF-8D67-00AA00BDCE1D}" r:id="rId1" ax:persistence="persistStorage"/>
-</file>
-
-<file path=word\activeX\activeX24.xml><?xml version="1.0" encoding="utf-8"?>
-<ax:ocx xmlns:ax="http://schemas.microsoft.com/office/2006/activeX" xmlns:r="http://schemas.openxmlformats.org/officeDocument/2006/relationships" ax:classid="{5512D118-5CC6-11CF-8D67-00AA00BDCE1D}" r:id="rId1" ax:persistence="persistStorage"/>
-</file>
-
-<file path=word\activeX\activeX25.xml><?xml version="1.0" encoding="utf-8"?>
-<ax:ocx xmlns:ax="http://schemas.microsoft.com/office/2006/activeX" xmlns:r="http://schemas.openxmlformats.org/officeDocument/2006/relationships" ax:classid="{5512D118-5CC6-11CF-8D67-00AA00BDCE1D}" r:id="rId1" ax:persistence="persistStorage"/>
-</file>
-
-<file path=word\activeX\activeX26.xml><?xml version="1.0" encoding="utf-8"?>
-<ax:ocx xmlns:ax="http://schemas.microsoft.com/office/2006/activeX" xmlns:r="http://schemas.openxmlformats.org/officeDocument/2006/relationships" ax:classid="{5512D118-5CC6-11CF-8D67-00AA00BDCE1D}" r:id="rId1" ax:persistence="persistStorage"/>
-</file>
-
-<file path=word\activeX\activeX27.xml><?xml version="1.0" encoding="utf-8"?>
-<ax:ocx xmlns:ax="http://schemas.microsoft.com/office/2006/activeX" xmlns:r="http://schemas.openxmlformats.org/officeDocument/2006/relationships" ax:classid="{5512D118-5CC6-11CF-8D67-00AA00BDCE1D}" r:id="rId1" ax:persistence="persistStorage"/>
-</file>
-
-<file path=word\activeX\activeX28.xml><?xml version="1.0" encoding="utf-8"?>
-<ax:ocx xmlns:ax="http://schemas.microsoft.com/office/2006/activeX" xmlns:r="http://schemas.openxmlformats.org/officeDocument/2006/relationships" ax:classid="{5512D118-5CC6-11CF-8D67-00AA00BDCE1D}" r:id="rId1" ax:persistence="persistStorage"/>
-</file>
-
-<file path=word\activeX\activeX29.xml><?xml version="1.0" encoding="utf-8"?>
-<ax:ocx xmlns:ax="http://schemas.microsoft.com/office/2006/activeX" xmlns:r="http://schemas.openxmlformats.org/officeDocument/2006/relationships" ax:classid="{5512D118-5CC6-11CF-8D67-00AA00BDCE1D}" r:id="rId1" ax:persistence="persistStorage"/>
-</file>
-
-<file path=word\activeX\activeX3.xml><?xml version="1.0" encoding="utf-8"?>
-<ax:ocx xmlns:ax="http://schemas.microsoft.com/office/2006/activeX" xmlns:r="http://schemas.openxmlformats.org/officeDocument/2006/relationships" ax:classid="{5512D118-5CC6-11CF-8D67-00AA00BDCE1D}" r:id="rId1" ax:persistence="persistStorage"/>
-</file>
-
-<file path=word\activeX\activeX30.xml><?xml version="1.0" encoding="utf-8"?>
-<ax:ocx xmlns:ax="http://schemas.microsoft.com/office/2006/activeX" xmlns:r="http://schemas.openxmlformats.org/officeDocument/2006/relationships" ax:classid="{5512D118-5CC6-11CF-8D67-00AA00BDCE1D}" r:id="rId1" ax:persistence="persistStorage"/>
-</file>
-
-<file path=word\activeX\activeX31.xml><?xml version="1.0" encoding="utf-8"?>
-<ax:ocx xmlns:ax="http://schemas.microsoft.com/office/2006/activeX" xmlns:r="http://schemas.openxmlformats.org/officeDocument/2006/relationships" ax:classid="{5512D118-5CC6-11CF-8D67-00AA00BDCE1D}" r:id="rId1" ax:persistence="persistStorage"/>
-</file>
-
-<file path=word\activeX\activeX32.xml><?xml version="1.0" encoding="utf-8"?>
-<ax:ocx xmlns:ax="http://schemas.microsoft.com/office/2006/activeX" xmlns:r="http://schemas.openxmlformats.org/officeDocument/2006/relationships" ax:classid="{5512D118-5CC6-11CF-8D67-00AA00BDCE1D}" r:id="rId1" ax:persistence="persistStorage"/>
-</file>
-
-<file path=word\activeX\activeX33.xml><?xml version="1.0" encoding="utf-8"?>
-<ax:ocx xmlns:ax="http://schemas.microsoft.com/office/2006/activeX" xmlns:r="http://schemas.openxmlformats.org/officeDocument/2006/relationships" ax:classid="{5512D118-5CC6-11CF-8D67-00AA00BDCE1D}" r:id="rId1" ax:persistence="persistStorage"/>
-</file>
-
-<file path=word\activeX\activeX34.xml><?xml version="1.0" encoding="utf-8"?>
-<ax:ocx xmlns:ax="http://schemas.microsoft.com/office/2006/activeX" xmlns:r="http://schemas.openxmlformats.org/officeDocument/2006/relationships" ax:classid="{5512D118-5CC6-11CF-8D67-00AA00BDCE1D}" r:id="rId1" ax:persistence="persistStorage"/>
-</file>
-
-<file path=word\activeX\activeX35.xml><?xml version="1.0" encoding="utf-8"?>
-<ax:ocx xmlns:ax="http://schemas.microsoft.com/office/2006/activeX" xmlns:r="http://schemas.openxmlformats.org/officeDocument/2006/relationships" ax:classid="{5512D118-5CC6-11CF-8D67-00AA00BDCE1D}" r:id="rId1" ax:persistence="persistStorage"/>
-</file>
-
-<file path=word\activeX\activeX36.xml><?xml version="1.0" encoding="utf-8"?>
-<ax:ocx xmlns:ax="http://schemas.microsoft.com/office/2006/activeX" xmlns:r="http://schemas.openxmlformats.org/officeDocument/2006/relationships" ax:classid="{5512D118-5CC6-11CF-8D67-00AA00BDCE1D}" r:id="rId1" ax:persistence="persistStorage"/>
-</file>
-
-<file path=word\activeX\activeX37.xml><?xml version="1.0" encoding="utf-8"?>
-<ax:ocx xmlns:ax="http://schemas.microsoft.com/office/2006/activeX" xmlns:r="http://schemas.openxmlformats.org/officeDocument/2006/relationships" ax:classid="{5512D118-5CC6-11CF-8D67-00AA00BDCE1D}" r:id="rId1" ax:persistence="persistStorage"/>
-</file>
-
-<file path=word\activeX\activeX38.xml><?xml version="1.0" encoding="utf-8"?>
-<ax:ocx xmlns:ax="http://schemas.microsoft.com/office/2006/activeX" xmlns:r="http://schemas.openxmlformats.org/officeDocument/2006/relationships" ax:classid="{5512D118-5CC6-11CF-8D67-00AA00BDCE1D}" r:id="rId1" ax:persistence="persistStorage"/>
-</file>
-
-<file path=word\activeX\activeX39.xml><?xml version="1.0" encoding="utf-8"?>
-<ax:ocx xmlns:ax="http://schemas.microsoft.com/office/2006/activeX" xmlns:r="http://schemas.openxmlformats.org/officeDocument/2006/relationships" ax:classid="{5512D118-5CC6-11CF-8D67-00AA00BDCE1D}" r:id="rId1" ax:persistence="persistStorage"/>
-</file>
-
-<file path=word\activeX\activeX4.xml><?xml version="1.0" encoding="utf-8"?>
-<ax:ocx xmlns:ax="http://schemas.microsoft.com/office/2006/activeX" xmlns:r="http://schemas.openxmlformats.org/officeDocument/2006/relationships" ax:classid="{5512D118-5CC6-11CF-8D67-00AA00BDCE1D}" r:id="rId1" ax:persistence="persistStorage"/>
-</file>
-
-<file path=word\activeX\activeX40.xml><?xml version="1.0" encoding="utf-8"?>
-<ax:ocx xmlns:ax="http://schemas.microsoft.com/office/2006/activeX" xmlns:r="http://schemas.openxmlformats.org/officeDocument/2006/relationships" ax:classid="{5512D118-5CC6-11CF-8D67-00AA00BDCE1D}" r:id="rId1" ax:persistence="persistStorage"/>
-</file>
-
-<file path=word\activeX\activeX41.xml><?xml version="1.0" encoding="utf-8"?>
-<ax:ocx xmlns:ax="http://schemas.microsoft.com/office/2006/activeX" xmlns:r="http://schemas.openxmlformats.org/officeDocument/2006/relationships" ax:classid="{5512D118-5CC6-11CF-8D67-00AA00BDCE1D}" r:id="rId1" ax:persistence="persistStorage"/>
-</file>
-
-<file path=word\activeX\activeX42.xml><?xml version="1.0" encoding="utf-8"?>
-<ax:ocx xmlns:ax="http://schemas.microsoft.com/office/2006/activeX" xmlns:r="http://schemas.openxmlformats.org/officeDocument/2006/relationships" ax:classid="{5512D118-5CC6-11CF-8D67-00AA00BDCE1D}" r:id="rId1" ax:persistence="persistStorage"/>
-</file>
-
-<file path=word\activeX\activeX43.xml><?xml version="1.0" encoding="utf-8"?>
-<ax:ocx xmlns:ax="http://schemas.microsoft.com/office/2006/activeX" xmlns:r="http://schemas.openxmlformats.org/officeDocument/2006/relationships" ax:classid="{5512D118-5CC6-11CF-8D67-00AA00BDCE1D}" r:id="rId1" ax:persistence="persistStorage"/>
-</file>
-
-<file path=word\activeX\activeX44.xml><?xml version="1.0" encoding="utf-8"?>
-<ax:ocx xmlns:ax="http://schemas.microsoft.com/office/2006/activeX" xmlns:r="http://schemas.openxmlformats.org/officeDocument/2006/relationships" ax:classid="{5512D118-5CC6-11CF-8D67-00AA00BDCE1D}" r:id="rId1" ax:persistence="persistStorage"/>
-</file>
-
-<file path=word\activeX\activeX45.xml><?xml version="1.0" encoding="utf-8"?>
-<ax:ocx xmlns:ax="http://schemas.microsoft.com/office/2006/activeX" xmlns:r="http://schemas.openxmlformats.org/officeDocument/2006/relationships" ax:classid="{5512D118-5CC6-11CF-8D67-00AA00BDCE1D}" r:id="rId1" ax:persistence="persistStorage"/>
-</file>
-
-<file path=word\activeX\activeX46.xml><?xml version="1.0" encoding="utf-8"?>
-<ax:ocx xmlns:ax="http://schemas.microsoft.com/office/2006/activeX" xmlns:r="http://schemas.openxmlformats.org/officeDocument/2006/relationships" ax:classid="{5512D118-5CC6-11CF-8D67-00AA00BDCE1D}" r:id="rId1" ax:persistence="persistStorage"/>
-</file>
-
-<file path=word\activeX\activeX47.xml><?xml version="1.0" encoding="utf-8"?>
-<ax:ocx xmlns:ax="http://schemas.microsoft.com/office/2006/activeX" xmlns:r="http://schemas.openxmlformats.org/officeDocument/2006/relationships" ax:classid="{5512D118-5CC6-11CF-8D67-00AA00BDCE1D}" r:id="rId1" ax:persistence="persistStorage"/>
-</file>
-
-<file path=word\activeX\activeX48.xml><?xml version="1.0" encoding="utf-8"?>
-<ax:ocx xmlns:ax="http://schemas.microsoft.com/office/2006/activeX" xmlns:r="http://schemas.openxmlformats.org/officeDocument/2006/relationships" ax:classid="{5512D118-5CC6-11CF-8D67-00AA00BDCE1D}" r:id="rId1" ax:persistence="persistStorage"/>
-</file>
-
-<file path=word\activeX\activeX49.xml><?xml version="1.0" encoding="utf-8"?>
-<ax:ocx xmlns:ax="http://schemas.microsoft.com/office/2006/activeX" xmlns:r="http://schemas.openxmlformats.org/officeDocument/2006/relationships" ax:classid="{5512D118-5CC6-11CF-8D67-00AA00BDCE1D}" r:id="rId1" ax:persistence="persistStorage"/>
-</file>
-
-<file path=word\activeX\activeX5.xml><?xml version="1.0" encoding="utf-8"?>
-<ax:ocx xmlns:ax="http://schemas.microsoft.com/office/2006/activeX" xmlns:r="http://schemas.openxmlformats.org/officeDocument/2006/relationships" ax:classid="{5512D118-5CC6-11CF-8D67-00AA00BDCE1D}" r:id="rId1" ax:persistence="persistStorage"/>
-</file>
-
-<file path=word\activeX\activeX50.xml><?xml version="1.0" encoding="utf-8"?>
-<ax:ocx xmlns:ax="http://schemas.microsoft.com/office/2006/activeX" xmlns:r="http://schemas.openxmlformats.org/officeDocument/2006/relationships" ax:classid="{5512D118-5CC6-11CF-8D67-00AA00BDCE1D}" r:id="rId1" ax:persistence="persistStorage"/>
-</file>
-
-<file path=word\activeX\activeX51.xml><?xml version="1.0" encoding="utf-8"?>
-<ax:ocx xmlns:ax="http://schemas.microsoft.com/office/2006/activeX" xmlns:r="http://schemas.openxmlformats.org/officeDocument/2006/relationships" ax:classid="{5512D118-5CC6-11CF-8D67-00AA00BDCE1D}" r:id="rId1" ax:persistence="persistStorage"/>
-</file>
-
-<file path=word\activeX\activeX52.xml><?xml version="1.0" encoding="utf-8"?>
-<ax:ocx xmlns:ax="http://schemas.microsoft.com/office/2006/activeX" xmlns:r="http://schemas.openxmlformats.org/officeDocument/2006/relationships" ax:classid="{5512D118-5CC6-11CF-8D67-00AA00BDCE1D}" r:id="rId1" ax:persistence="persistStorage"/>
-</file>
-
-<file path=word\activeX\activeX53.xml><?xml version="1.0" encoding="utf-8"?>
-<ax:ocx xmlns:ax="http://schemas.microsoft.com/office/2006/activeX" xmlns:r="http://schemas.openxmlformats.org/officeDocument/2006/relationships" ax:classid="{5512D118-5CC6-11CF-8D67-00AA00BDCE1D}" r:id="rId1" ax:persistence="persistStorage"/>
-</file>
-
-<file path=word\activeX\activeX54.xml><?xml version="1.0" encoding="utf-8"?>
-<ax:ocx xmlns:ax="http://schemas.microsoft.com/office/2006/activeX" xmlns:r="http://schemas.openxmlformats.org/officeDocument/2006/relationships" ax:classid="{5512D118-5CC6-11CF-8D67-00AA00BDCE1D}" r:id="rId1" ax:persistence="persistStorage"/>
-</file>
-
-<file path=word\activeX\activeX55.xml><?xml version="1.0" encoding="utf-8"?>
-<ax:ocx xmlns:ax="http://schemas.microsoft.com/office/2006/activeX" xmlns:r="http://schemas.openxmlformats.org/officeDocument/2006/relationships" ax:classid="{5512D118-5CC6-11CF-8D67-00AA00BDCE1D}" r:id="rId1" ax:persistence="persistStorage"/>
-</file>
-
-<file path=word\activeX\activeX56.xml><?xml version="1.0" encoding="utf-8"?>
-<ax:ocx xmlns:ax="http://schemas.microsoft.com/office/2006/activeX" xmlns:r="http://schemas.openxmlformats.org/officeDocument/2006/relationships" ax:classid="{5512D118-5CC6-11CF-8D67-00AA00BDCE1D}" r:id="rId1" ax:persistence="persistStorage"/>
-</file>
-
-<file path=word\activeX\activeX57.xml><?xml version="1.0" encoding="utf-8"?>
-<ax:ocx xmlns:ax="http://schemas.microsoft.com/office/2006/activeX" xmlns:r="http://schemas.openxmlformats.org/officeDocument/2006/relationships" ax:classid="{5512D118-5CC6-11CF-8D67-00AA00BDCE1D}" r:id="rId1" ax:persistence="persistStorage"/>
-</file>
-
-<file path=word\activeX\activeX58.xml><?xml version="1.0" encoding="utf-8"?>
-<ax:ocx xmlns:ax="http://schemas.microsoft.com/office/2006/activeX" xmlns:r="http://schemas.openxmlformats.org/officeDocument/2006/relationships" ax:classid="{5512D118-5CC6-11CF-8D67-00AA00BDCE1D}" r:id="rId1" ax:persistence="persistStorage"/>
-</file>
-
-<file path=word\activeX\activeX59.xml><?xml version="1.0" encoding="utf-8"?>
-<ax:ocx xmlns:ax="http://schemas.microsoft.com/office/2006/activeX" xmlns:r="http://schemas.openxmlformats.org/officeDocument/2006/relationships" ax:classid="{5512D118-5CC6-11CF-8D67-00AA00BDCE1D}" r:id="rId1" ax:persistence="persistStorage"/>
-</file>
-
-<file path=word\activeX\activeX6.xml><?xml version="1.0" encoding="utf-8"?>
-<ax:ocx xmlns:ax="http://schemas.microsoft.com/office/2006/activeX" xmlns:r="http://schemas.openxmlformats.org/officeDocument/2006/relationships" ax:classid="{5512D118-5CC6-11CF-8D67-00AA00BDCE1D}" r:id="rId1" ax:persistence="persistStorage"/>
-</file>
-
-<file path=word\activeX\activeX60.xml><?xml version="1.0" encoding="utf-8"?>
-<ax:ocx xmlns:ax="http://schemas.microsoft.com/office/2006/activeX" xmlns:r="http://schemas.openxmlformats.org/officeDocument/2006/relationships" ax:classid="{5512D118-5CC6-11CF-8D67-00AA00BDCE1D}" r:id="rId1" ax:persistence="persistStorage"/>
-</file>
-
-<file path=word\activeX\activeX61.xml><?xml version="1.0" encoding="utf-8"?>
-<ax:ocx xmlns:ax="http://schemas.microsoft.com/office/2006/activeX" xmlns:r="http://schemas.openxmlformats.org/officeDocument/2006/relationships" ax:classid="{5512D118-5CC6-11CF-8D67-00AA00BDCE1D}" r:id="rId1" ax:persistence="persistStorage"/>
-</file>
-
-<file path=word\activeX\activeX62.xml><?xml version="1.0" encoding="utf-8"?>
-<ax:ocx xmlns:ax="http://schemas.microsoft.com/office/2006/activeX" xmlns:r="http://schemas.openxmlformats.org/officeDocument/2006/relationships" ax:classid="{5512D118-5CC6-11CF-8D67-00AA00BDCE1D}" r:id="rId1" ax:persistence="persistStorage"/>
-</file>
-
-<file path=word\activeX\activeX63.xml><?xml version="1.0" encoding="utf-8"?>
-<ax:ocx xmlns:ax="http://schemas.microsoft.com/office/2006/activeX" xmlns:r="http://schemas.openxmlformats.org/officeDocument/2006/relationships" ax:classid="{5512D118-5CC6-11CF-8D67-00AA00BDCE1D}" r:id="rId1" ax:persistence="persistStorage"/>
-</file>
-
-<file path=word\activeX\activeX64.xml><?xml version="1.0" encoding="utf-8"?>
-<ax:ocx xmlns:ax="http://schemas.microsoft.com/office/2006/activeX" xmlns:r="http://schemas.openxmlformats.org/officeDocument/2006/relationships" ax:classid="{5512D118-5CC6-11CF-8D67-00AA00BDCE1D}" r:id="rId1" ax:persistence="persistStorage"/>
-</file>
-
-<file path=word\activeX\activeX65.xml><?xml version="1.0" encoding="utf-8"?>
-<ax:ocx xmlns:ax="http://schemas.microsoft.com/office/2006/activeX" xmlns:r="http://schemas.openxmlformats.org/officeDocument/2006/relationships" ax:classid="{5512D118-5CC6-11CF-8D67-00AA00BDCE1D}" r:id="rId1" ax:persistence="persistStorage"/>
-</file>
-
-<file path=word\activeX\activeX66.xml><?xml version="1.0" encoding="utf-8"?>
-<ax:ocx xmlns:ax="http://schemas.microsoft.com/office/2006/activeX" xmlns:r="http://schemas.openxmlformats.org/officeDocument/2006/relationships" ax:classid="{5512D118-5CC6-11CF-8D67-00AA00BDCE1D}" r:id="rId1" ax:persistence="persistStorage"/>
-</file>
-
-<file path=word\activeX\activeX67.xml><?xml version="1.0" encoding="utf-8"?>
-<ax:ocx xmlns:ax="http://schemas.microsoft.com/office/2006/activeX" xmlns:r="http://schemas.openxmlformats.org/officeDocument/2006/relationships" ax:classid="{5512D118-5CC6-11CF-8D67-00AA00BDCE1D}" r:id="rId1" ax:persistence="persistStorage"/>
-</file>
-
-<file path=word\activeX\activeX68.xml><?xml version="1.0" encoding="utf-8"?>
-<ax:ocx xmlns:ax="http://schemas.microsoft.com/office/2006/activeX" xmlns:r="http://schemas.openxmlformats.org/officeDocument/2006/relationships" ax:classid="{5512D118-5CC6-11CF-8D67-00AA00BDCE1D}" r:id="rId1" ax:persistence="persistStorage"/>
-</file>
-
-<file path=word\activeX\activeX69.xml><?xml version="1.0" encoding="utf-8"?>
-<ax:ocx xmlns:ax="http://schemas.microsoft.com/office/2006/activeX" xmlns:r="http://schemas.openxmlformats.org/officeDocument/2006/relationships" ax:classid="{5512D118-5CC6-11CF-8D67-00AA00BDCE1D}" r:id="rId1" ax:persistence="persistStorage"/>
-</file>
-
-<file path=word\activeX\activeX7.xml><?xml version="1.0" encoding="utf-8"?>
-<ax:ocx xmlns:ax="http://schemas.microsoft.com/office/2006/activeX" xmlns:r="http://schemas.openxmlformats.org/officeDocument/2006/relationships" ax:classid="{5512D118-5CC6-11CF-8D67-00AA00BDCE1D}" r:id="rId1" ax:persistence="persistStorage"/>
-</file>
-
-<file path=word\activeX\activeX70.xml><?xml version="1.0" encoding="utf-8"?>
-<ax:ocx xmlns:ax="http://schemas.microsoft.com/office/2006/activeX" xmlns:r="http://schemas.openxmlformats.org/officeDocument/2006/relationships" ax:classid="{5512D118-5CC6-11CF-8D67-00AA00BDCE1D}" r:id="rId1" ax:persistence="persistStorage"/>
-</file>
-
-<file path=word\activeX\activeX71.xml><?xml version="1.0" encoding="utf-8"?>
-<ax:ocx xmlns:ax="http://schemas.microsoft.com/office/2006/activeX" xmlns:r="http://schemas.openxmlformats.org/officeDocument/2006/relationships" ax:classid="{5512D118-5CC6-11CF-8D67-00AA00BDCE1D}" r:id="rId1" ax:persistence="persistStorage"/>
-</file>
-
-<file path=word\activeX\activeX72.xml><?xml version="1.0" encoding="utf-8"?>
-<ax:ocx xmlns:ax="http://schemas.microsoft.com/office/2006/activeX" xmlns:r="http://schemas.openxmlformats.org/officeDocument/2006/relationships" ax:classid="{5512D118-5CC6-11CF-8D67-00AA00BDCE1D}" r:id="rId1" ax:persistence="persistStorage"/>
-</file>
-
-<file path=word\activeX\activeX73.xml><?xml version="1.0" encoding="utf-8"?>
-<ax:ocx xmlns:ax="http://schemas.microsoft.com/office/2006/activeX" xmlns:r="http://schemas.openxmlformats.org/officeDocument/2006/relationships" ax:classid="{5512D118-5CC6-11CF-8D67-00AA00BDCE1D}" r:id="rId1" ax:persistence="persistStorage"/>
-</file>
-
-<file path=word\activeX\activeX74.xml><?xml version="1.0" encoding="utf-8"?>
-<ax:ocx xmlns:ax="http://schemas.microsoft.com/office/2006/activeX" xmlns:r="http://schemas.openxmlformats.org/officeDocument/2006/relationships" ax:classid="{5512D118-5CC6-11CF-8D67-00AA00BDCE1D}" r:id="rId1" ax:persistence="persistStorage"/>
-</file>
-
-<file path=word\activeX\activeX75.xml><?xml version="1.0" encoding="utf-8"?>
-<ax:ocx xmlns:ax="http://schemas.microsoft.com/office/2006/activeX" xmlns:r="http://schemas.openxmlformats.org/officeDocument/2006/relationships" ax:classid="{5512D118-5CC6-11CF-8D67-00AA00BDCE1D}" r:id="rId1" ax:persistence="persistStorage"/>
-</file>
-
-<file path=word\activeX\activeX76.xml><?xml version="1.0" encoding="utf-8"?>
-<ax:ocx xmlns:ax="http://schemas.microsoft.com/office/2006/activeX" xmlns:r="http://schemas.openxmlformats.org/officeDocument/2006/relationships" ax:classid="{5512D118-5CC6-11CF-8D67-00AA00BDCE1D}" r:id="rId1" ax:persistence="persistStorage"/>
-</file>
-
-<file path=word\activeX\activeX77.xml><?xml version="1.0" encoding="utf-8"?>
-<ax:ocx xmlns:ax="http://schemas.microsoft.com/office/2006/activeX" xmlns:r="http://schemas.openxmlformats.org/officeDocument/2006/relationships" ax:classid="{5512D118-5CC6-11CF-8D67-00AA00BDCE1D}" r:id="rId1" ax:persistence="persistStorage"/>
-</file>
-
-<file path=word\activeX\activeX78.xml><?xml version="1.0" encoding="utf-8"?>
-<ax:ocx xmlns:ax="http://schemas.microsoft.com/office/2006/activeX" xmlns:r="http://schemas.openxmlformats.org/officeDocument/2006/relationships" ax:classid="{5512D118-5CC6-11CF-8D67-00AA00BDCE1D}" r:id="rId1" ax:persistence="persistStorage"/>
-</file>
-
-<file path=word\activeX\activeX79.xml><?xml version="1.0" encoding="utf-8"?>
-<ax:ocx xmlns:ax="http://schemas.microsoft.com/office/2006/activeX" xmlns:r="http://schemas.openxmlformats.org/officeDocument/2006/relationships" ax:classid="{5512D118-5CC6-11CF-8D67-00AA00BDCE1D}" r:id="rId1" ax:persistence="persistStorage"/>
-</file>
-
-<file path=word\activeX\activeX8.xml><?xml version="1.0" encoding="utf-8"?>
-<ax:ocx xmlns:ax="http://schemas.microsoft.com/office/2006/activeX" xmlns:r="http://schemas.openxmlformats.org/officeDocument/2006/relationships" ax:classid="{5512D118-5CC6-11CF-8D67-00AA00BDCE1D}" r:id="rId1" ax:persistence="persistStorage"/>
-</file>
-
-<file path=word\activeX\activeX80.xml><?xml version="1.0" encoding="utf-8"?>
-<ax:ocx xmlns:ax="http://schemas.microsoft.com/office/2006/activeX" xmlns:r="http://schemas.openxmlformats.org/officeDocument/2006/relationships" ax:classid="{5512D118-5CC6-11CF-8D67-00AA00BDCE1D}" r:id="rId1" ax:persistence="persistStorage"/>
-</file>
-
-<file path=word\activeX\activeX81.xml><?xml version="1.0" encoding="utf-8"?>
-<ax:ocx xmlns:ax="http://schemas.microsoft.com/office/2006/activeX" xmlns:r="http://schemas.openxmlformats.org/officeDocument/2006/relationships" ax:classid="{5512D118-5CC6-11CF-8D67-00AA00BDCE1D}" r:id="rId1" ax:persistence="persistStorage"/>
-</file>
-
-<file path=word\activeX\activeX82.xml><?xml version="1.0" encoding="utf-8"?>
-<ax:ocx xmlns:ax="http://schemas.microsoft.com/office/2006/activeX" xmlns:r="http://schemas.openxmlformats.org/officeDocument/2006/relationships" ax:classid="{5512D118-5CC6-11CF-8D67-00AA00BDCE1D}" r:id="rId1" ax:persistence="persistStorage"/>
-</file>
-
-<file path=word\activeX\activeX83.xml><?xml version="1.0" encoding="utf-8"?>
-<ax:ocx xmlns:ax="http://schemas.microsoft.com/office/2006/activeX" xmlns:r="http://schemas.openxmlformats.org/officeDocument/2006/relationships" ax:classid="{5512D118-5CC6-11CF-8D67-00AA00BDCE1D}" r:id="rId1" ax:persistence="persistStorage"/>
-</file>
-
-<file path=word\activeX\activeX84.xml><?xml version="1.0" encoding="utf-8"?>
-<ax:ocx xmlns:ax="http://schemas.microsoft.com/office/2006/activeX" xmlns:r="http://schemas.openxmlformats.org/officeDocument/2006/relationships" ax:classid="{5512D118-5CC6-11CF-8D67-00AA00BDCE1D}" r:id="rId1" ax:persistence="persistStorage"/>
-</file>
-
-<file path=word\activeX\activeX85.xml><?xml version="1.0" encoding="utf-8"?>
-<ax:ocx xmlns:ax="http://schemas.microsoft.com/office/2006/activeX" xmlns:r="http://schemas.openxmlformats.org/officeDocument/2006/relationships" ax:classid="{5512D118-5CC6-11CF-8D67-00AA00BDCE1D}" r:id="rId1" ax:persistence="persistStorage"/>
-</file>
-
-<file path=word\activeX\activeX86.xml><?xml version="1.0" encoding="utf-8"?>
-<ax:ocx xmlns:ax="http://schemas.microsoft.com/office/2006/activeX" xmlns:r="http://schemas.openxmlformats.org/officeDocument/2006/relationships" ax:classid="{5512D118-5CC6-11CF-8D67-00AA00BDCE1D}" r:id="rId1" ax:persistence="persistStorage"/>
-</file>
-
-<file path=word\activeX\activeX87.xml><?xml version="1.0" encoding="utf-8"?>
-<ax:ocx xmlns:ax="http://schemas.microsoft.com/office/2006/activeX" xmlns:r="http://schemas.openxmlformats.org/officeDocument/2006/relationships" ax:classid="{5512D118-5CC6-11CF-8D67-00AA00BDCE1D}" r:id="rId1" ax:persistence="persistStorage"/>
-</file>
-
-<file path=word\activeX\activeX88.xml><?xml version="1.0" encoding="utf-8"?>
-<ax:ocx xmlns:ax="http://schemas.microsoft.com/office/2006/activeX" xmlns:r="http://schemas.openxmlformats.org/officeDocument/2006/relationships" ax:classid="{5512D118-5CC6-11CF-8D67-00AA00BDCE1D}" r:id="rId1" ax:persistence="persistStorage"/>
-</file>
-
-<file path=word\activeX\activeX89.xml><?xml version="1.0" encoding="utf-8"?>
-<ax:ocx xmlns:ax="http://schemas.microsoft.com/office/2006/activeX" xmlns:r="http://schemas.openxmlformats.org/officeDocument/2006/relationships" ax:classid="{5512D118-5CC6-11CF-8D67-00AA00BDCE1D}" r:id="rId1" ax:persistence="persistStorage"/>
-</file>
-
-<file path=word\activeX\activeX9.xml><?xml version="1.0" encoding="utf-8"?>
-<ax:ocx xmlns:ax="http://schemas.microsoft.com/office/2006/activeX" xmlns:r="http://schemas.openxmlformats.org/officeDocument/2006/relationships" ax:classid="{5512D118-5CC6-11CF-8D67-00AA00BDCE1D}" r:id="rId1" ax:persistence="persistStorage"/>
-</file>
-
-<file path=word\activeX\activeX90.xml><?xml version="1.0" encoding="utf-8"?>
-<ax:ocx xmlns:ax="http://schemas.microsoft.com/office/2006/activeX" xmlns:r="http://schemas.openxmlformats.org/officeDocument/2006/relationships" ax:classid="{5512D118-5CC6-11CF-8D67-00AA00BDCE1D}" r:id="rId1" ax:persistence="persistStorage"/>
-</file>
-
-<file path=word\activeX\activeX91.xml><?xml version="1.0" encoding="utf-8"?>
-<ax:ocx xmlns:ax="http://schemas.microsoft.com/office/2006/activeX" xmlns:r="http://schemas.openxmlformats.org/officeDocument/2006/relationships" ax:classid="{5512D118-5CC6-11CF-8D67-00AA00BDCE1D}" r:id="rId1" ax:persistence="persistStorage"/>
-</file>
-
-<file path=word\activeX\activeX92.xml><?xml version="1.0" encoding="utf-8"?>
-<ax:ocx xmlns:ax="http://schemas.microsoft.com/office/2006/activeX" xmlns:r="http://schemas.openxmlformats.org/officeDocument/2006/relationships" ax:classid="{5512D118-5CC6-11CF-8D67-00AA00BDCE1D}" r:id="rId1" ax:persistence="persistStorage"/>
-</file>
-
-<file path=word\activeX\activeX93.xml><?xml version="1.0" encoding="utf-8"?>
-<ax:ocx xmlns:ax="http://schemas.microsoft.com/office/2006/activeX" xmlns:r="http://schemas.openxmlformats.org/officeDocument/2006/relationships" ax:classid="{5512D118-5CC6-11CF-8D67-00AA00BDCE1D}" r:id="rId1" ax:persistence="persistStorage"/>
-</file>
-
-<file path=word\activeX\activeX94.xml><?xml version="1.0" encoding="utf-8"?>
-<ax:ocx xmlns:ax="http://schemas.microsoft.com/office/2006/activeX" xmlns:r="http://schemas.openxmlformats.org/officeDocument/2006/relationships" ax:classid="{5512D118-5CC6-11CF-8D67-00AA00BDCE1D}" r:id="rId1" ax:persistence="persistStorage"/>
-</file>
-
-<file path=word\activeX\activeX95.xml><?xml version="1.0" encoding="utf-8"?>
-<ax:ocx xmlns:ax="http://schemas.microsoft.com/office/2006/activeX" xmlns:r="http://schemas.openxmlformats.org/officeDocument/2006/relationships" ax:classid="{5512D118-5CC6-11CF-8D67-00AA00BDCE1D}" r:id="rId1" ax:persistence="persistStorage"/>
-</file>
-
-<file path=word\activeX\activeX96.xml><?xml version="1.0" encoding="utf-8"?>
-<ax:ocx xmlns:ax="http://schemas.microsoft.com/office/2006/activeX" xmlns:r="http://schemas.openxmlformats.org/officeDocument/2006/relationships" ax:classid="{5512D118-5CC6-11CF-8D67-00AA00BDCE1D}" r:id="rId1" ax:persistence="persistStorage"/>
-</file>
-
-<file path=word\activeX\activeX97.xml><?xml version="1.0" encoding="utf-8"?>
-<ax:ocx xmlns:ax="http://schemas.microsoft.com/office/2006/activeX" xmlns:r="http://schemas.openxmlformats.org/officeDocument/2006/relationships" ax:classid="{5512D118-5CC6-11CF-8D67-00AA00BDCE1D}" r:id="rId1" ax:persistence="persistStorage"/>
-</file>
-
-<file path=word\activeX\activeX98.xml><?xml version="1.0" encoding="utf-8"?>
-<ax:ocx xmlns:ax="http://schemas.microsoft.com/office/2006/activeX" xmlns:r="http://schemas.openxmlformats.org/officeDocument/2006/relationships" ax:classid="{5512D118-5CC6-11CF-8D67-00AA00BDCE1D}" r:id="rId1" ax:persistence="persistStorage"/>
-</file>
-
-<file path=word\activeX\activeX99.xml><?xml version="1.0" encoding="utf-8"?>
-<ax:ocx xmlns:ax="http://schemas.microsoft.com/office/2006/activeX" xmlns:r="http://schemas.openxmlformats.org/officeDocument/2006/relationships" ax:classid="{5512D118-5CC6-11CF-8D67-00AA00BDCE1D}" r:id="rId1" ax:persistence="persistStorage"/>
-</file>
-
-<file path=word\document.xml><?xml version="1.0" encoding="utf-8"?>
+<file path=word/document.xml><?xml version="1.0" encoding="utf-8"?>
 <w:document xmlns:w="http://schemas.openxmlformats.org/wordprocessingml/2006/main" xmlns:r="http://schemas.openxmlformats.org/officeDocument/2006/relationships" xmlns:wp="http://schemas.openxmlformats.org/drawingml/2006/wordprocessingDrawing" xmlns:a="http://schemas.openxmlformats.org/drawingml/2006/main" xmlns:pic="http://schemas.openxmlformats.org/drawingml/2006/picture">
   <w:body>
     <w:p>
@@ -1116,23 +599,23 @@
               </w:rPr>
               <w:drawing>
                 <wp:inline distT="0" distB="0" distL="0" distR="0">
-                  <wp:extent cx="2571750" cy="2857500"/>
+                  <wp:extent cx="257175" cy="200025"/>
                   <wp:effectExtent l="0" t="0" r="0" b="0"/>
-                  <wp:docPr id="105" name="Picture 105" descr="image"/>
+                  <wp:docPr id="228" name="Picture 228" descr="image"/>
                   <wp:cNvGraphicFramePr>
-                    <a:graphicFrameLocks xmlns:a="http://schemas.openxmlformats.org/drawingml/2006/main" noChangeAspect="1"/>
+                    <a:graphicFrameLocks noChangeAspect="1"/>
                   </wp:cNvGraphicFramePr>
-                  <a:graphic xmlns:a="http://schemas.openxmlformats.org/drawingml/2006/main">
+                  <a:graphic>
                     <a:graphicData uri="http://schemas.openxmlformats.org/drawingml/2006/picture">
-                      <pic:pic xmlns:pic="http://schemas.openxmlformats.org/drawingml/2006/picture">
+                      <pic:pic>
                         <pic:nvPicPr>
-                          <pic:cNvPr id="105" name="Picture 105" descr="image"/>
+                          <pic:cNvPr id="228" name="Picture 228" descr="image"/>
                           <pic:cNvPicPr>
                             <a:picLocks noChangeAspect="1"/>
                           </pic:cNvPicPr>
                         </pic:nvPicPr>
                         <pic:blipFill>
-                          <a:blip r:embed="rId5|rId11"/>
+                          <a:blip r:embed="rId5"/>
                           <a:stretch>
                             <a:fillRect/>
                           </a:stretch>
@@ -1140,7 +623,44 @@
                         <pic:spPr>
                           <a:xfrm>
                             <a:off x="0" y="0"/>
-                            <a:ext cx="2571750" cy="2857500"/>
+                            <a:ext cx="257175" cy="200025"/>
+                          </a:xfrm>
+                          <a:prstGeom prst="rect">
+                            <a:avLst/>
+                          </a:prstGeom>
+                        </pic:spPr>
+                      </pic:pic>
+                    </a:graphicData>
+                  </a:graphic>
+                </wp:inline>
+              </w:drawing>
+              <w:drawing>
+                <wp:inline distT="0" distB="0" distL="0" distR="0">
+                  <wp:extent cx="295275" cy="304800"/>
+                  <wp:effectExtent l="0" t="0" r="0" b="0"/>
+                  <wp:docPr id="229" name="Picture 229" descr="image"/>
+                  <wp:cNvGraphicFramePr>
+                    <a:graphicFrameLocks noChangeAspect="1"/>
+                  </wp:cNvGraphicFramePr>
+                  <a:graphic>
+                    <a:graphicData uri="http://schemas.openxmlformats.org/drawingml/2006/picture">
+                      <pic:pic>
+                        <pic:nvPicPr>
+                          <pic:cNvPr id="229" name="Picture 229" descr="image"/>
+                          <pic:cNvPicPr>
+                            <a:picLocks noChangeAspect="1"/>
+                          </pic:cNvPicPr>
+                        </pic:nvPicPr>
+                        <pic:blipFill>
+                          <a:blip r:embed="rId11"/>
+                          <a:stretch>
+                            <a:fillRect/>
+                          </a:stretch>
+                        </pic:blipFill>
+                        <pic:spPr>
+                          <a:xfrm>
+                            <a:off x="0" y="0"/>
+                            <a:ext cx="295275" cy="304800"/>
                           </a:xfrm>
                           <a:prstGeom prst="rect">
                             <a:avLst/>
@@ -1204,23 +724,23 @@
               </w:rPr>
               <w:drawing>
                 <wp:inline distT="0" distB="0" distL="0" distR="0">
-                  <wp:extent cx="2571750" cy="2857500"/>
+                  <wp:extent cx="257175" cy="200025"/>
                   <wp:effectExtent l="0" t="0" r="0" b="0"/>
-                  <wp:docPr id="106" name="Picture 106" descr="image"/>
+                  <wp:docPr id="230" name="Picture 230" descr="image"/>
                   <wp:cNvGraphicFramePr>
-                    <a:graphicFrameLocks xmlns:a="http://schemas.openxmlformats.org/drawingml/2006/main" noChangeAspect="1"/>
+                    <a:graphicFrameLocks noChangeAspect="1"/>
                   </wp:cNvGraphicFramePr>
-                  <a:graphic xmlns:a="http://schemas.openxmlformats.org/drawingml/2006/main">
+                  <a:graphic>
                     <a:graphicData uri="http://schemas.openxmlformats.org/drawingml/2006/picture">
-                      <pic:pic xmlns:pic="http://schemas.openxmlformats.org/drawingml/2006/picture">
+                      <pic:pic>
                         <pic:nvPicPr>
-                          <pic:cNvPr id="106" name="Picture 106" descr="image"/>
+                          <pic:cNvPr id="230" name="Picture 230" descr="image"/>
                           <pic:cNvPicPr>
                             <a:picLocks noChangeAspect="1"/>
                           </pic:cNvPicPr>
                         </pic:nvPicPr>
                         <pic:blipFill>
-                          <a:blip r:embed="rId5|rId13"/>
+                          <a:blip r:embed="rId5"/>
                           <a:stretch>
                             <a:fillRect/>
                           </a:stretch>
@@ -1228,7 +748,44 @@
                         <pic:spPr>
                           <a:xfrm>
                             <a:off x="0" y="0"/>
-                            <a:ext cx="2571750" cy="2857500"/>
+                            <a:ext cx="257175" cy="200025"/>
+                          </a:xfrm>
+                          <a:prstGeom prst="rect">
+                            <a:avLst/>
+                          </a:prstGeom>
+                        </pic:spPr>
+                      </pic:pic>
+                    </a:graphicData>
+                  </a:graphic>
+                </wp:inline>
+              </w:drawing>
+              <w:drawing>
+                <wp:inline distT="0" distB="0" distL="0" distR="0">
+                  <wp:extent cx="323850" cy="304800"/>
+                  <wp:effectExtent l="0" t="0" r="0" b="0"/>
+                  <wp:docPr id="231" name="Picture 231" descr="image"/>
+                  <wp:cNvGraphicFramePr>
+                    <a:graphicFrameLocks noChangeAspect="1"/>
+                  </wp:cNvGraphicFramePr>
+                  <a:graphic>
+                    <a:graphicData uri="http://schemas.openxmlformats.org/drawingml/2006/picture">
+                      <pic:pic>
+                        <pic:nvPicPr>
+                          <pic:cNvPr id="231" name="Picture 231" descr="image"/>
+                          <pic:cNvPicPr>
+                            <a:picLocks noChangeAspect="1"/>
+                          </pic:cNvPicPr>
+                        </pic:nvPicPr>
+                        <pic:blipFill>
+                          <a:blip r:embed="rId13"/>
+                          <a:stretch>
+                            <a:fillRect/>
+                          </a:stretch>
+                        </pic:blipFill>
+                        <pic:spPr>
+                          <a:xfrm>
+                            <a:off x="0" y="0"/>
+                            <a:ext cx="323850" cy="304800"/>
                           </a:xfrm>
                           <a:prstGeom prst="rect">
                             <a:avLst/>
@@ -1297,23 +854,23 @@
               </w:rPr>
               <w:drawing>
                 <wp:inline distT="0" distB="0" distL="0" distR="0">
-                  <wp:extent cx="2571750" cy="2857500"/>
+                  <wp:extent cx="257175" cy="200025"/>
                   <wp:effectExtent l="0" t="0" r="0" b="0"/>
-                  <wp:docPr id="107" name="Picture 107" descr="image"/>
+                  <wp:docPr id="232" name="Picture 232" descr="image"/>
                   <wp:cNvGraphicFramePr>
-                    <a:graphicFrameLocks xmlns:a="http://schemas.openxmlformats.org/drawingml/2006/main" noChangeAspect="1"/>
+                    <a:graphicFrameLocks noChangeAspect="1"/>
                   </wp:cNvGraphicFramePr>
-                  <a:graphic xmlns:a="http://schemas.openxmlformats.org/drawingml/2006/main">
+                  <a:graphic>
                     <a:graphicData uri="http://schemas.openxmlformats.org/drawingml/2006/picture">
-                      <pic:pic xmlns:pic="http://schemas.openxmlformats.org/drawingml/2006/picture">
+                      <pic:pic>
                         <pic:nvPicPr>
-                          <pic:cNvPr id="107" name="Picture 107" descr="image"/>
+                          <pic:cNvPr id="232" name="Picture 232" descr="image"/>
                           <pic:cNvPicPr>
                             <a:picLocks noChangeAspect="1"/>
                           </pic:cNvPicPr>
                         </pic:nvPicPr>
                         <pic:blipFill>
-                          <a:blip r:embed="rId8|rId15"/>
+                          <a:blip r:embed="rId8"/>
                           <a:stretch>
                             <a:fillRect/>
                           </a:stretch>
@@ -1321,7 +878,44 @@
                         <pic:spPr>
                           <a:xfrm>
                             <a:off x="0" y="0"/>
-                            <a:ext cx="2571750" cy="2857500"/>
+                            <a:ext cx="257175" cy="200025"/>
+                          </a:xfrm>
+                          <a:prstGeom prst="rect">
+                            <a:avLst/>
+                          </a:prstGeom>
+                        </pic:spPr>
+                      </pic:pic>
+                    </a:graphicData>
+                  </a:graphic>
+                </wp:inline>
+              </w:drawing>
+              <w:drawing>
+                <wp:inline distT="0" distB="0" distL="0" distR="0">
+                  <wp:extent cx="323850" cy="304800"/>
+                  <wp:effectExtent l="0" t="0" r="0" b="0"/>
+                  <wp:docPr id="233" name="Picture 233" descr="image"/>
+                  <wp:cNvGraphicFramePr>
+                    <a:graphicFrameLocks noChangeAspect="1"/>
+                  </wp:cNvGraphicFramePr>
+                  <a:graphic>
+                    <a:graphicData uri="http://schemas.openxmlformats.org/drawingml/2006/picture">
+                      <pic:pic>
+                        <pic:nvPicPr>
+                          <pic:cNvPr id="233" name="Picture 233" descr="image"/>
+                          <pic:cNvPicPr>
+                            <a:picLocks noChangeAspect="1"/>
+                          </pic:cNvPicPr>
+                        </pic:nvPicPr>
+                        <pic:blipFill>
+                          <a:blip r:embed="rId15"/>
+                          <a:stretch>
+                            <a:fillRect/>
+                          </a:stretch>
+                        </pic:blipFill>
+                        <pic:spPr>
+                          <a:xfrm>
+                            <a:off x="0" y="0"/>
+                            <a:ext cx="323850" cy="304800"/>
                           </a:xfrm>
                           <a:prstGeom prst="rect">
                             <a:avLst/>
@@ -1385,23 +979,23 @@
               </w:rPr>
               <w:drawing>
                 <wp:inline distT="0" distB="0" distL="0" distR="0">
-                  <wp:extent cx="2571750" cy="2857500"/>
+                  <wp:extent cx="257175" cy="200025"/>
                   <wp:effectExtent l="0" t="0" r="0" b="0"/>
-                  <wp:docPr id="108" name="Picture 108" descr="image"/>
+                  <wp:docPr id="234" name="Picture 234" descr="image"/>
                   <wp:cNvGraphicFramePr>
-                    <a:graphicFrameLocks xmlns:a="http://schemas.openxmlformats.org/drawingml/2006/main" noChangeAspect="1"/>
+                    <a:graphicFrameLocks noChangeAspect="1"/>
                   </wp:cNvGraphicFramePr>
-                  <a:graphic xmlns:a="http://schemas.openxmlformats.org/drawingml/2006/main">
+                  <a:graphic>
                     <a:graphicData uri="http://schemas.openxmlformats.org/drawingml/2006/picture">
-                      <pic:pic xmlns:pic="http://schemas.openxmlformats.org/drawingml/2006/picture">
+                      <pic:pic>
                         <pic:nvPicPr>
-                          <pic:cNvPr id="108" name="Picture 108" descr="image"/>
+                          <pic:cNvPr id="234" name="Picture 234" descr="image"/>
                           <pic:cNvPicPr>
                             <a:picLocks noChangeAspect="1"/>
                           </pic:cNvPicPr>
                         </pic:nvPicPr>
                         <pic:blipFill>
-                          <a:blip r:embed="rId5|rId17"/>
+                          <a:blip r:embed="rId5"/>
                           <a:stretch>
                             <a:fillRect/>
                           </a:stretch>
@@ -1409,7 +1003,44 @@
                         <pic:spPr>
                           <a:xfrm>
                             <a:off x="0" y="0"/>
-                            <a:ext cx="2571750" cy="2857500"/>
+                            <a:ext cx="257175" cy="200025"/>
+                          </a:xfrm>
+                          <a:prstGeom prst="rect">
+                            <a:avLst/>
+                          </a:prstGeom>
+                        </pic:spPr>
+                      </pic:pic>
+                    </a:graphicData>
+                  </a:graphic>
+                </wp:inline>
+              </w:drawing>
+              <w:drawing>
+                <wp:inline distT="0" distB="0" distL="0" distR="0">
+                  <wp:extent cx="314325" cy="238125"/>
+                  <wp:effectExtent l="0" t="0" r="0" b="0"/>
+                  <wp:docPr id="235" name="Picture 235" descr="image"/>
+                  <wp:cNvGraphicFramePr>
+                    <a:graphicFrameLocks noChangeAspect="1"/>
+                  </wp:cNvGraphicFramePr>
+                  <a:graphic>
+                    <a:graphicData uri="http://schemas.openxmlformats.org/drawingml/2006/picture">
+                      <pic:pic>
+                        <pic:nvPicPr>
+                          <pic:cNvPr id="235" name="Picture 235" descr="image"/>
+                          <pic:cNvPicPr>
+                            <a:picLocks noChangeAspect="1"/>
+                          </pic:cNvPicPr>
+                        </pic:nvPicPr>
+                        <pic:blipFill>
+                          <a:blip r:embed="rId17"/>
+                          <a:stretch>
+                            <a:fillRect/>
+                          </a:stretch>
+                        </pic:blipFill>
+                        <pic:spPr>
+                          <a:xfrm>
+                            <a:off x="0" y="0"/>
+                            <a:ext cx="314325" cy="238125"/>
                           </a:xfrm>
                           <a:prstGeom prst="rect">
                             <a:avLst/>
@@ -1948,23 +1579,23 @@
               </w:rPr>
               <w:drawing>
                 <wp:inline distT="0" distB="0" distL="0" distR="0">
-                  <wp:extent cx="2571750" cy="2857500"/>
+                  <wp:extent cx="257175" cy="200025"/>
                   <wp:effectExtent l="0" t="0" r="0" b="0"/>
-                  <wp:docPr id="114" name="Picture 114" descr="image"/>
+                  <wp:docPr id="236" name="Picture 236" descr="image"/>
                   <wp:cNvGraphicFramePr>
-                    <a:graphicFrameLocks xmlns:a="http://schemas.openxmlformats.org/drawingml/2006/main" noChangeAspect="1"/>
+                    <a:graphicFrameLocks noChangeAspect="1"/>
                   </wp:cNvGraphicFramePr>
-                  <a:graphic xmlns:a="http://schemas.openxmlformats.org/drawingml/2006/main">
+                  <a:graphic>
                     <a:graphicData uri="http://schemas.openxmlformats.org/drawingml/2006/picture">
-                      <pic:pic xmlns:pic="http://schemas.openxmlformats.org/drawingml/2006/picture">
+                      <pic:pic>
                         <pic:nvPicPr>
-                          <pic:cNvPr id="114" name="Picture 114" descr="image"/>
+                          <pic:cNvPr id="236" name="Picture 236" descr="image"/>
                           <pic:cNvPicPr>
                             <a:picLocks noChangeAspect="1"/>
                           </pic:cNvPicPr>
                         </pic:nvPicPr>
                         <pic:blipFill>
-                          <a:blip r:embed="rId5|rId24"/>
+                          <a:blip r:embed="rId5"/>
                           <a:stretch>
                             <a:fillRect/>
                           </a:stretch>
@@ -1972,7 +1603,44 @@
                         <pic:spPr>
                           <a:xfrm>
                             <a:off x="0" y="0"/>
-                            <a:ext cx="2571750" cy="2857500"/>
+                            <a:ext cx="257175" cy="200025"/>
+                          </a:xfrm>
+                          <a:prstGeom prst="rect">
+                            <a:avLst/>
+                          </a:prstGeom>
+                        </pic:spPr>
+                      </pic:pic>
+                    </a:graphicData>
+                  </a:graphic>
+                </wp:inline>
+              </w:drawing>
+              <w:drawing>
+                <wp:inline distT="0" distB="0" distL="0" distR="0">
+                  <wp:extent cx="1552575" cy="2562225"/>
+                  <wp:effectExtent l="0" t="0" r="0" b="0"/>
+                  <wp:docPr id="237" name="Picture 237" descr="image"/>
+                  <wp:cNvGraphicFramePr>
+                    <a:graphicFrameLocks noChangeAspect="1"/>
+                  </wp:cNvGraphicFramePr>
+                  <a:graphic>
+                    <a:graphicData uri="http://schemas.openxmlformats.org/drawingml/2006/picture">
+                      <pic:pic>
+                        <pic:nvPicPr>
+                          <pic:cNvPr id="237" name="Picture 237" descr="image"/>
+                          <pic:cNvPicPr>
+                            <a:picLocks noChangeAspect="1"/>
+                          </pic:cNvPicPr>
+                        </pic:nvPicPr>
+                        <pic:blipFill>
+                          <a:blip r:embed="rId24"/>
+                          <a:stretch>
+                            <a:fillRect/>
+                          </a:stretch>
+                        </pic:blipFill>
+                        <pic:spPr>
+                          <a:xfrm>
+                            <a:off x="0" y="0"/>
+                            <a:ext cx="1552575" cy="2562225"/>
                           </a:xfrm>
                           <a:prstGeom prst="rect">
                             <a:avLst/>
@@ -2036,23 +1704,23 @@
               </w:rPr>
               <w:drawing>
                 <wp:inline distT="0" distB="0" distL="0" distR="0">
-                  <wp:extent cx="2571750" cy="2857500"/>
+                  <wp:extent cx="257175" cy="200025"/>
                   <wp:effectExtent l="0" t="0" r="0" b="0"/>
-                  <wp:docPr id="115" name="Picture 115" descr="image"/>
+                  <wp:docPr id="238" name="Picture 238" descr="image"/>
                   <wp:cNvGraphicFramePr>
-                    <a:graphicFrameLocks xmlns:a="http://schemas.openxmlformats.org/drawingml/2006/main" noChangeAspect="1"/>
+                    <a:graphicFrameLocks noChangeAspect="1"/>
                   </wp:cNvGraphicFramePr>
-                  <a:graphic xmlns:a="http://schemas.openxmlformats.org/drawingml/2006/main">
+                  <a:graphic>
                     <a:graphicData uri="http://schemas.openxmlformats.org/drawingml/2006/picture">
-                      <pic:pic xmlns:pic="http://schemas.openxmlformats.org/drawingml/2006/picture">
+                      <pic:pic>
                         <pic:nvPicPr>
-                          <pic:cNvPr id="115" name="Picture 115" descr="image"/>
+                          <pic:cNvPr id="238" name="Picture 238" descr="image"/>
                           <pic:cNvPicPr>
                             <a:picLocks noChangeAspect="1"/>
                           </pic:cNvPicPr>
                         </pic:nvPicPr>
                         <pic:blipFill>
-                          <a:blip r:embed="rId8|rId26"/>
+                          <a:blip r:embed="rId8"/>
                           <a:stretch>
                             <a:fillRect/>
                           </a:stretch>
@@ -2060,7 +1728,44 @@
                         <pic:spPr>
                           <a:xfrm>
                             <a:off x="0" y="0"/>
-                            <a:ext cx="2571750" cy="2857500"/>
+                            <a:ext cx="257175" cy="200025"/>
+                          </a:xfrm>
+                          <a:prstGeom prst="rect">
+                            <a:avLst/>
+                          </a:prstGeom>
+                        </pic:spPr>
+                      </pic:pic>
+                    </a:graphicData>
+                  </a:graphic>
+                </wp:inline>
+              </w:drawing>
+              <w:drawing>
+                <wp:inline distT="0" distB="0" distL="0" distR="0">
+                  <wp:extent cx="1533525" cy="2552700"/>
+                  <wp:effectExtent l="0" t="0" r="0" b="0"/>
+                  <wp:docPr id="239" name="Picture 239" descr="image"/>
+                  <wp:cNvGraphicFramePr>
+                    <a:graphicFrameLocks noChangeAspect="1"/>
+                  </wp:cNvGraphicFramePr>
+                  <a:graphic>
+                    <a:graphicData uri="http://schemas.openxmlformats.org/drawingml/2006/picture">
+                      <pic:pic>
+                        <pic:nvPicPr>
+                          <pic:cNvPr id="239" name="Picture 239" descr="image"/>
+                          <pic:cNvPicPr>
+                            <a:picLocks noChangeAspect="1"/>
+                          </pic:cNvPicPr>
+                        </pic:nvPicPr>
+                        <pic:blipFill>
+                          <a:blip r:embed="rId26"/>
+                          <a:stretch>
+                            <a:fillRect/>
+                          </a:stretch>
+                        </pic:blipFill>
+                        <pic:spPr>
+                          <a:xfrm>
+                            <a:off x="0" y="0"/>
+                            <a:ext cx="1533525" cy="2552700"/>
                           </a:xfrm>
                           <a:prstGeom prst="rect">
                             <a:avLst/>
@@ -2129,23 +1834,23 @@
               </w:rPr>
               <w:drawing>
                 <wp:inline distT="0" distB="0" distL="0" distR="0">
-                  <wp:extent cx="2571750" cy="2857500"/>
+                  <wp:extent cx="257175" cy="200025"/>
                   <wp:effectExtent l="0" t="0" r="0" b="0"/>
-                  <wp:docPr id="116" name="Picture 116" descr="image"/>
+                  <wp:docPr id="240" name="Picture 240" descr="image"/>
                   <wp:cNvGraphicFramePr>
-                    <a:graphicFrameLocks xmlns:a="http://schemas.openxmlformats.org/drawingml/2006/main" noChangeAspect="1"/>
+                    <a:graphicFrameLocks noChangeAspect="1"/>
                   </wp:cNvGraphicFramePr>
-                  <a:graphic xmlns:a="http://schemas.openxmlformats.org/drawingml/2006/main">
+                  <a:graphic>
                     <a:graphicData uri="http://schemas.openxmlformats.org/drawingml/2006/picture">
-                      <pic:pic xmlns:pic="http://schemas.openxmlformats.org/drawingml/2006/picture">
+                      <pic:pic>
                         <pic:nvPicPr>
-                          <pic:cNvPr id="116" name="Picture 116" descr="image"/>
+                          <pic:cNvPr id="240" name="Picture 240" descr="image"/>
                           <pic:cNvPicPr>
                             <a:picLocks noChangeAspect="1"/>
                           </pic:cNvPicPr>
                         </pic:nvPicPr>
                         <pic:blipFill>
-                          <a:blip r:embed="rId5|rId28"/>
+                          <a:blip r:embed="rId5"/>
                           <a:stretch>
                             <a:fillRect/>
                           </a:stretch>
@@ -2153,7 +1858,44 @@
                         <pic:spPr>
                           <a:xfrm>
                             <a:off x="0" y="0"/>
-                            <a:ext cx="2571750" cy="2857500"/>
+                            <a:ext cx="257175" cy="200025"/>
+                          </a:xfrm>
+                          <a:prstGeom prst="rect">
+                            <a:avLst/>
+                          </a:prstGeom>
+                        </pic:spPr>
+                      </pic:pic>
+                    </a:graphicData>
+                  </a:graphic>
+                </wp:inline>
+              </w:drawing>
+              <w:drawing>
+                <wp:inline distT="0" distB="0" distL="0" distR="0">
+                  <wp:extent cx="1571625" cy="2533650"/>
+                  <wp:effectExtent l="0" t="0" r="0" b="0"/>
+                  <wp:docPr id="241" name="Picture 241" descr="image"/>
+                  <wp:cNvGraphicFramePr>
+                    <a:graphicFrameLocks noChangeAspect="1"/>
+                  </wp:cNvGraphicFramePr>
+                  <a:graphic>
+                    <a:graphicData uri="http://schemas.openxmlformats.org/drawingml/2006/picture">
+                      <pic:pic>
+                        <pic:nvPicPr>
+                          <pic:cNvPr id="241" name="Picture 241" descr="image"/>
+                          <pic:cNvPicPr>
+                            <a:picLocks noChangeAspect="1"/>
+                          </pic:cNvPicPr>
+                        </pic:nvPicPr>
+                        <pic:blipFill>
+                          <a:blip r:embed="rId28"/>
+                          <a:stretch>
+                            <a:fillRect/>
+                          </a:stretch>
+                        </pic:blipFill>
+                        <pic:spPr>
+                          <a:xfrm>
+                            <a:off x="0" y="0"/>
+                            <a:ext cx="1571625" cy="2533650"/>
                           </a:xfrm>
                           <a:prstGeom prst="rect">
                             <a:avLst/>
@@ -2217,23 +1959,23 @@
               </w:rPr>
               <w:drawing>
                 <wp:inline distT="0" distB="0" distL="0" distR="0">
-                  <wp:extent cx="2571750" cy="2857500"/>
+                  <wp:extent cx="257175" cy="200025"/>
                   <wp:effectExtent l="0" t="0" r="0" b="0"/>
-                  <wp:docPr id="117" name="Picture 117" descr="image"/>
+                  <wp:docPr id="242" name="Picture 242" descr="image"/>
                   <wp:cNvGraphicFramePr>
-                    <a:graphicFrameLocks xmlns:a="http://schemas.openxmlformats.org/drawingml/2006/main" noChangeAspect="1"/>
+                    <a:graphicFrameLocks noChangeAspect="1"/>
                   </wp:cNvGraphicFramePr>
-                  <a:graphic xmlns:a="http://schemas.openxmlformats.org/drawingml/2006/main">
+                  <a:graphic>
                     <a:graphicData uri="http://schemas.openxmlformats.org/drawingml/2006/picture">
-                      <pic:pic xmlns:pic="http://schemas.openxmlformats.org/drawingml/2006/picture">
+                      <pic:pic>
                         <pic:nvPicPr>
-                          <pic:cNvPr id="117" name="Picture 117" descr="image"/>
+                          <pic:cNvPr id="242" name="Picture 242" descr="image"/>
                           <pic:cNvPicPr>
                             <a:picLocks noChangeAspect="1"/>
                           </pic:cNvPicPr>
                         </pic:nvPicPr>
                         <pic:blipFill>
-                          <a:blip r:embed="rId5|rId30"/>
+                          <a:blip r:embed="rId5"/>
                           <a:stretch>
                             <a:fillRect/>
                           </a:stretch>
@@ -2241,7 +1983,44 @@
                         <pic:spPr>
                           <a:xfrm>
                             <a:off x="0" y="0"/>
-                            <a:ext cx="2571750" cy="2857500"/>
+                            <a:ext cx="257175" cy="200025"/>
+                          </a:xfrm>
+                          <a:prstGeom prst="rect">
+                            <a:avLst/>
+                          </a:prstGeom>
+                        </pic:spPr>
+                      </pic:pic>
+                    </a:graphicData>
+                  </a:graphic>
+                </wp:inline>
+              </w:drawing>
+              <w:drawing>
+                <wp:inline distT="0" distB="0" distL="0" distR="0">
+                  <wp:extent cx="1552575" cy="2581275"/>
+                  <wp:effectExtent l="0" t="0" r="0" b="0"/>
+                  <wp:docPr id="243" name="Picture 243" descr="image"/>
+                  <wp:cNvGraphicFramePr>
+                    <a:graphicFrameLocks noChangeAspect="1"/>
+                  </wp:cNvGraphicFramePr>
+                  <a:graphic>
+                    <a:graphicData uri="http://schemas.openxmlformats.org/drawingml/2006/picture">
+                      <pic:pic>
+                        <pic:nvPicPr>
+                          <pic:cNvPr id="243" name="Picture 243" descr="image"/>
+                          <pic:cNvPicPr>
+                            <a:picLocks noChangeAspect="1"/>
+                          </pic:cNvPicPr>
+                        </pic:nvPicPr>
+                        <pic:blipFill>
+                          <a:blip r:embed="rId30"/>
+                          <a:stretch>
+                            <a:fillRect/>
+                          </a:stretch>
+                        </pic:blipFill>
+                        <pic:spPr>
+                          <a:xfrm>
+                            <a:off x="0" y="0"/>
+                            <a:ext cx="1552575" cy="2581275"/>
                           </a:xfrm>
                           <a:prstGeom prst="rect">
                             <a:avLst/>
@@ -2780,23 +2559,23 @@
               </w:rPr>
               <w:drawing>
                 <wp:inline distT="0" distB="0" distL="0" distR="0">
-                  <wp:extent cx="2571750" cy="2857500"/>
+                  <wp:extent cx="257175" cy="200025"/>
                   <wp:effectExtent l="0" t="0" r="0" b="0"/>
-                  <wp:docPr id="123" name="Picture 123" descr="image"/>
+                  <wp:docPr id="244" name="Picture 244" descr="image"/>
                   <wp:cNvGraphicFramePr>
-                    <a:graphicFrameLocks xmlns:a="http://schemas.openxmlformats.org/drawingml/2006/main" noChangeAspect="1"/>
+                    <a:graphicFrameLocks noChangeAspect="1"/>
                   </wp:cNvGraphicFramePr>
-                  <a:graphic xmlns:a="http://schemas.openxmlformats.org/drawingml/2006/main">
+                  <a:graphic>
                     <a:graphicData uri="http://schemas.openxmlformats.org/drawingml/2006/picture">
-                      <pic:pic xmlns:pic="http://schemas.openxmlformats.org/drawingml/2006/picture">
+                      <pic:pic>
                         <pic:nvPicPr>
-                          <pic:cNvPr id="123" name="Picture 123" descr="image"/>
+                          <pic:cNvPr id="244" name="Picture 244" descr="image"/>
                           <pic:cNvPicPr>
                             <a:picLocks noChangeAspect="1"/>
                           </pic:cNvPicPr>
                         </pic:nvPicPr>
                         <pic:blipFill>
-                          <a:blip r:embed="rId8|rId37"/>
+                          <a:blip r:embed="rId8"/>
                           <a:stretch>
                             <a:fillRect/>
                           </a:stretch>
@@ -2804,7 +2583,44 @@
                         <pic:spPr>
                           <a:xfrm>
                             <a:off x="0" y="0"/>
-                            <a:ext cx="2571750" cy="2857500"/>
+                            <a:ext cx="257175" cy="200025"/>
+                          </a:xfrm>
+                          <a:prstGeom prst="rect">
+                            <a:avLst/>
+                          </a:prstGeom>
+                        </pic:spPr>
+                      </pic:pic>
+                    </a:graphicData>
+                  </a:graphic>
+                </wp:inline>
+              </w:drawing>
+              <w:drawing>
+                <wp:inline distT="0" distB="0" distL="0" distR="0">
+                  <wp:extent cx="447675" cy="381000"/>
+                  <wp:effectExtent l="0" t="0" r="0" b="0"/>
+                  <wp:docPr id="245" name="Picture 245" descr="image"/>
+                  <wp:cNvGraphicFramePr>
+                    <a:graphicFrameLocks noChangeAspect="1"/>
+                  </wp:cNvGraphicFramePr>
+                  <a:graphic>
+                    <a:graphicData uri="http://schemas.openxmlformats.org/drawingml/2006/picture">
+                      <pic:pic>
+                        <pic:nvPicPr>
+                          <pic:cNvPr id="245" name="Picture 245" descr="image"/>
+                          <pic:cNvPicPr>
+                            <a:picLocks noChangeAspect="1"/>
+                          </pic:cNvPicPr>
+                        </pic:nvPicPr>
+                        <pic:blipFill>
+                          <a:blip r:embed="rId37"/>
+                          <a:stretch>
+                            <a:fillRect/>
+                          </a:stretch>
+                        </pic:blipFill>
+                        <pic:spPr>
+                          <a:xfrm>
+                            <a:off x="0" y="0"/>
+                            <a:ext cx="447675" cy="381000"/>
                           </a:xfrm>
                           <a:prstGeom prst="rect">
                             <a:avLst/>
@@ -2868,23 +2684,23 @@
               </w:rPr>
               <w:drawing>
                 <wp:inline distT="0" distB="0" distL="0" distR="0">
-                  <wp:extent cx="2571750" cy="2857500"/>
+                  <wp:extent cx="257175" cy="200025"/>
                   <wp:effectExtent l="0" t="0" r="0" b="0"/>
-                  <wp:docPr id="124" name="Picture 124" descr="image"/>
+                  <wp:docPr id="246" name="Picture 246" descr="image"/>
                   <wp:cNvGraphicFramePr>
-                    <a:graphicFrameLocks xmlns:a="http://schemas.openxmlformats.org/drawingml/2006/main" noChangeAspect="1"/>
+                    <a:graphicFrameLocks noChangeAspect="1"/>
                   </wp:cNvGraphicFramePr>
-                  <a:graphic xmlns:a="http://schemas.openxmlformats.org/drawingml/2006/main">
+                  <a:graphic>
                     <a:graphicData uri="http://schemas.openxmlformats.org/drawingml/2006/picture">
-                      <pic:pic xmlns:pic="http://schemas.openxmlformats.org/drawingml/2006/picture">
+                      <pic:pic>
                         <pic:nvPicPr>
-                          <pic:cNvPr id="124" name="Picture 124" descr="image"/>
+                          <pic:cNvPr id="246" name="Picture 246" descr="image"/>
                           <pic:cNvPicPr>
                             <a:picLocks noChangeAspect="1"/>
                           </pic:cNvPicPr>
                         </pic:nvPicPr>
                         <pic:blipFill>
-                          <a:blip r:embed="rId5|rId39"/>
+                          <a:blip r:embed="rId5"/>
                           <a:stretch>
                             <a:fillRect/>
                           </a:stretch>
@@ -2892,7 +2708,44 @@
                         <pic:spPr>
                           <a:xfrm>
                             <a:off x="0" y="0"/>
-                            <a:ext cx="2571750" cy="2857500"/>
+                            <a:ext cx="257175" cy="200025"/>
+                          </a:xfrm>
+                          <a:prstGeom prst="rect">
+                            <a:avLst/>
+                          </a:prstGeom>
+                        </pic:spPr>
+                      </pic:pic>
+                    </a:graphicData>
+                  </a:graphic>
+                </wp:inline>
+              </w:drawing>
+              <w:drawing>
+                <wp:inline distT="0" distB="0" distL="0" distR="0">
+                  <wp:extent cx="552450" cy="495300"/>
+                  <wp:effectExtent l="0" t="0" r="0" b="0"/>
+                  <wp:docPr id="247" name="Picture 247" descr="image"/>
+                  <wp:cNvGraphicFramePr>
+                    <a:graphicFrameLocks noChangeAspect="1"/>
+                  </wp:cNvGraphicFramePr>
+                  <a:graphic>
+                    <a:graphicData uri="http://schemas.openxmlformats.org/drawingml/2006/picture">
+                      <pic:pic>
+                        <pic:nvPicPr>
+                          <pic:cNvPr id="247" name="Picture 247" descr="image"/>
+                          <pic:cNvPicPr>
+                            <a:picLocks noChangeAspect="1"/>
+                          </pic:cNvPicPr>
+                        </pic:nvPicPr>
+                        <pic:blipFill>
+                          <a:blip r:embed="rId39"/>
+                          <a:stretch>
+                            <a:fillRect/>
+                          </a:stretch>
+                        </pic:blipFill>
+                        <pic:spPr>
+                          <a:xfrm>
+                            <a:off x="0" y="0"/>
+                            <a:ext cx="552450" cy="495300"/>
                           </a:xfrm>
                           <a:prstGeom prst="rect">
                             <a:avLst/>
@@ -2961,23 +2814,23 @@
               </w:rPr>
               <w:drawing>
                 <wp:inline distT="0" distB="0" distL="0" distR="0">
-                  <wp:extent cx="2571750" cy="2857500"/>
+                  <wp:extent cx="257175" cy="200025"/>
                   <wp:effectExtent l="0" t="0" r="0" b="0"/>
-                  <wp:docPr id="125" name="Picture 125" descr="image"/>
+                  <wp:docPr id="248" name="Picture 248" descr="image"/>
                   <wp:cNvGraphicFramePr>
-                    <a:graphicFrameLocks xmlns:a="http://schemas.openxmlformats.org/drawingml/2006/main" noChangeAspect="1"/>
+                    <a:graphicFrameLocks noChangeAspect="1"/>
                   </wp:cNvGraphicFramePr>
-                  <a:graphic xmlns:a="http://schemas.openxmlformats.org/drawingml/2006/main">
+                  <a:graphic>
                     <a:graphicData uri="http://schemas.openxmlformats.org/drawingml/2006/picture">
-                      <pic:pic xmlns:pic="http://schemas.openxmlformats.org/drawingml/2006/picture">
+                      <pic:pic>
                         <pic:nvPicPr>
-                          <pic:cNvPr id="125" name="Picture 125" descr="image"/>
+                          <pic:cNvPr id="248" name="Picture 248" descr="image"/>
                           <pic:cNvPicPr>
                             <a:picLocks noChangeAspect="1"/>
                           </pic:cNvPicPr>
                         </pic:nvPicPr>
                         <pic:blipFill>
-                          <a:blip r:embed="rId5|rId41"/>
+                          <a:blip r:embed="rId5"/>
                           <a:stretch>
                             <a:fillRect/>
                           </a:stretch>
@@ -2985,7 +2838,44 @@
                         <pic:spPr>
                           <a:xfrm>
                             <a:off x="0" y="0"/>
-                            <a:ext cx="2571750" cy="2857500"/>
+                            <a:ext cx="257175" cy="200025"/>
+                          </a:xfrm>
+                          <a:prstGeom prst="rect">
+                            <a:avLst/>
+                          </a:prstGeom>
+                        </pic:spPr>
+                      </pic:pic>
+                    </a:graphicData>
+                  </a:graphic>
+                </wp:inline>
+              </w:drawing>
+              <w:drawing>
+                <wp:inline distT="0" distB="0" distL="0" distR="0">
+                  <wp:extent cx="533400" cy="514350"/>
+                  <wp:effectExtent l="0" t="0" r="0" b="0"/>
+                  <wp:docPr id="249" name="Picture 249" descr="image"/>
+                  <wp:cNvGraphicFramePr>
+                    <a:graphicFrameLocks noChangeAspect="1"/>
+                  </wp:cNvGraphicFramePr>
+                  <a:graphic>
+                    <a:graphicData uri="http://schemas.openxmlformats.org/drawingml/2006/picture">
+                      <pic:pic>
+                        <pic:nvPicPr>
+                          <pic:cNvPr id="249" name="Picture 249" descr="image"/>
+                          <pic:cNvPicPr>
+                            <a:picLocks noChangeAspect="1"/>
+                          </pic:cNvPicPr>
+                        </pic:nvPicPr>
+                        <pic:blipFill>
+                          <a:blip r:embed="rId41"/>
+                          <a:stretch>
+                            <a:fillRect/>
+                          </a:stretch>
+                        </pic:blipFill>
+                        <pic:spPr>
+                          <a:xfrm>
+                            <a:off x="0" y="0"/>
+                            <a:ext cx="533400" cy="514350"/>
                           </a:xfrm>
                           <a:prstGeom prst="rect">
                             <a:avLst/>
@@ -3049,23 +2939,23 @@
               </w:rPr>
               <w:drawing>
                 <wp:inline distT="0" distB="0" distL="0" distR="0">
-                  <wp:extent cx="2571750" cy="2857500"/>
+                  <wp:extent cx="257175" cy="200025"/>
                   <wp:effectExtent l="0" t="0" r="0" b="0"/>
-                  <wp:docPr id="126" name="Picture 126" descr="image"/>
+                  <wp:docPr id="250" name="Picture 250" descr="image"/>
                   <wp:cNvGraphicFramePr>
-                    <a:graphicFrameLocks xmlns:a="http://schemas.openxmlformats.org/drawingml/2006/main" noChangeAspect="1"/>
+                    <a:graphicFrameLocks noChangeAspect="1"/>
                   </wp:cNvGraphicFramePr>
-                  <a:graphic xmlns:a="http://schemas.openxmlformats.org/drawingml/2006/main">
+                  <a:graphic>
                     <a:graphicData uri="http://schemas.openxmlformats.org/drawingml/2006/picture">
-                      <pic:pic xmlns:pic="http://schemas.openxmlformats.org/drawingml/2006/picture">
+                      <pic:pic>
                         <pic:nvPicPr>
-                          <pic:cNvPr id="126" name="Picture 126" descr="image"/>
+                          <pic:cNvPr id="250" name="Picture 250" descr="image"/>
                           <pic:cNvPicPr>
                             <a:picLocks noChangeAspect="1"/>
                           </pic:cNvPicPr>
                         </pic:nvPicPr>
                         <pic:blipFill>
-                          <a:blip r:embed="rId5|rId43"/>
+                          <a:blip r:embed="rId5"/>
                           <a:stretch>
                             <a:fillRect/>
                           </a:stretch>
@@ -3073,7 +2963,44 @@
                         <pic:spPr>
                           <a:xfrm>
                             <a:off x="0" y="0"/>
-                            <a:ext cx="2571750" cy="2857500"/>
+                            <a:ext cx="257175" cy="200025"/>
+                          </a:xfrm>
+                          <a:prstGeom prst="rect">
+                            <a:avLst/>
+                          </a:prstGeom>
+                        </pic:spPr>
+                      </pic:pic>
+                    </a:graphicData>
+                  </a:graphic>
+                </wp:inline>
+              </w:drawing>
+              <w:drawing>
+                <wp:inline distT="0" distB="0" distL="0" distR="0">
+                  <wp:extent cx="866775" cy="390525"/>
+                  <wp:effectExtent l="0" t="0" r="0" b="0"/>
+                  <wp:docPr id="251" name="Picture 251" descr="image"/>
+                  <wp:cNvGraphicFramePr>
+                    <a:graphicFrameLocks noChangeAspect="1"/>
+                  </wp:cNvGraphicFramePr>
+                  <a:graphic>
+                    <a:graphicData uri="http://schemas.openxmlformats.org/drawingml/2006/picture">
+                      <pic:pic>
+                        <pic:nvPicPr>
+                          <pic:cNvPr id="251" name="Picture 251" descr="image"/>
+                          <pic:cNvPicPr>
+                            <a:picLocks noChangeAspect="1"/>
+                          </pic:cNvPicPr>
+                        </pic:nvPicPr>
+                        <pic:blipFill>
+                          <a:blip r:embed="rId43"/>
+                          <a:stretch>
+                            <a:fillRect/>
+                          </a:stretch>
+                        </pic:blipFill>
+                        <pic:spPr>
+                          <a:xfrm>
+                            <a:off x="0" y="0"/>
+                            <a:ext cx="866775" cy="390525"/>
                           </a:xfrm>
                           <a:prstGeom prst="rect">
                             <a:avLst/>
@@ -3258,23 +3185,23 @@
               </w:rPr>
               <w:drawing>
                 <wp:inline distT="0" distB="0" distL="0" distR="0">
-                  <wp:extent cx="2571750" cy="2857500"/>
+                  <wp:extent cx="257175" cy="200025"/>
                   <wp:effectExtent l="0" t="0" r="0" b="0"/>
-                  <wp:docPr id="128" name="Picture 128" descr="image"/>
+                  <wp:docPr id="252" name="Picture 252" descr="image"/>
                   <wp:cNvGraphicFramePr>
-                    <a:graphicFrameLocks xmlns:a="http://schemas.openxmlformats.org/drawingml/2006/main" noChangeAspect="1"/>
+                    <a:graphicFrameLocks noChangeAspect="1"/>
                   </wp:cNvGraphicFramePr>
-                  <a:graphic xmlns:a="http://schemas.openxmlformats.org/drawingml/2006/main">
+                  <a:graphic>
                     <a:graphicData uri="http://schemas.openxmlformats.org/drawingml/2006/picture">
-                      <pic:pic xmlns:pic="http://schemas.openxmlformats.org/drawingml/2006/picture">
+                      <pic:pic>
                         <pic:nvPicPr>
-                          <pic:cNvPr id="128" name="Picture 128" descr="image"/>
+                          <pic:cNvPr id="252" name="Picture 252" descr="image"/>
                           <pic:cNvPicPr>
                             <a:picLocks noChangeAspect="1"/>
                           </pic:cNvPicPr>
                         </pic:nvPicPr>
                         <pic:blipFill>
-                          <a:blip r:embed="rId5|rId46"/>
+                          <a:blip r:embed="rId5"/>
                           <a:stretch>
                             <a:fillRect/>
                           </a:stretch>
@@ -3282,7 +3209,44 @@
                         <pic:spPr>
                           <a:xfrm>
                             <a:off x="0" y="0"/>
-                            <a:ext cx="2571750" cy="2857500"/>
+                            <a:ext cx="257175" cy="200025"/>
+                          </a:xfrm>
+                          <a:prstGeom prst="rect">
+                            <a:avLst/>
+                          </a:prstGeom>
+                        </pic:spPr>
+                      </pic:pic>
+                    </a:graphicData>
+                  </a:graphic>
+                </wp:inline>
+              </w:drawing>
+              <w:drawing>
+                <wp:inline distT="0" distB="0" distL="0" distR="0">
+                  <wp:extent cx="1019175" cy="609600"/>
+                  <wp:effectExtent l="0" t="0" r="0" b="0"/>
+                  <wp:docPr id="253" name="Picture 253" descr="image"/>
+                  <wp:cNvGraphicFramePr>
+                    <a:graphicFrameLocks noChangeAspect="1"/>
+                  </wp:cNvGraphicFramePr>
+                  <a:graphic>
+                    <a:graphicData uri="http://schemas.openxmlformats.org/drawingml/2006/picture">
+                      <pic:pic>
+                        <pic:nvPicPr>
+                          <pic:cNvPr id="253" name="Picture 253" descr="image"/>
+                          <pic:cNvPicPr>
+                            <a:picLocks noChangeAspect="1"/>
+                          </pic:cNvPicPr>
+                        </pic:nvPicPr>
+                        <pic:blipFill>
+                          <a:blip r:embed="rId46"/>
+                          <a:stretch>
+                            <a:fillRect/>
+                          </a:stretch>
+                        </pic:blipFill>
+                        <pic:spPr>
+                          <a:xfrm>
+                            <a:off x="0" y="0"/>
+                            <a:ext cx="1019175" cy="609600"/>
                           </a:xfrm>
                           <a:prstGeom prst="rect">
                             <a:avLst/>
@@ -3346,23 +3310,23 @@
               </w:rPr>
               <w:drawing>
                 <wp:inline distT="0" distB="0" distL="0" distR="0">
-                  <wp:extent cx="2571750" cy="2857500"/>
+                  <wp:extent cx="257175" cy="200025"/>
                   <wp:effectExtent l="0" t="0" r="0" b="0"/>
-                  <wp:docPr id="129" name="Picture 129" descr="image"/>
+                  <wp:docPr id="254" name="Picture 254" descr="image"/>
                   <wp:cNvGraphicFramePr>
-                    <a:graphicFrameLocks xmlns:a="http://schemas.openxmlformats.org/drawingml/2006/main" noChangeAspect="1"/>
+                    <a:graphicFrameLocks noChangeAspect="1"/>
                   </wp:cNvGraphicFramePr>
-                  <a:graphic xmlns:a="http://schemas.openxmlformats.org/drawingml/2006/main">
+                  <a:graphic>
                     <a:graphicData uri="http://schemas.openxmlformats.org/drawingml/2006/picture">
-                      <pic:pic xmlns:pic="http://schemas.openxmlformats.org/drawingml/2006/picture">
+                      <pic:pic>
                         <pic:nvPicPr>
-                          <pic:cNvPr id="129" name="Picture 129" descr="image"/>
+                          <pic:cNvPr id="254" name="Picture 254" descr="image"/>
                           <pic:cNvPicPr>
                             <a:picLocks noChangeAspect="1"/>
                           </pic:cNvPicPr>
                         </pic:nvPicPr>
                         <pic:blipFill>
-                          <a:blip r:embed="rId5|rId48"/>
+                          <a:blip r:embed="rId5"/>
                           <a:stretch>
                             <a:fillRect/>
                           </a:stretch>
@@ -3370,7 +3334,44 @@
                         <pic:spPr>
                           <a:xfrm>
                             <a:off x="0" y="0"/>
-                            <a:ext cx="2571750" cy="2857500"/>
+                            <a:ext cx="257175" cy="200025"/>
+                          </a:xfrm>
+                          <a:prstGeom prst="rect">
+                            <a:avLst/>
+                          </a:prstGeom>
+                        </pic:spPr>
+                      </pic:pic>
+                    </a:graphicData>
+                  </a:graphic>
+                </wp:inline>
+              </w:drawing>
+              <w:drawing>
+                <wp:inline distT="0" distB="0" distL="0" distR="0">
+                  <wp:extent cx="1000125" cy="609600"/>
+                  <wp:effectExtent l="0" t="0" r="0" b="0"/>
+                  <wp:docPr id="255" name="Picture 255" descr="image"/>
+                  <wp:cNvGraphicFramePr>
+                    <a:graphicFrameLocks noChangeAspect="1"/>
+                  </wp:cNvGraphicFramePr>
+                  <a:graphic>
+                    <a:graphicData uri="http://schemas.openxmlformats.org/drawingml/2006/picture">
+                      <pic:pic>
+                        <pic:nvPicPr>
+                          <pic:cNvPr id="255" name="Picture 255" descr="image"/>
+                          <pic:cNvPicPr>
+                            <a:picLocks noChangeAspect="1"/>
+                          </pic:cNvPicPr>
+                        </pic:nvPicPr>
+                        <pic:blipFill>
+                          <a:blip r:embed="rId48"/>
+                          <a:stretch>
+                            <a:fillRect/>
+                          </a:stretch>
+                        </pic:blipFill>
+                        <pic:spPr>
+                          <a:xfrm>
+                            <a:off x="0" y="0"/>
+                            <a:ext cx="1000125" cy="609600"/>
                           </a:xfrm>
                           <a:prstGeom prst="rect">
                             <a:avLst/>
@@ -3439,23 +3440,23 @@
               </w:rPr>
               <w:drawing>
                 <wp:inline distT="0" distB="0" distL="0" distR="0">
-                  <wp:extent cx="2571750" cy="2857500"/>
+                  <wp:extent cx="257175" cy="200025"/>
                   <wp:effectExtent l="0" t="0" r="0" b="0"/>
-                  <wp:docPr id="130" name="Picture 130" descr="image"/>
+                  <wp:docPr id="256" name="Picture 256" descr="image"/>
                   <wp:cNvGraphicFramePr>
-                    <a:graphicFrameLocks xmlns:a="http://schemas.openxmlformats.org/drawingml/2006/main" noChangeAspect="1"/>
+                    <a:graphicFrameLocks noChangeAspect="1"/>
                   </wp:cNvGraphicFramePr>
-                  <a:graphic xmlns:a="http://schemas.openxmlformats.org/drawingml/2006/main">
+                  <a:graphic>
                     <a:graphicData uri="http://schemas.openxmlformats.org/drawingml/2006/picture">
-                      <pic:pic xmlns:pic="http://schemas.openxmlformats.org/drawingml/2006/picture">
+                      <pic:pic>
                         <pic:nvPicPr>
-                          <pic:cNvPr id="130" name="Picture 130" descr="image"/>
+                          <pic:cNvPr id="256" name="Picture 256" descr="image"/>
                           <pic:cNvPicPr>
                             <a:picLocks noChangeAspect="1"/>
                           </pic:cNvPicPr>
                         </pic:nvPicPr>
                         <pic:blipFill>
-                          <a:blip r:embed="rId8|rId50"/>
+                          <a:blip r:embed="rId8"/>
                           <a:stretch>
                             <a:fillRect/>
                           </a:stretch>
@@ -3463,7 +3464,44 @@
                         <pic:spPr>
                           <a:xfrm>
                             <a:off x="0" y="0"/>
-                            <a:ext cx="2571750" cy="2857500"/>
+                            <a:ext cx="257175" cy="200025"/>
+                          </a:xfrm>
+                          <a:prstGeom prst="rect">
+                            <a:avLst/>
+                          </a:prstGeom>
+                        </pic:spPr>
+                      </pic:pic>
+                    </a:graphicData>
+                  </a:graphic>
+                </wp:inline>
+              </w:drawing>
+              <w:drawing>
+                <wp:inline distT="0" distB="0" distL="0" distR="0">
+                  <wp:extent cx="1838325" cy="619125"/>
+                  <wp:effectExtent l="0" t="0" r="0" b="0"/>
+                  <wp:docPr id="257" name="Picture 257" descr="image"/>
+                  <wp:cNvGraphicFramePr>
+                    <a:graphicFrameLocks noChangeAspect="1"/>
+                  </wp:cNvGraphicFramePr>
+                  <a:graphic>
+                    <a:graphicData uri="http://schemas.openxmlformats.org/drawingml/2006/picture">
+                      <pic:pic>
+                        <pic:nvPicPr>
+                          <pic:cNvPr id="257" name="Picture 257" descr="image"/>
+                          <pic:cNvPicPr>
+                            <a:picLocks noChangeAspect="1"/>
+                          </pic:cNvPicPr>
+                        </pic:nvPicPr>
+                        <pic:blipFill>
+                          <a:blip r:embed="rId50"/>
+                          <a:stretch>
+                            <a:fillRect/>
+                          </a:stretch>
+                        </pic:blipFill>
+                        <pic:spPr>
+                          <a:xfrm>
+                            <a:off x="0" y="0"/>
+                            <a:ext cx="1838325" cy="619125"/>
                           </a:xfrm>
                           <a:prstGeom prst="rect">
                             <a:avLst/>
@@ -3527,23 +3565,23 @@
               </w:rPr>
               <w:drawing>
                 <wp:inline distT="0" distB="0" distL="0" distR="0">
-                  <wp:extent cx="2571750" cy="2857500"/>
+                  <wp:extent cx="257175" cy="200025"/>
                   <wp:effectExtent l="0" t="0" r="0" b="0"/>
-                  <wp:docPr id="131" name="Picture 131" descr="image"/>
+                  <wp:docPr id="258" name="Picture 258" descr="image"/>
                   <wp:cNvGraphicFramePr>
-                    <a:graphicFrameLocks xmlns:a="http://schemas.openxmlformats.org/drawingml/2006/main" noChangeAspect="1"/>
+                    <a:graphicFrameLocks noChangeAspect="1"/>
                   </wp:cNvGraphicFramePr>
-                  <a:graphic xmlns:a="http://schemas.openxmlformats.org/drawingml/2006/main">
+                  <a:graphic>
                     <a:graphicData uri="http://schemas.openxmlformats.org/drawingml/2006/picture">
-                      <pic:pic xmlns:pic="http://schemas.openxmlformats.org/drawingml/2006/picture">
+                      <pic:pic>
                         <pic:nvPicPr>
-                          <pic:cNvPr id="131" name="Picture 131" descr="image"/>
+                          <pic:cNvPr id="258" name="Picture 258" descr="image"/>
                           <pic:cNvPicPr>
                             <a:picLocks noChangeAspect="1"/>
                           </pic:cNvPicPr>
                         </pic:nvPicPr>
                         <pic:blipFill>
-                          <a:blip r:embed="rId5|rId52"/>
+                          <a:blip r:embed="rId5"/>
                           <a:stretch>
                             <a:fillRect/>
                           </a:stretch>
@@ -3551,7 +3589,44 @@
                         <pic:spPr>
                           <a:xfrm>
                             <a:off x="0" y="0"/>
-                            <a:ext cx="2571750" cy="2857500"/>
+                            <a:ext cx="257175" cy="200025"/>
+                          </a:xfrm>
+                          <a:prstGeom prst="rect">
+                            <a:avLst/>
+                          </a:prstGeom>
+                        </pic:spPr>
+                      </pic:pic>
+                    </a:graphicData>
+                  </a:graphic>
+                </wp:inline>
+              </w:drawing>
+              <w:drawing>
+                <wp:inline distT="0" distB="0" distL="0" distR="0">
+                  <wp:extent cx="2190750" cy="600075"/>
+                  <wp:effectExtent l="0" t="0" r="0" b="0"/>
+                  <wp:docPr id="259" name="Picture 259" descr="image"/>
+                  <wp:cNvGraphicFramePr>
+                    <a:graphicFrameLocks noChangeAspect="1"/>
+                  </wp:cNvGraphicFramePr>
+                  <a:graphic>
+                    <a:graphicData uri="http://schemas.openxmlformats.org/drawingml/2006/picture">
+                      <pic:pic>
+                        <pic:nvPicPr>
+                          <pic:cNvPr id="259" name="Picture 259" descr="image"/>
+                          <pic:cNvPicPr>
+                            <a:picLocks noChangeAspect="1"/>
+                          </pic:cNvPicPr>
+                        </pic:nvPicPr>
+                        <pic:blipFill>
+                          <a:blip r:embed="rId52"/>
+                          <a:stretch>
+                            <a:fillRect/>
+                          </a:stretch>
+                        </pic:blipFill>
+                        <pic:spPr>
+                          <a:xfrm>
+                            <a:off x="0" y="0"/>
+                            <a:ext cx="2190750" cy="600075"/>
                           </a:xfrm>
                           <a:prstGeom prst="rect">
                             <a:avLst/>
@@ -3679,23 +3754,23 @@
               </w:rPr>
               <w:drawing>
                 <wp:inline distT="0" distB="0" distL="0" distR="0">
-                  <wp:extent cx="2571750" cy="2857500"/>
+                  <wp:extent cx="257175" cy="200025"/>
                   <wp:effectExtent l="0" t="0" r="0" b="0"/>
-                  <wp:docPr id="132" name="Picture 132" descr="image"/>
+                  <wp:docPr id="260" name="Picture 260" descr="image"/>
                   <wp:cNvGraphicFramePr>
-                    <a:graphicFrameLocks xmlns:a="http://schemas.openxmlformats.org/drawingml/2006/main" noChangeAspect="1"/>
+                    <a:graphicFrameLocks noChangeAspect="1"/>
                   </wp:cNvGraphicFramePr>
-                  <a:graphic xmlns:a="http://schemas.openxmlformats.org/drawingml/2006/main">
+                  <a:graphic>
                     <a:graphicData uri="http://schemas.openxmlformats.org/drawingml/2006/picture">
-                      <pic:pic xmlns:pic="http://schemas.openxmlformats.org/drawingml/2006/picture">
+                      <pic:pic>
                         <pic:nvPicPr>
-                          <pic:cNvPr id="132" name="Picture 132" descr="image"/>
+                          <pic:cNvPr id="260" name="Picture 260" descr="image"/>
                           <pic:cNvPicPr>
                             <a:picLocks noChangeAspect="1"/>
                           </pic:cNvPicPr>
                         </pic:nvPicPr>
                         <pic:blipFill>
-                          <a:blip r:embed="rId5|rId54"/>
+                          <a:blip r:embed="rId5"/>
                           <a:stretch>
                             <a:fillRect/>
                           </a:stretch>
@@ -3703,7 +3778,44 @@
                         <pic:spPr>
                           <a:xfrm>
                             <a:off x="0" y="0"/>
-                            <a:ext cx="2571750" cy="2857500"/>
+                            <a:ext cx="257175" cy="200025"/>
+                          </a:xfrm>
+                          <a:prstGeom prst="rect">
+                            <a:avLst/>
+                          </a:prstGeom>
+                        </pic:spPr>
+                      </pic:pic>
+                    </a:graphicData>
+                  </a:graphic>
+                </wp:inline>
+              </w:drawing>
+              <w:drawing>
+                <wp:inline distT="0" distB="0" distL="0" distR="0">
+                  <wp:extent cx="428625" cy="495300"/>
+                  <wp:effectExtent l="0" t="0" r="0" b="0"/>
+                  <wp:docPr id="261" name="Picture 261" descr="image"/>
+                  <wp:cNvGraphicFramePr>
+                    <a:graphicFrameLocks noChangeAspect="1"/>
+                  </wp:cNvGraphicFramePr>
+                  <a:graphic>
+                    <a:graphicData uri="http://schemas.openxmlformats.org/drawingml/2006/picture">
+                      <pic:pic>
+                        <pic:nvPicPr>
+                          <pic:cNvPr id="261" name="Picture 261" descr="image"/>
+                          <pic:cNvPicPr>
+                            <a:picLocks noChangeAspect="1"/>
+                          </pic:cNvPicPr>
+                        </pic:nvPicPr>
+                        <pic:blipFill>
+                          <a:blip r:embed="rId54"/>
+                          <a:stretch>
+                            <a:fillRect/>
+                          </a:stretch>
+                        </pic:blipFill>
+                        <pic:spPr>
+                          <a:xfrm>
+                            <a:off x="0" y="0"/>
+                            <a:ext cx="428625" cy="495300"/>
                           </a:xfrm>
                           <a:prstGeom prst="rect">
                             <a:avLst/>
@@ -3767,23 +3879,23 @@
               </w:rPr>
               <w:drawing>
                 <wp:inline distT="0" distB="0" distL="0" distR="0">
-                  <wp:extent cx="2571750" cy="2857500"/>
+                  <wp:extent cx="257175" cy="200025"/>
                   <wp:effectExtent l="0" t="0" r="0" b="0"/>
-                  <wp:docPr id="133" name="Picture 133" descr="image"/>
+                  <wp:docPr id="262" name="Picture 262" descr="image"/>
                   <wp:cNvGraphicFramePr>
-                    <a:graphicFrameLocks xmlns:a="http://schemas.openxmlformats.org/drawingml/2006/main" noChangeAspect="1"/>
+                    <a:graphicFrameLocks noChangeAspect="1"/>
                   </wp:cNvGraphicFramePr>
-                  <a:graphic xmlns:a="http://schemas.openxmlformats.org/drawingml/2006/main">
+                  <a:graphic>
                     <a:graphicData uri="http://schemas.openxmlformats.org/drawingml/2006/picture">
-                      <pic:pic xmlns:pic="http://schemas.openxmlformats.org/drawingml/2006/picture">
+                      <pic:pic>
                         <pic:nvPicPr>
-                          <pic:cNvPr id="133" name="Picture 133" descr="image"/>
+                          <pic:cNvPr id="262" name="Picture 262" descr="image"/>
                           <pic:cNvPicPr>
                             <a:picLocks noChangeAspect="1"/>
                           </pic:cNvPicPr>
                         </pic:nvPicPr>
                         <pic:blipFill>
-                          <a:blip r:embed="rId5|rId56"/>
+                          <a:blip r:embed="rId5"/>
                           <a:stretch>
                             <a:fillRect/>
                           </a:stretch>
@@ -3791,7 +3903,44 @@
                         <pic:spPr>
                           <a:xfrm>
                             <a:off x="0" y="0"/>
-                            <a:ext cx="2571750" cy="2857500"/>
+                            <a:ext cx="257175" cy="200025"/>
+                          </a:xfrm>
+                          <a:prstGeom prst="rect">
+                            <a:avLst/>
+                          </a:prstGeom>
+                        </pic:spPr>
+                      </pic:pic>
+                    </a:graphicData>
+                  </a:graphic>
+                </wp:inline>
+              </w:drawing>
+              <w:drawing>
+                <wp:inline distT="0" distB="0" distL="0" distR="0">
+                  <wp:extent cx="428625" cy="419100"/>
+                  <wp:effectExtent l="0" t="0" r="0" b="0"/>
+                  <wp:docPr id="263" name="Picture 263" descr="image"/>
+                  <wp:cNvGraphicFramePr>
+                    <a:graphicFrameLocks noChangeAspect="1"/>
+                  </wp:cNvGraphicFramePr>
+                  <a:graphic>
+                    <a:graphicData uri="http://schemas.openxmlformats.org/drawingml/2006/picture">
+                      <pic:pic>
+                        <pic:nvPicPr>
+                          <pic:cNvPr id="263" name="Picture 263" descr="image"/>
+                          <pic:cNvPicPr>
+                            <a:picLocks noChangeAspect="1"/>
+                          </pic:cNvPicPr>
+                        </pic:nvPicPr>
+                        <pic:blipFill>
+                          <a:blip r:embed="rId56"/>
+                          <a:stretch>
+                            <a:fillRect/>
+                          </a:stretch>
+                        </pic:blipFill>
+                        <pic:spPr>
+                          <a:xfrm>
+                            <a:off x="0" y="0"/>
+                            <a:ext cx="428625" cy="419100"/>
                           </a:xfrm>
                           <a:prstGeom prst="rect">
                             <a:avLst/>
@@ -3860,23 +4009,23 @@
               </w:rPr>
               <w:drawing>
                 <wp:inline distT="0" distB="0" distL="0" distR="0">
-                  <wp:extent cx="2571750" cy="2857500"/>
+                  <wp:extent cx="257175" cy="200025"/>
                   <wp:effectExtent l="0" t="0" r="0" b="0"/>
-                  <wp:docPr id="134" name="Picture 134" descr="image"/>
+                  <wp:docPr id="264" name="Picture 264" descr="image"/>
                   <wp:cNvGraphicFramePr>
-                    <a:graphicFrameLocks xmlns:a="http://schemas.openxmlformats.org/drawingml/2006/main" noChangeAspect="1"/>
+                    <a:graphicFrameLocks noChangeAspect="1"/>
                   </wp:cNvGraphicFramePr>
-                  <a:graphic xmlns:a="http://schemas.openxmlformats.org/drawingml/2006/main">
+                  <a:graphic>
                     <a:graphicData uri="http://schemas.openxmlformats.org/drawingml/2006/picture">
-                      <pic:pic xmlns:pic="http://schemas.openxmlformats.org/drawingml/2006/picture">
+                      <pic:pic>
                         <pic:nvPicPr>
-                          <pic:cNvPr id="134" name="Picture 134" descr="image"/>
+                          <pic:cNvPr id="264" name="Picture 264" descr="image"/>
                           <pic:cNvPicPr>
                             <a:picLocks noChangeAspect="1"/>
                           </pic:cNvPicPr>
                         </pic:nvPicPr>
                         <pic:blipFill>
-                          <a:blip r:embed="rId5|rId58"/>
+                          <a:blip r:embed="rId5"/>
                           <a:stretch>
                             <a:fillRect/>
                           </a:stretch>
@@ -3884,7 +4033,44 @@
                         <pic:spPr>
                           <a:xfrm>
                             <a:off x="0" y="0"/>
-                            <a:ext cx="2571750" cy="2857500"/>
+                            <a:ext cx="257175" cy="200025"/>
+                          </a:xfrm>
+                          <a:prstGeom prst="rect">
+                            <a:avLst/>
+                          </a:prstGeom>
+                        </pic:spPr>
+                      </pic:pic>
+                    </a:graphicData>
+                  </a:graphic>
+                </wp:inline>
+              </w:drawing>
+              <w:drawing>
+                <wp:inline distT="0" distB="0" distL="0" distR="0">
+                  <wp:extent cx="476250" cy="466725"/>
+                  <wp:effectExtent l="0" t="0" r="0" b="0"/>
+                  <wp:docPr id="265" name="Picture 265" descr="image"/>
+                  <wp:cNvGraphicFramePr>
+                    <a:graphicFrameLocks noChangeAspect="1"/>
+                  </wp:cNvGraphicFramePr>
+                  <a:graphic>
+                    <a:graphicData uri="http://schemas.openxmlformats.org/drawingml/2006/picture">
+                      <pic:pic>
+                        <pic:nvPicPr>
+                          <pic:cNvPr id="265" name="Picture 265" descr="image"/>
+                          <pic:cNvPicPr>
+                            <a:picLocks noChangeAspect="1"/>
+                          </pic:cNvPicPr>
+                        </pic:nvPicPr>
+                        <pic:blipFill>
+                          <a:blip r:embed="rId58"/>
+                          <a:stretch>
+                            <a:fillRect/>
+                          </a:stretch>
+                        </pic:blipFill>
+                        <pic:spPr>
+                          <a:xfrm>
+                            <a:off x="0" y="0"/>
+                            <a:ext cx="476250" cy="466725"/>
                           </a:xfrm>
                           <a:prstGeom prst="rect">
                             <a:avLst/>
@@ -3948,23 +4134,23 @@
               </w:rPr>
               <w:drawing>
                 <wp:inline distT="0" distB="0" distL="0" distR="0">
-                  <wp:extent cx="2571750" cy="2857500"/>
+                  <wp:extent cx="257175" cy="200025"/>
                   <wp:effectExtent l="0" t="0" r="0" b="0"/>
-                  <wp:docPr id="135" name="Picture 135" descr="image"/>
+                  <wp:docPr id="266" name="Picture 266" descr="image"/>
                   <wp:cNvGraphicFramePr>
-                    <a:graphicFrameLocks xmlns:a="http://schemas.openxmlformats.org/drawingml/2006/main" noChangeAspect="1"/>
+                    <a:graphicFrameLocks noChangeAspect="1"/>
                   </wp:cNvGraphicFramePr>
-                  <a:graphic xmlns:a="http://schemas.openxmlformats.org/drawingml/2006/main">
+                  <a:graphic>
                     <a:graphicData uri="http://schemas.openxmlformats.org/drawingml/2006/picture">
-                      <pic:pic xmlns:pic="http://schemas.openxmlformats.org/drawingml/2006/picture">
+                      <pic:pic>
                         <pic:nvPicPr>
-                          <pic:cNvPr id="135" name="Picture 135" descr="image"/>
+                          <pic:cNvPr id="266" name="Picture 266" descr="image"/>
                           <pic:cNvPicPr>
                             <a:picLocks noChangeAspect="1"/>
                           </pic:cNvPicPr>
                         </pic:nvPicPr>
                         <pic:blipFill>
-                          <a:blip r:embed="rId8|rId60"/>
+                          <a:blip r:embed="rId8"/>
                           <a:stretch>
                             <a:fillRect/>
                           </a:stretch>
@@ -3972,7 +4158,44 @@
                         <pic:spPr>
                           <a:xfrm>
                             <a:off x="0" y="0"/>
-                            <a:ext cx="2571750" cy="2857500"/>
+                            <a:ext cx="257175" cy="200025"/>
+                          </a:xfrm>
+                          <a:prstGeom prst="rect">
+                            <a:avLst/>
+                          </a:prstGeom>
+                        </pic:spPr>
+                      </pic:pic>
+                    </a:graphicData>
+                  </a:graphic>
+                </wp:inline>
+              </w:drawing>
+              <w:drawing>
+                <wp:inline distT="0" distB="0" distL="0" distR="0">
+                  <wp:extent cx="476250" cy="476250"/>
+                  <wp:effectExtent l="0" t="0" r="0" b="0"/>
+                  <wp:docPr id="267" name="Picture 267" descr="image"/>
+                  <wp:cNvGraphicFramePr>
+                    <a:graphicFrameLocks noChangeAspect="1"/>
+                  </wp:cNvGraphicFramePr>
+                  <a:graphic>
+                    <a:graphicData uri="http://schemas.openxmlformats.org/drawingml/2006/picture">
+                      <pic:pic>
+                        <pic:nvPicPr>
+                          <pic:cNvPr id="267" name="Picture 267" descr="image"/>
+                          <pic:cNvPicPr>
+                            <a:picLocks noChangeAspect="1"/>
+                          </pic:cNvPicPr>
+                        </pic:nvPicPr>
+                        <pic:blipFill>
+                          <a:blip r:embed="rId60"/>
+                          <a:stretch>
+                            <a:fillRect/>
+                          </a:stretch>
+                        </pic:blipFill>
+                        <pic:spPr>
+                          <a:xfrm>
+                            <a:off x="0" y="0"/>
+                            <a:ext cx="476250" cy="476250"/>
                           </a:xfrm>
                           <a:prstGeom prst="rect">
                             <a:avLst/>
@@ -4922,23 +5145,23 @@
               </w:rPr>
               <w:drawing>
                 <wp:inline distT="0" distB="0" distL="0" distR="0">
-                  <wp:extent cx="2571750" cy="2857500"/>
+                  <wp:extent cx="227347" cy="176825"/>
                   <wp:effectExtent l="0" t="0" r="0" b="0"/>
-                  <wp:docPr id="146" name="Picture 146" descr="image"/>
+                  <wp:docPr id="268" name="Picture 268" descr="image"/>
                   <wp:cNvGraphicFramePr>
-                    <a:graphicFrameLocks xmlns:a="http://schemas.openxmlformats.org/drawingml/2006/main" noChangeAspect="1"/>
+                    <a:graphicFrameLocks noChangeAspect="1"/>
                   </wp:cNvGraphicFramePr>
-                  <a:graphic xmlns:a="http://schemas.openxmlformats.org/drawingml/2006/main">
+                  <a:graphic>
                     <a:graphicData uri="http://schemas.openxmlformats.org/drawingml/2006/picture">
-                      <pic:pic xmlns:pic="http://schemas.openxmlformats.org/drawingml/2006/picture">
+                      <pic:pic>
                         <pic:nvPicPr>
-                          <pic:cNvPr id="146" name="Picture 146" descr="image"/>
+                          <pic:cNvPr id="268" name="Picture 268" descr="image"/>
                           <pic:cNvPicPr>
                             <a:picLocks noChangeAspect="1"/>
                           </pic:cNvPicPr>
                         </pic:nvPicPr>
                         <pic:blipFill>
-                          <a:blip r:embed="rId5|rId72|rId73"/>
+                          <a:blip r:embed="rId5"/>
                           <a:stretch>
                             <a:fillRect/>
                           </a:stretch>
@@ -4946,7 +5169,81 @@
                         <pic:spPr>
                           <a:xfrm>
                             <a:off x="0" y="0"/>
-                            <a:ext cx="2571750" cy="2857500"/>
+                            <a:ext cx="227347" cy="176825"/>
+                          </a:xfrm>
+                          <a:prstGeom prst="rect">
+                            <a:avLst/>
+                          </a:prstGeom>
+                        </pic:spPr>
+                      </pic:pic>
+                    </a:graphicData>
+                  </a:graphic>
+                </wp:inline>
+              </w:drawing>
+              <w:drawing>
+                <wp:inline distT="0" distB="0" distL="0" distR="0">
+                  <wp:extent cx="833605" cy="2391351"/>
+                  <wp:effectExtent l="0" t="0" r="0" b="0"/>
+                  <wp:docPr id="269" name="Picture 269" descr="image"/>
+                  <wp:cNvGraphicFramePr>
+                    <a:graphicFrameLocks noChangeAspect="1"/>
+                  </wp:cNvGraphicFramePr>
+                  <a:graphic>
+                    <a:graphicData uri="http://schemas.openxmlformats.org/drawingml/2006/picture">
+                      <pic:pic>
+                        <pic:nvPicPr>
+                          <pic:cNvPr id="269" name="Picture 269" descr="image"/>
+                          <pic:cNvPicPr>
+                            <a:picLocks noChangeAspect="1"/>
+                          </pic:cNvPicPr>
+                        </pic:nvPicPr>
+                        <pic:blipFill>
+                          <a:blip r:embed="rId72"/>
+                          <a:stretch>
+                            <a:fillRect/>
+                          </a:stretch>
+                        </pic:blipFill>
+                        <pic:spPr>
+                          <a:xfrm>
+                            <a:off x="0" y="0"/>
+                            <a:ext cx="833605" cy="2391351"/>
+                          </a:xfrm>
+                          <a:prstGeom prst="rect">
+                            <a:avLst/>
+                          </a:prstGeom>
+                        </pic:spPr>
+                      </pic:pic>
+                    </a:graphicData>
+                  </a:graphic>
+                </wp:inline>
+              </w:drawing>
+              <w:drawing>
+                <wp:inline distT="0" distB="0" distL="0" distR="0">
+                  <wp:extent cx="1818774" cy="1852455"/>
+                  <wp:effectExtent l="0" t="0" r="0" b="0"/>
+                  <wp:docPr id="270" name="Picture 270" descr="image"/>
+                  <wp:cNvGraphicFramePr>
+                    <a:graphicFrameLocks noChangeAspect="1"/>
+                  </wp:cNvGraphicFramePr>
+                  <a:graphic>
+                    <a:graphicData uri="http://schemas.openxmlformats.org/drawingml/2006/picture">
+                      <pic:pic>
+                        <pic:nvPicPr>
+                          <pic:cNvPr id="270" name="Picture 270" descr="image"/>
+                          <pic:cNvPicPr>
+                            <a:picLocks noChangeAspect="1"/>
+                          </pic:cNvPicPr>
+                        </pic:nvPicPr>
+                        <pic:blipFill>
+                          <a:blip r:embed="rId73"/>
+                          <a:stretch>
+                            <a:fillRect/>
+                          </a:stretch>
+                        </pic:blipFill>
+                        <pic:spPr>
+                          <a:xfrm>
+                            <a:off x="0" y="0"/>
+                            <a:ext cx="1818774" cy="1852455"/>
                           </a:xfrm>
                           <a:prstGeom prst="rect">
                             <a:avLst/>
@@ -5010,23 +5307,23 @@
               </w:rPr>
               <w:drawing>
                 <wp:inline distT="0" distB="0" distL="0" distR="0">
-                  <wp:extent cx="2571750" cy="2857500"/>
+                  <wp:extent cx="257175" cy="200025"/>
                   <wp:effectExtent l="0" t="0" r="0" b="0"/>
-                  <wp:docPr id="147" name="Picture 147" descr="image"/>
+                  <wp:docPr id="271" name="Picture 271" descr="image"/>
                   <wp:cNvGraphicFramePr>
-                    <a:graphicFrameLocks xmlns:a="http://schemas.openxmlformats.org/drawingml/2006/main" noChangeAspect="1"/>
+                    <a:graphicFrameLocks noChangeAspect="1"/>
                   </wp:cNvGraphicFramePr>
-                  <a:graphic xmlns:a="http://schemas.openxmlformats.org/drawingml/2006/main">
+                  <a:graphic>
                     <a:graphicData uri="http://schemas.openxmlformats.org/drawingml/2006/picture">
-                      <pic:pic xmlns:pic="http://schemas.openxmlformats.org/drawingml/2006/picture">
+                      <pic:pic>
                         <pic:nvPicPr>
-                          <pic:cNvPr id="147" name="Picture 147" descr="image"/>
+                          <pic:cNvPr id="271" name="Picture 271" descr="image"/>
                           <pic:cNvPicPr>
                             <a:picLocks noChangeAspect="1"/>
                           </pic:cNvPicPr>
                         </pic:nvPicPr>
                         <pic:blipFill>
-                          <a:blip r:embed="rId5|rId72|rId75"/>
+                          <a:blip r:embed="rId5"/>
                           <a:stretch>
                             <a:fillRect/>
                           </a:stretch>
@@ -5034,7 +5331,81 @@
                         <pic:spPr>
                           <a:xfrm>
                             <a:off x="0" y="0"/>
-                            <a:ext cx="2571750" cy="2857500"/>
+                            <a:ext cx="257175" cy="200025"/>
+                          </a:xfrm>
+                          <a:prstGeom prst="rect">
+                            <a:avLst/>
+                          </a:prstGeom>
+                        </pic:spPr>
+                      </pic:pic>
+                    </a:graphicData>
+                  </a:graphic>
+                </wp:inline>
+              </w:drawing>
+              <w:drawing>
+                <wp:inline distT="0" distB="0" distL="0" distR="0">
+                  <wp:extent cx="942975" cy="2705100"/>
+                  <wp:effectExtent l="0" t="0" r="0" b="0"/>
+                  <wp:docPr id="272" name="Picture 272" descr="image"/>
+                  <wp:cNvGraphicFramePr>
+                    <a:graphicFrameLocks noChangeAspect="1"/>
+                  </wp:cNvGraphicFramePr>
+                  <a:graphic>
+                    <a:graphicData uri="http://schemas.openxmlformats.org/drawingml/2006/picture">
+                      <pic:pic>
+                        <pic:nvPicPr>
+                          <pic:cNvPr id="272" name="Picture 272" descr="image"/>
+                          <pic:cNvPicPr>
+                            <a:picLocks noChangeAspect="1"/>
+                          </pic:cNvPicPr>
+                        </pic:nvPicPr>
+                        <pic:blipFill>
+                          <a:blip r:embed="rId72"/>
+                          <a:stretch>
+                            <a:fillRect/>
+                          </a:stretch>
+                        </pic:blipFill>
+                        <pic:spPr>
+                          <a:xfrm>
+                            <a:off x="0" y="0"/>
+                            <a:ext cx="942975" cy="2705100"/>
+                          </a:xfrm>
+                          <a:prstGeom prst="rect">
+                            <a:avLst/>
+                          </a:prstGeom>
+                        </pic:spPr>
+                      </pic:pic>
+                    </a:graphicData>
+                  </a:graphic>
+                </wp:inline>
+              </w:drawing>
+              <w:drawing>
+                <wp:inline distT="0" distB="0" distL="0" distR="0">
+                  <wp:extent cx="1228725" cy="2076450"/>
+                  <wp:effectExtent l="0" t="0" r="0" b="0"/>
+                  <wp:docPr id="273" name="Picture 273" descr="image"/>
+                  <wp:cNvGraphicFramePr>
+                    <a:graphicFrameLocks noChangeAspect="1"/>
+                  </wp:cNvGraphicFramePr>
+                  <a:graphic>
+                    <a:graphicData uri="http://schemas.openxmlformats.org/drawingml/2006/picture">
+                      <pic:pic>
+                        <pic:nvPicPr>
+                          <pic:cNvPr id="273" name="Picture 273" descr="image"/>
+                          <pic:cNvPicPr>
+                            <a:picLocks noChangeAspect="1"/>
+                          </pic:cNvPicPr>
+                        </pic:nvPicPr>
+                        <pic:blipFill>
+                          <a:blip r:embed="rId75"/>
+                          <a:stretch>
+                            <a:fillRect/>
+                          </a:stretch>
+                        </pic:blipFill>
+                        <pic:spPr>
+                          <a:xfrm>
+                            <a:off x="0" y="0"/>
+                            <a:ext cx="1228725" cy="2076450"/>
                           </a:xfrm>
                           <a:prstGeom prst="rect">
                             <a:avLst/>
@@ -5103,23 +5474,23 @@
               </w:rPr>
               <w:drawing>
                 <wp:inline distT="0" distB="0" distL="0" distR="0">
-                  <wp:extent cx="2571750" cy="2857500"/>
+                  <wp:extent cx="257175" cy="200025"/>
                   <wp:effectExtent l="0" t="0" r="0" b="0"/>
-                  <wp:docPr id="148" name="Picture 148" descr="image"/>
+                  <wp:docPr id="274" name="Picture 274" descr="image"/>
                   <wp:cNvGraphicFramePr>
-                    <a:graphicFrameLocks xmlns:a="http://schemas.openxmlformats.org/drawingml/2006/main" noChangeAspect="1"/>
+                    <a:graphicFrameLocks noChangeAspect="1"/>
                   </wp:cNvGraphicFramePr>
-                  <a:graphic xmlns:a="http://schemas.openxmlformats.org/drawingml/2006/main">
+                  <a:graphic>
                     <a:graphicData uri="http://schemas.openxmlformats.org/drawingml/2006/picture">
-                      <pic:pic xmlns:pic="http://schemas.openxmlformats.org/drawingml/2006/picture">
+                      <pic:pic>
                         <pic:nvPicPr>
-                          <pic:cNvPr id="148" name="Picture 148" descr="image"/>
+                          <pic:cNvPr id="274" name="Picture 274" descr="image"/>
                           <pic:cNvPicPr>
                             <a:picLocks noChangeAspect="1"/>
                           </pic:cNvPicPr>
                         </pic:nvPicPr>
                         <pic:blipFill>
-                          <a:blip r:embed="rId5|rId77|rId78"/>
+                          <a:blip r:embed="rId5"/>
                           <a:stretch>
                             <a:fillRect/>
                           </a:stretch>
@@ -5127,7 +5498,81 @@
                         <pic:spPr>
                           <a:xfrm>
                             <a:off x="0" y="0"/>
-                            <a:ext cx="2571750" cy="2857500"/>
+                            <a:ext cx="257175" cy="200025"/>
+                          </a:xfrm>
+                          <a:prstGeom prst="rect">
+                            <a:avLst/>
+                          </a:prstGeom>
+                        </pic:spPr>
+                      </pic:pic>
+                    </a:graphicData>
+                  </a:graphic>
+                </wp:inline>
+              </w:drawing>
+              <w:drawing>
+                <wp:inline distT="0" distB="0" distL="0" distR="0">
+                  <wp:extent cx="971550" cy="2771775"/>
+                  <wp:effectExtent l="0" t="0" r="0" b="0"/>
+                  <wp:docPr id="275" name="Picture 275" descr="image"/>
+                  <wp:cNvGraphicFramePr>
+                    <a:graphicFrameLocks noChangeAspect="1"/>
+                  </wp:cNvGraphicFramePr>
+                  <a:graphic>
+                    <a:graphicData uri="http://schemas.openxmlformats.org/drawingml/2006/picture">
+                      <pic:pic>
+                        <pic:nvPicPr>
+                          <pic:cNvPr id="275" name="Picture 275" descr="image"/>
+                          <pic:cNvPicPr>
+                            <a:picLocks noChangeAspect="1"/>
+                          </pic:cNvPicPr>
+                        </pic:nvPicPr>
+                        <pic:blipFill>
+                          <a:blip r:embed="rId77"/>
+                          <a:stretch>
+                            <a:fillRect/>
+                          </a:stretch>
+                        </pic:blipFill>
+                        <pic:spPr>
+                          <a:xfrm>
+                            <a:off x="0" y="0"/>
+                            <a:ext cx="971550" cy="2771775"/>
+                          </a:xfrm>
+                          <a:prstGeom prst="rect">
+                            <a:avLst/>
+                          </a:prstGeom>
+                        </pic:spPr>
+                      </pic:pic>
+                    </a:graphicData>
+                  </a:graphic>
+                </wp:inline>
+              </w:drawing>
+              <w:drawing>
+                <wp:inline distT="0" distB="0" distL="0" distR="0">
+                  <wp:extent cx="1238250" cy="1638300"/>
+                  <wp:effectExtent l="0" t="0" r="0" b="0"/>
+                  <wp:docPr id="276" name="Picture 276" descr="image"/>
+                  <wp:cNvGraphicFramePr>
+                    <a:graphicFrameLocks noChangeAspect="1"/>
+                  </wp:cNvGraphicFramePr>
+                  <a:graphic>
+                    <a:graphicData uri="http://schemas.openxmlformats.org/drawingml/2006/picture">
+                      <pic:pic>
+                        <pic:nvPicPr>
+                          <pic:cNvPr id="276" name="Picture 276" descr="image"/>
+                          <pic:cNvPicPr>
+                            <a:picLocks noChangeAspect="1"/>
+                          </pic:cNvPicPr>
+                        </pic:nvPicPr>
+                        <pic:blipFill>
+                          <a:blip r:embed="rId78"/>
+                          <a:stretch>
+                            <a:fillRect/>
+                          </a:stretch>
+                        </pic:blipFill>
+                        <pic:spPr>
+                          <a:xfrm>
+                            <a:off x="0" y="0"/>
+                            <a:ext cx="1238250" cy="1638300"/>
                           </a:xfrm>
                           <a:prstGeom prst="rect">
                             <a:avLst/>
@@ -5191,23 +5636,23 @@
               </w:rPr>
               <w:drawing>
                 <wp:inline distT="0" distB="0" distL="0" distR="0">
-                  <wp:extent cx="2571750" cy="2857500"/>
+                  <wp:extent cx="224718" cy="174781"/>
                   <wp:effectExtent l="0" t="0" r="0" b="0"/>
-                  <wp:docPr id="149" name="Picture 149" descr="image"/>
+                  <wp:docPr id="277" name="Picture 277" descr="image"/>
                   <wp:cNvGraphicFramePr>
-                    <a:graphicFrameLocks xmlns:a="http://schemas.openxmlformats.org/drawingml/2006/main" noChangeAspect="1"/>
+                    <a:graphicFrameLocks noChangeAspect="1"/>
                   </wp:cNvGraphicFramePr>
-                  <a:graphic xmlns:a="http://schemas.openxmlformats.org/drawingml/2006/main">
+                  <a:graphic>
                     <a:graphicData uri="http://schemas.openxmlformats.org/drawingml/2006/picture">
-                      <pic:pic xmlns:pic="http://schemas.openxmlformats.org/drawingml/2006/picture">
+                      <pic:pic>
                         <pic:nvPicPr>
-                          <pic:cNvPr id="149" name="Picture 149" descr="image"/>
+                          <pic:cNvPr id="277" name="Picture 277" descr="image"/>
                           <pic:cNvPicPr>
                             <a:picLocks noChangeAspect="1"/>
                           </pic:cNvPicPr>
                         </pic:nvPicPr>
                         <pic:blipFill>
-                          <a:blip r:embed="rId8|rId80|rId81"/>
+                          <a:blip r:embed="rId8"/>
                           <a:stretch>
                             <a:fillRect/>
                           </a:stretch>
@@ -5215,7 +5660,81 @@
                         <pic:spPr>
                           <a:xfrm>
                             <a:off x="0" y="0"/>
-                            <a:ext cx="2571750" cy="2857500"/>
+                            <a:ext cx="224718" cy="174781"/>
+                          </a:xfrm>
+                          <a:prstGeom prst="rect">
+                            <a:avLst/>
+                          </a:prstGeom>
+                        </pic:spPr>
+                      </pic:pic>
+                    </a:graphicData>
+                  </a:graphic>
+                </wp:inline>
+              </w:drawing>
+              <w:drawing>
+                <wp:inline distT="0" distB="0" distL="0" distR="0">
+                  <wp:extent cx="832290" cy="2421965"/>
+                  <wp:effectExtent l="0" t="0" r="0" b="0"/>
+                  <wp:docPr id="278" name="Picture 278" descr="image"/>
+                  <wp:cNvGraphicFramePr>
+                    <a:graphicFrameLocks noChangeAspect="1"/>
+                  </wp:cNvGraphicFramePr>
+                  <a:graphic>
+                    <a:graphicData uri="http://schemas.openxmlformats.org/drawingml/2006/picture">
+                      <pic:pic>
+                        <pic:nvPicPr>
+                          <pic:cNvPr id="278" name="Picture 278" descr="image"/>
+                          <pic:cNvPicPr>
+                            <a:picLocks noChangeAspect="1"/>
+                          </pic:cNvPicPr>
+                        </pic:nvPicPr>
+                        <pic:blipFill>
+                          <a:blip r:embed="rId80"/>
+                          <a:stretch>
+                            <a:fillRect/>
+                          </a:stretch>
+                        </pic:blipFill>
+                        <pic:spPr>
+                          <a:xfrm>
+                            <a:off x="0" y="0"/>
+                            <a:ext cx="832290" cy="2421965"/>
+                          </a:xfrm>
+                          <a:prstGeom prst="rect">
+                            <a:avLst/>
+                          </a:prstGeom>
+                        </pic:spPr>
+                      </pic:pic>
+                    </a:graphicData>
+                  </a:graphic>
+                </wp:inline>
+              </w:drawing>
+              <w:drawing>
+                <wp:inline distT="0" distB="0" distL="0" distR="0">
+                  <wp:extent cx="1822716" cy="1448185"/>
+                  <wp:effectExtent l="0" t="0" r="0" b="0"/>
+                  <wp:docPr id="279" name="Picture 279" descr="image"/>
+                  <wp:cNvGraphicFramePr>
+                    <a:graphicFrameLocks noChangeAspect="1"/>
+                  </wp:cNvGraphicFramePr>
+                  <a:graphic>
+                    <a:graphicData uri="http://schemas.openxmlformats.org/drawingml/2006/picture">
+                      <pic:pic>
+                        <pic:nvPicPr>
+                          <pic:cNvPr id="279" name="Picture 279" descr="image"/>
+                          <pic:cNvPicPr>
+                            <a:picLocks noChangeAspect="1"/>
+                          </pic:cNvPicPr>
+                        </pic:nvPicPr>
+                        <pic:blipFill>
+                          <a:blip r:embed="rId81"/>
+                          <a:stretch>
+                            <a:fillRect/>
+                          </a:stretch>
+                        </pic:blipFill>
+                        <pic:spPr>
+                          <a:xfrm>
+                            <a:off x="0" y="0"/>
+                            <a:ext cx="1822716" cy="1448185"/>
                           </a:xfrm>
                           <a:prstGeom prst="rect">
                             <a:avLst/>
@@ -5400,23 +5919,23 @@
               </w:rPr>
               <w:drawing>
                 <wp:inline distT="0" distB="0" distL="0" distR="0">
-                  <wp:extent cx="2571750" cy="2857500"/>
+                  <wp:extent cx="257175" cy="200025"/>
                   <wp:effectExtent l="0" t="0" r="0" b="0"/>
-                  <wp:docPr id="151" name="Picture 151" descr="image"/>
+                  <wp:docPr id="280" name="Picture 280" descr="image"/>
                   <wp:cNvGraphicFramePr>
-                    <a:graphicFrameLocks xmlns:a="http://schemas.openxmlformats.org/drawingml/2006/main" noChangeAspect="1"/>
+                    <a:graphicFrameLocks noChangeAspect="1"/>
                   </wp:cNvGraphicFramePr>
-                  <a:graphic xmlns:a="http://schemas.openxmlformats.org/drawingml/2006/main">
+                  <a:graphic>
                     <a:graphicData uri="http://schemas.openxmlformats.org/drawingml/2006/picture">
-                      <pic:pic xmlns:pic="http://schemas.openxmlformats.org/drawingml/2006/picture">
+                      <pic:pic>
                         <pic:nvPicPr>
-                          <pic:cNvPr id="151" name="Picture 151" descr="image"/>
+                          <pic:cNvPr id="280" name="Picture 280" descr="image"/>
                           <pic:cNvPicPr>
                             <a:picLocks noChangeAspect="1"/>
                           </pic:cNvPicPr>
                         </pic:nvPicPr>
                         <pic:blipFill>
-                          <a:blip r:embed="rId5|rId84"/>
+                          <a:blip r:embed="rId5"/>
                           <a:stretch>
                             <a:fillRect/>
                           </a:stretch>
@@ -5424,7 +5943,44 @@
                         <pic:spPr>
                           <a:xfrm>
                             <a:off x="0" y="0"/>
-                            <a:ext cx="2571750" cy="2857500"/>
+                            <a:ext cx="257175" cy="200025"/>
+                          </a:xfrm>
+                          <a:prstGeom prst="rect">
+                            <a:avLst/>
+                          </a:prstGeom>
+                        </pic:spPr>
+                      </pic:pic>
+                    </a:graphicData>
+                  </a:graphic>
+                </wp:inline>
+              </w:drawing>
+              <w:drawing>
+                <wp:inline distT="0" distB="0" distL="0" distR="0">
+                  <wp:extent cx="1771650" cy="2981325"/>
+                  <wp:effectExtent l="0" t="0" r="0" b="0"/>
+                  <wp:docPr id="281" name="Picture 281" descr="image"/>
+                  <wp:cNvGraphicFramePr>
+                    <a:graphicFrameLocks noChangeAspect="1"/>
+                  </wp:cNvGraphicFramePr>
+                  <a:graphic>
+                    <a:graphicData uri="http://schemas.openxmlformats.org/drawingml/2006/picture">
+                      <pic:pic>
+                        <pic:nvPicPr>
+                          <pic:cNvPr id="281" name="Picture 281" descr="image"/>
+                          <pic:cNvPicPr>
+                            <a:picLocks noChangeAspect="1"/>
+                          </pic:cNvPicPr>
+                        </pic:nvPicPr>
+                        <pic:blipFill>
+                          <a:blip r:embed="rId84"/>
+                          <a:stretch>
+                            <a:fillRect/>
+                          </a:stretch>
+                        </pic:blipFill>
+                        <pic:spPr>
+                          <a:xfrm>
+                            <a:off x="0" y="0"/>
+                            <a:ext cx="1771650" cy="2981325"/>
                           </a:xfrm>
                           <a:prstGeom prst="rect">
                             <a:avLst/>
@@ -5488,23 +6044,23 @@
               </w:rPr>
               <w:drawing>
                 <wp:inline distT="0" distB="0" distL="0" distR="0">
-                  <wp:extent cx="2571750" cy="2857500"/>
+                  <wp:extent cx="257175" cy="200025"/>
                   <wp:effectExtent l="0" t="0" r="0" b="0"/>
-                  <wp:docPr id="152" name="Picture 152" descr="image"/>
+                  <wp:docPr id="282" name="Picture 282" descr="image"/>
                   <wp:cNvGraphicFramePr>
-                    <a:graphicFrameLocks xmlns:a="http://schemas.openxmlformats.org/drawingml/2006/main" noChangeAspect="1"/>
+                    <a:graphicFrameLocks noChangeAspect="1"/>
                   </wp:cNvGraphicFramePr>
-                  <a:graphic xmlns:a="http://schemas.openxmlformats.org/drawingml/2006/main">
+                  <a:graphic>
                     <a:graphicData uri="http://schemas.openxmlformats.org/drawingml/2006/picture">
-                      <pic:pic xmlns:pic="http://schemas.openxmlformats.org/drawingml/2006/picture">
+                      <pic:pic>
                         <pic:nvPicPr>
-                          <pic:cNvPr id="152" name="Picture 152" descr="image"/>
+                          <pic:cNvPr id="282" name="Picture 282" descr="image"/>
                           <pic:cNvPicPr>
                             <a:picLocks noChangeAspect="1"/>
                           </pic:cNvPicPr>
                         </pic:nvPicPr>
                         <pic:blipFill>
-                          <a:blip r:embed="rId5|rId86"/>
+                          <a:blip r:embed="rId5"/>
                           <a:stretch>
                             <a:fillRect/>
                           </a:stretch>
@@ -5512,7 +6068,44 @@
                         <pic:spPr>
                           <a:xfrm>
                             <a:off x="0" y="0"/>
-                            <a:ext cx="2571750" cy="2857500"/>
+                            <a:ext cx="257175" cy="200025"/>
+                          </a:xfrm>
+                          <a:prstGeom prst="rect">
+                            <a:avLst/>
+                          </a:prstGeom>
+                        </pic:spPr>
+                      </pic:pic>
+                    </a:graphicData>
+                  </a:graphic>
+                </wp:inline>
+              </w:drawing>
+              <w:drawing>
+                <wp:inline distT="0" distB="0" distL="0" distR="0">
+                  <wp:extent cx="1800225" cy="3009900"/>
+                  <wp:effectExtent l="0" t="0" r="0" b="0"/>
+                  <wp:docPr id="283" name="Picture 283" descr="image"/>
+                  <wp:cNvGraphicFramePr>
+                    <a:graphicFrameLocks noChangeAspect="1"/>
+                  </wp:cNvGraphicFramePr>
+                  <a:graphic>
+                    <a:graphicData uri="http://schemas.openxmlformats.org/drawingml/2006/picture">
+                      <pic:pic>
+                        <pic:nvPicPr>
+                          <pic:cNvPr id="283" name="Picture 283" descr="image"/>
+                          <pic:cNvPicPr>
+                            <a:picLocks noChangeAspect="1"/>
+                          </pic:cNvPicPr>
+                        </pic:nvPicPr>
+                        <pic:blipFill>
+                          <a:blip r:embed="rId86"/>
+                          <a:stretch>
+                            <a:fillRect/>
+                          </a:stretch>
+                        </pic:blipFill>
+                        <pic:spPr>
+                          <a:xfrm>
+                            <a:off x="0" y="0"/>
+                            <a:ext cx="1800225" cy="3009900"/>
                           </a:xfrm>
                           <a:prstGeom prst="rect">
                             <a:avLst/>
@@ -5581,23 +6174,23 @@
               </w:rPr>
               <w:drawing>
                 <wp:inline distT="0" distB="0" distL="0" distR="0">
-                  <wp:extent cx="2571750" cy="2857500"/>
+                  <wp:extent cx="257175" cy="200025"/>
                   <wp:effectExtent l="0" t="0" r="0" b="0"/>
-                  <wp:docPr id="153" name="Picture 153" descr="image"/>
+                  <wp:docPr id="284" name="Picture 284" descr="image"/>
                   <wp:cNvGraphicFramePr>
-                    <a:graphicFrameLocks xmlns:a="http://schemas.openxmlformats.org/drawingml/2006/main" noChangeAspect="1"/>
+                    <a:graphicFrameLocks noChangeAspect="1"/>
                   </wp:cNvGraphicFramePr>
-                  <a:graphic xmlns:a="http://schemas.openxmlformats.org/drawingml/2006/main">
+                  <a:graphic>
                     <a:graphicData uri="http://schemas.openxmlformats.org/drawingml/2006/picture">
-                      <pic:pic xmlns:pic="http://schemas.openxmlformats.org/drawingml/2006/picture">
+                      <pic:pic>
                         <pic:nvPicPr>
-                          <pic:cNvPr id="153" name="Picture 153" descr="image"/>
+                          <pic:cNvPr id="284" name="Picture 284" descr="image"/>
                           <pic:cNvPicPr>
                             <a:picLocks noChangeAspect="1"/>
                           </pic:cNvPicPr>
                         </pic:nvPicPr>
                         <pic:blipFill>
-                          <a:blip r:embed="rId8|rId88"/>
+                          <a:blip r:embed="rId8"/>
                           <a:stretch>
                             <a:fillRect/>
                           </a:stretch>
@@ -5605,7 +6198,44 @@
                         <pic:spPr>
                           <a:xfrm>
                             <a:off x="0" y="0"/>
-                            <a:ext cx="2571750" cy="2857500"/>
+                            <a:ext cx="257175" cy="200025"/>
+                          </a:xfrm>
+                          <a:prstGeom prst="rect">
+                            <a:avLst/>
+                          </a:prstGeom>
+                        </pic:spPr>
+                      </pic:pic>
+                    </a:graphicData>
+                  </a:graphic>
+                </wp:inline>
+              </w:drawing>
+              <w:drawing>
+                <wp:inline distT="0" distB="0" distL="0" distR="0">
+                  <wp:extent cx="1781175" cy="2981325"/>
+                  <wp:effectExtent l="0" t="0" r="0" b="0"/>
+                  <wp:docPr id="285" name="Picture 285" descr="image"/>
+                  <wp:cNvGraphicFramePr>
+                    <a:graphicFrameLocks noChangeAspect="1"/>
+                  </wp:cNvGraphicFramePr>
+                  <a:graphic>
+                    <a:graphicData uri="http://schemas.openxmlformats.org/drawingml/2006/picture">
+                      <pic:pic>
+                        <pic:nvPicPr>
+                          <pic:cNvPr id="285" name="Picture 285" descr="image"/>
+                          <pic:cNvPicPr>
+                            <a:picLocks noChangeAspect="1"/>
+                          </pic:cNvPicPr>
+                        </pic:nvPicPr>
+                        <pic:blipFill>
+                          <a:blip r:embed="rId88"/>
+                          <a:stretch>
+                            <a:fillRect/>
+                          </a:stretch>
+                        </pic:blipFill>
+                        <pic:spPr>
+                          <a:xfrm>
+                            <a:off x="0" y="0"/>
+                            <a:ext cx="1781175" cy="2981325"/>
                           </a:xfrm>
                           <a:prstGeom prst="rect">
                             <a:avLst/>
@@ -5669,23 +6299,23 @@
               </w:rPr>
               <w:drawing>
                 <wp:inline distT="0" distB="0" distL="0" distR="0">
-                  <wp:extent cx="2571750" cy="2857500"/>
+                  <wp:extent cx="257175" cy="200025"/>
                   <wp:effectExtent l="0" t="0" r="0" b="0"/>
-                  <wp:docPr id="154" name="Picture 154" descr="image"/>
+                  <wp:docPr id="286" name="Picture 286" descr="image"/>
                   <wp:cNvGraphicFramePr>
-                    <a:graphicFrameLocks xmlns:a="http://schemas.openxmlformats.org/drawingml/2006/main" noChangeAspect="1"/>
+                    <a:graphicFrameLocks noChangeAspect="1"/>
                   </wp:cNvGraphicFramePr>
-                  <a:graphic xmlns:a="http://schemas.openxmlformats.org/drawingml/2006/main">
+                  <a:graphic>
                     <a:graphicData uri="http://schemas.openxmlformats.org/drawingml/2006/picture">
-                      <pic:pic xmlns:pic="http://schemas.openxmlformats.org/drawingml/2006/picture">
+                      <pic:pic>
                         <pic:nvPicPr>
-                          <pic:cNvPr id="154" name="Picture 154" descr="image"/>
+                          <pic:cNvPr id="286" name="Picture 286" descr="image"/>
                           <pic:cNvPicPr>
                             <a:picLocks noChangeAspect="1"/>
                           </pic:cNvPicPr>
                         </pic:nvPicPr>
                         <pic:blipFill>
-                          <a:blip r:embed="rId5|rId90"/>
+                          <a:blip r:embed="rId5"/>
                           <a:stretch>
                             <a:fillRect/>
                           </a:stretch>
@@ -5693,7 +6323,44 @@
                         <pic:spPr>
                           <a:xfrm>
                             <a:off x="0" y="0"/>
-                            <a:ext cx="2571750" cy="2857500"/>
+                            <a:ext cx="257175" cy="200025"/>
+                          </a:xfrm>
+                          <a:prstGeom prst="rect">
+                            <a:avLst/>
+                          </a:prstGeom>
+                        </pic:spPr>
+                      </pic:pic>
+                    </a:graphicData>
+                  </a:graphic>
+                </wp:inline>
+              </w:drawing>
+              <w:drawing>
+                <wp:inline distT="0" distB="0" distL="0" distR="0">
+                  <wp:extent cx="1781175" cy="2971800"/>
+                  <wp:effectExtent l="0" t="0" r="0" b="0"/>
+                  <wp:docPr id="287" name="Picture 287" descr="image"/>
+                  <wp:cNvGraphicFramePr>
+                    <a:graphicFrameLocks noChangeAspect="1"/>
+                  </wp:cNvGraphicFramePr>
+                  <a:graphic>
+                    <a:graphicData uri="http://schemas.openxmlformats.org/drawingml/2006/picture">
+                      <pic:pic>
+                        <pic:nvPicPr>
+                          <pic:cNvPr id="287" name="Picture 287" descr="image"/>
+                          <pic:cNvPicPr>
+                            <a:picLocks noChangeAspect="1"/>
+                          </pic:cNvPicPr>
+                        </pic:nvPicPr>
+                        <pic:blipFill>
+                          <a:blip r:embed="rId90"/>
+                          <a:stretch>
+                            <a:fillRect/>
+                          </a:stretch>
+                        </pic:blipFill>
+                        <pic:spPr>
+                          <a:xfrm>
+                            <a:off x="0" y="0"/>
+                            <a:ext cx="1781175" cy="2971800"/>
                           </a:xfrm>
                           <a:prstGeom prst="rect">
                             <a:avLst/>
@@ -5763,23 +6430,23 @@
         </w:rPr>
         <w:drawing>
           <wp:inline distT="0" distB="0" distL="0" distR="0">
-            <wp:extent cx="3132000" cy="1905000"/>
+            <wp:extent cx="981075" cy="3648075"/>
             <wp:effectExtent l="0" t="0" r="0" b="0"/>
-            <wp:docPr id="155" name="Picture 155" descr="image"/>
+            <wp:docPr id="288" name="Picture 288" descr="image"/>
             <wp:cNvGraphicFramePr>
-              <a:graphicFrameLocks xmlns:a="http://schemas.openxmlformats.org/drawingml/2006/main" noChangeAspect="1"/>
+              <a:graphicFrameLocks noChangeAspect="1"/>
             </wp:cNvGraphicFramePr>
-            <a:graphic xmlns:a="http://schemas.openxmlformats.org/drawingml/2006/main">
+            <a:graphic>
               <a:graphicData uri="http://schemas.openxmlformats.org/drawingml/2006/picture">
-                <pic:pic xmlns:pic="http://schemas.openxmlformats.org/drawingml/2006/picture">
+                <pic:pic>
                   <pic:nvPicPr>
-                    <pic:cNvPr id="155" name="Picture 155" descr="image"/>
+                    <pic:cNvPr id="288" name="Picture 288" descr="image"/>
                     <pic:cNvPicPr>
                       <a:picLocks noChangeAspect="1"/>
                     </pic:cNvPicPr>
                   </pic:nvPicPr>
                   <pic:blipFill>
-                    <a:blip r:embed="rId91|rId92|rId93"/>
+                    <a:blip r:embed="rId91"/>
                     <a:stretch>
                       <a:fillRect/>
                     </a:stretch>
@@ -5787,7 +6454,81 @@
                   <pic:spPr>
                     <a:xfrm>
                       <a:off x="0" y="0"/>
-                      <a:ext cx="3132000" cy="1905000"/>
+                      <a:ext cx="981075" cy="3648075"/>
+                    </a:xfrm>
+                    <a:prstGeom prst="rect">
+                      <a:avLst/>
+                    </a:prstGeom>
+                  </pic:spPr>
+                </pic:pic>
+              </a:graphicData>
+            </a:graphic>
+          </wp:inline>
+        </w:drawing>
+        <w:drawing>
+          <wp:inline distT="0" distB="0" distL="0" distR="0">
+            <wp:extent cx="1000125" cy="1828800"/>
+            <wp:effectExtent l="0" t="0" r="0" b="0"/>
+            <wp:docPr id="289" name="Picture 289" descr="image"/>
+            <wp:cNvGraphicFramePr>
+              <a:graphicFrameLocks noChangeAspect="1"/>
+            </wp:cNvGraphicFramePr>
+            <a:graphic>
+              <a:graphicData uri="http://schemas.openxmlformats.org/drawingml/2006/picture">
+                <pic:pic>
+                  <pic:nvPicPr>
+                    <pic:cNvPr id="289" name="Picture 289" descr="image"/>
+                    <pic:cNvPicPr>
+                      <a:picLocks noChangeAspect="1"/>
+                    </pic:cNvPicPr>
+                  </pic:nvPicPr>
+                  <pic:blipFill>
+                    <a:blip r:embed="rId92"/>
+                    <a:stretch>
+                      <a:fillRect/>
+                    </a:stretch>
+                  </pic:blipFill>
+                  <pic:spPr>
+                    <a:xfrm>
+                      <a:off x="0" y="0"/>
+                      <a:ext cx="1000125" cy="1828800"/>
+                    </a:xfrm>
+                    <a:prstGeom prst="rect">
+                      <a:avLst/>
+                    </a:prstGeom>
+                  </pic:spPr>
+                </pic:pic>
+              </a:graphicData>
+            </a:graphic>
+          </wp:inline>
+        </w:drawing>
+        <w:drawing>
+          <wp:inline distT="0" distB="0" distL="0" distR="0">
+            <wp:extent cx="1000125" cy="1809750"/>
+            <wp:effectExtent l="0" t="0" r="0" b="0"/>
+            <wp:docPr id="290" name="Picture 290" descr="image"/>
+            <wp:cNvGraphicFramePr>
+              <a:graphicFrameLocks noChangeAspect="1"/>
+            </wp:cNvGraphicFramePr>
+            <a:graphic>
+              <a:graphicData uri="http://schemas.openxmlformats.org/drawingml/2006/picture">
+                <pic:pic>
+                  <pic:nvPicPr>
+                    <pic:cNvPr id="290" name="Picture 290" descr="image"/>
+                    <pic:cNvPicPr>
+                      <a:picLocks noChangeAspect="1"/>
+                    </pic:cNvPicPr>
+                  </pic:nvPicPr>
+                  <pic:blipFill>
+                    <a:blip r:embed="rId93"/>
+                    <a:stretch>
+                      <a:fillRect/>
+                    </a:stretch>
+                  </pic:blipFill>
+                  <pic:spPr>
+                    <a:xfrm>
+                      <a:off x="0" y="0"/>
+                      <a:ext cx="1000125" cy="1809750"/>
                     </a:xfrm>
                     <a:prstGeom prst="rect">
                       <a:avLst/>
@@ -5878,23 +6619,23 @@
               </w:rPr>
               <w:drawing>
                 <wp:inline distT="0" distB="0" distL="0" distR="0">
-                  <wp:extent cx="2571750" cy="2857500"/>
+                  <wp:extent cx="237775" cy="184936"/>
                   <wp:effectExtent l="0" t="0" r="0" b="0"/>
-                  <wp:docPr id="156" name="Picture 156" descr="image"/>
+                  <wp:docPr id="291" name="Picture 291" descr="image"/>
                   <wp:cNvGraphicFramePr>
-                    <a:graphicFrameLocks xmlns:a="http://schemas.openxmlformats.org/drawingml/2006/main" noChangeAspect="1"/>
+                    <a:graphicFrameLocks noChangeAspect="1"/>
                   </wp:cNvGraphicFramePr>
-                  <a:graphic xmlns:a="http://schemas.openxmlformats.org/drawingml/2006/main">
+                  <a:graphic>
                     <a:graphicData uri="http://schemas.openxmlformats.org/drawingml/2006/picture">
-                      <pic:pic xmlns:pic="http://schemas.openxmlformats.org/drawingml/2006/picture">
+                      <pic:pic>
                         <pic:nvPicPr>
-                          <pic:cNvPr id="156" name="Picture 156" descr="image"/>
+                          <pic:cNvPr id="291" name="Picture 291" descr="image"/>
                           <pic:cNvPicPr>
                             <a:picLocks noChangeAspect="1"/>
                           </pic:cNvPicPr>
                         </pic:nvPicPr>
                         <pic:blipFill>
-                          <a:blip r:embed="rId8|rId95"/>
+                          <a:blip r:embed="rId8"/>
                           <a:stretch>
                             <a:fillRect/>
                           </a:stretch>
@@ -5902,7 +6643,44 @@
                         <pic:spPr>
                           <a:xfrm>
                             <a:off x="0" y="0"/>
-                            <a:ext cx="2571750" cy="2857500"/>
+                            <a:ext cx="237775" cy="184936"/>
+                          </a:xfrm>
+                          <a:prstGeom prst="rect">
+                            <a:avLst/>
+                          </a:prstGeom>
+                        </pic:spPr>
+                      </pic:pic>
+                    </a:graphicData>
+                  </a:graphic>
+                </wp:inline>
+              </w:drawing>
+              <w:drawing>
+                <wp:inline distT="0" distB="0" distL="0" distR="0">
+                  <wp:extent cx="2641950" cy="1999075"/>
+                  <wp:effectExtent l="0" t="0" r="0" b="0"/>
+                  <wp:docPr id="292" name="Picture 292" descr="image"/>
+                  <wp:cNvGraphicFramePr>
+                    <a:graphicFrameLocks noChangeAspect="1"/>
+                  </wp:cNvGraphicFramePr>
+                  <a:graphic>
+                    <a:graphicData uri="http://schemas.openxmlformats.org/drawingml/2006/picture">
+                      <pic:pic>
+                        <pic:nvPicPr>
+                          <pic:cNvPr id="292" name="Picture 292" descr="image"/>
+                          <pic:cNvPicPr>
+                            <a:picLocks noChangeAspect="1"/>
+                          </pic:cNvPicPr>
+                        </pic:nvPicPr>
+                        <pic:blipFill>
+                          <a:blip r:embed="rId95"/>
+                          <a:stretch>
+                            <a:fillRect/>
+                          </a:stretch>
+                        </pic:blipFill>
+                        <pic:spPr>
+                          <a:xfrm>
+                            <a:off x="0" y="0"/>
+                            <a:ext cx="2641950" cy="1999075"/>
                           </a:xfrm>
                           <a:prstGeom prst="rect">
                             <a:avLst/>
@@ -5966,23 +6744,23 @@
               </w:rPr>
               <w:drawing>
                 <wp:inline distT="0" distB="0" distL="0" distR="0">
-                  <wp:extent cx="2571750" cy="2857500"/>
+                  <wp:extent cx="237775" cy="184936"/>
                   <wp:effectExtent l="0" t="0" r="0" b="0"/>
-                  <wp:docPr id="157" name="Picture 157" descr="image"/>
+                  <wp:docPr id="293" name="Picture 293" descr="image"/>
                   <wp:cNvGraphicFramePr>
-                    <a:graphicFrameLocks xmlns:a="http://schemas.openxmlformats.org/drawingml/2006/main" noChangeAspect="1"/>
+                    <a:graphicFrameLocks noChangeAspect="1"/>
                   </wp:cNvGraphicFramePr>
-                  <a:graphic xmlns:a="http://schemas.openxmlformats.org/drawingml/2006/main">
+                  <a:graphic>
                     <a:graphicData uri="http://schemas.openxmlformats.org/drawingml/2006/picture">
-                      <pic:pic xmlns:pic="http://schemas.openxmlformats.org/drawingml/2006/picture">
+                      <pic:pic>
                         <pic:nvPicPr>
-                          <pic:cNvPr id="157" name="Picture 157" descr="image"/>
+                          <pic:cNvPr id="293" name="Picture 293" descr="image"/>
                           <pic:cNvPicPr>
                             <a:picLocks noChangeAspect="1"/>
                           </pic:cNvPicPr>
                         </pic:nvPicPr>
                         <pic:blipFill>
-                          <a:blip r:embed="rId5|rId97"/>
+                          <a:blip r:embed="rId5"/>
                           <a:stretch>
                             <a:fillRect/>
                           </a:stretch>
@@ -5990,7 +6768,44 @@
                         <pic:spPr>
                           <a:xfrm>
                             <a:off x="0" y="0"/>
-                            <a:ext cx="2571750" cy="2857500"/>
+                            <a:ext cx="237775" cy="184936"/>
+                          </a:xfrm>
+                          <a:prstGeom prst="rect">
+                            <a:avLst/>
+                          </a:prstGeom>
+                        </pic:spPr>
+                      </pic:pic>
+                    </a:graphicData>
+                  </a:graphic>
+                </wp:inline>
+              </w:drawing>
+              <w:drawing>
+                <wp:inline distT="0" distB="0" distL="0" distR="0">
+                  <wp:extent cx="2641950" cy="1999075"/>
+                  <wp:effectExtent l="0" t="0" r="0" b="0"/>
+                  <wp:docPr id="294" name="Picture 294" descr="image"/>
+                  <wp:cNvGraphicFramePr>
+                    <a:graphicFrameLocks noChangeAspect="1"/>
+                  </wp:cNvGraphicFramePr>
+                  <a:graphic>
+                    <a:graphicData uri="http://schemas.openxmlformats.org/drawingml/2006/picture">
+                      <pic:pic>
+                        <pic:nvPicPr>
+                          <pic:cNvPr id="294" name="Picture 294" descr="image"/>
+                          <pic:cNvPicPr>
+                            <a:picLocks noChangeAspect="1"/>
+                          </pic:cNvPicPr>
+                        </pic:nvPicPr>
+                        <pic:blipFill>
+                          <a:blip r:embed="rId97"/>
+                          <a:stretch>
+                            <a:fillRect/>
+                          </a:stretch>
+                        </pic:blipFill>
+                        <pic:spPr>
+                          <a:xfrm>
+                            <a:off x="0" y="0"/>
+                            <a:ext cx="2641950" cy="1999075"/>
                           </a:xfrm>
                           <a:prstGeom prst="rect">
                             <a:avLst/>
@@ -6059,23 +6874,23 @@
               </w:rPr>
               <w:drawing>
                 <wp:inline distT="0" distB="0" distL="0" distR="0">
-                  <wp:extent cx="2571750" cy="2857500"/>
+                  <wp:extent cx="237775" cy="184936"/>
                   <wp:effectExtent l="0" t="0" r="0" b="0"/>
-                  <wp:docPr id="158" name="Picture 158" descr="image"/>
+                  <wp:docPr id="295" name="Picture 295" descr="image"/>
                   <wp:cNvGraphicFramePr>
-                    <a:graphicFrameLocks xmlns:a="http://schemas.openxmlformats.org/drawingml/2006/main" noChangeAspect="1"/>
+                    <a:graphicFrameLocks noChangeAspect="1"/>
                   </wp:cNvGraphicFramePr>
-                  <a:graphic xmlns:a="http://schemas.openxmlformats.org/drawingml/2006/main">
+                  <a:graphic>
                     <a:graphicData uri="http://schemas.openxmlformats.org/drawingml/2006/picture">
-                      <pic:pic xmlns:pic="http://schemas.openxmlformats.org/drawingml/2006/picture">
+                      <pic:pic>
                         <pic:nvPicPr>
-                          <pic:cNvPr id="158" name="Picture 158" descr="image"/>
+                          <pic:cNvPr id="295" name="Picture 295" descr="image"/>
                           <pic:cNvPicPr>
                             <a:picLocks noChangeAspect="1"/>
                           </pic:cNvPicPr>
                         </pic:nvPicPr>
                         <pic:blipFill>
-                          <a:blip r:embed="rId5|rId99"/>
+                          <a:blip r:embed="rId5"/>
                           <a:stretch>
                             <a:fillRect/>
                           </a:stretch>
@@ -6083,7 +6898,44 @@
                         <pic:spPr>
                           <a:xfrm>
                             <a:off x="0" y="0"/>
-                            <a:ext cx="2571750" cy="2857500"/>
+                            <a:ext cx="237775" cy="184936"/>
+                          </a:xfrm>
+                          <a:prstGeom prst="rect">
+                            <a:avLst/>
+                          </a:prstGeom>
+                        </pic:spPr>
+                      </pic:pic>
+                    </a:graphicData>
+                  </a:graphic>
+                </wp:inline>
+              </w:drawing>
+              <w:drawing>
+                <wp:inline distT="0" distB="0" distL="0" distR="0">
+                  <wp:extent cx="2641950" cy="1981462"/>
+                  <wp:effectExtent l="0" t="0" r="0" b="0"/>
+                  <wp:docPr id="296" name="Picture 296" descr="image"/>
+                  <wp:cNvGraphicFramePr>
+                    <a:graphicFrameLocks noChangeAspect="1"/>
+                  </wp:cNvGraphicFramePr>
+                  <a:graphic>
+                    <a:graphicData uri="http://schemas.openxmlformats.org/drawingml/2006/picture">
+                      <pic:pic>
+                        <pic:nvPicPr>
+                          <pic:cNvPr id="296" name="Picture 296" descr="image"/>
+                          <pic:cNvPicPr>
+                            <a:picLocks noChangeAspect="1"/>
+                          </pic:cNvPicPr>
+                        </pic:nvPicPr>
+                        <pic:blipFill>
+                          <a:blip r:embed="rId99"/>
+                          <a:stretch>
+                            <a:fillRect/>
+                          </a:stretch>
+                        </pic:blipFill>
+                        <pic:spPr>
+                          <a:xfrm>
+                            <a:off x="0" y="0"/>
+                            <a:ext cx="2641950" cy="1981462"/>
                           </a:xfrm>
                           <a:prstGeom prst="rect">
                             <a:avLst/>
@@ -6147,23 +6999,23 @@
               </w:rPr>
               <w:drawing>
                 <wp:inline distT="0" distB="0" distL="0" distR="0">
-                  <wp:extent cx="2571750" cy="2857500"/>
+                  <wp:extent cx="237775" cy="184936"/>
                   <wp:effectExtent l="0" t="0" r="0" b="0"/>
-                  <wp:docPr id="159" name="Picture 159" descr="image"/>
+                  <wp:docPr id="297" name="Picture 297" descr="image"/>
                   <wp:cNvGraphicFramePr>
-                    <a:graphicFrameLocks xmlns:a="http://schemas.openxmlformats.org/drawingml/2006/main" noChangeAspect="1"/>
+                    <a:graphicFrameLocks noChangeAspect="1"/>
                   </wp:cNvGraphicFramePr>
-                  <a:graphic xmlns:a="http://schemas.openxmlformats.org/drawingml/2006/main">
+                  <a:graphic>
                     <a:graphicData uri="http://schemas.openxmlformats.org/drawingml/2006/picture">
-                      <pic:pic xmlns:pic="http://schemas.openxmlformats.org/drawingml/2006/picture">
+                      <pic:pic>
                         <pic:nvPicPr>
-                          <pic:cNvPr id="159" name="Picture 159" descr="image"/>
+                          <pic:cNvPr id="297" name="Picture 297" descr="image"/>
                           <pic:cNvPicPr>
                             <a:picLocks noChangeAspect="1"/>
                           </pic:cNvPicPr>
                         </pic:nvPicPr>
                         <pic:blipFill>
-                          <a:blip r:embed="rId5|rId101"/>
+                          <a:blip r:embed="rId5"/>
                           <a:stretch>
                             <a:fillRect/>
                           </a:stretch>
@@ -6171,7 +7023,44 @@
                         <pic:spPr>
                           <a:xfrm>
                             <a:off x="0" y="0"/>
-                            <a:ext cx="2571750" cy="2857500"/>
+                            <a:ext cx="237775" cy="184936"/>
+                          </a:xfrm>
+                          <a:prstGeom prst="rect">
+                            <a:avLst/>
+                          </a:prstGeom>
+                        </pic:spPr>
+                      </pic:pic>
+                    </a:graphicData>
+                  </a:graphic>
+                </wp:inline>
+              </w:drawing>
+              <w:drawing>
+                <wp:inline distT="0" distB="0" distL="0" distR="0">
+                  <wp:extent cx="2641950" cy="1981462"/>
+                  <wp:effectExtent l="0" t="0" r="0" b="0"/>
+                  <wp:docPr id="298" name="Picture 298" descr="image"/>
+                  <wp:cNvGraphicFramePr>
+                    <a:graphicFrameLocks noChangeAspect="1"/>
+                  </wp:cNvGraphicFramePr>
+                  <a:graphic>
+                    <a:graphicData uri="http://schemas.openxmlformats.org/drawingml/2006/picture">
+                      <pic:pic>
+                        <pic:nvPicPr>
+                          <pic:cNvPr id="298" name="Picture 298" descr="image"/>
+                          <pic:cNvPicPr>
+                            <a:picLocks noChangeAspect="1"/>
+                          </pic:cNvPicPr>
+                        </pic:nvPicPr>
+                        <pic:blipFill>
+                          <a:blip r:embed="rId101"/>
+                          <a:stretch>
+                            <a:fillRect/>
+                          </a:stretch>
+                        </pic:blipFill>
+                        <pic:spPr>
+                          <a:xfrm>
+                            <a:off x="0" y="0"/>
+                            <a:ext cx="2641950" cy="1981462"/>
                           </a:xfrm>
                           <a:prstGeom prst="rect">
                             <a:avLst/>
@@ -6299,23 +7188,23 @@
               </w:rPr>
               <w:drawing>
                 <wp:inline distT="0" distB="0" distL="0" distR="0">
-                  <wp:extent cx="2571750" cy="2857500"/>
+                  <wp:extent cx="257175" cy="200025"/>
                   <wp:effectExtent l="0" t="0" r="0" b="0"/>
-                  <wp:docPr id="160" name="Picture 160" descr="image"/>
+                  <wp:docPr id="299" name="Picture 299" descr="image"/>
                   <wp:cNvGraphicFramePr>
-                    <a:graphicFrameLocks xmlns:a="http://schemas.openxmlformats.org/drawingml/2006/main" noChangeAspect="1"/>
+                    <a:graphicFrameLocks noChangeAspect="1"/>
                   </wp:cNvGraphicFramePr>
-                  <a:graphic xmlns:a="http://schemas.openxmlformats.org/drawingml/2006/main">
+                  <a:graphic>
                     <a:graphicData uri="http://schemas.openxmlformats.org/drawingml/2006/picture">
-                      <pic:pic xmlns:pic="http://schemas.openxmlformats.org/drawingml/2006/picture">
+                      <pic:pic>
                         <pic:nvPicPr>
-                          <pic:cNvPr id="160" name="Picture 160" descr="image"/>
+                          <pic:cNvPr id="299" name="Picture 299" descr="image"/>
                           <pic:cNvPicPr>
                             <a:picLocks noChangeAspect="1"/>
                           </pic:cNvPicPr>
                         </pic:nvPicPr>
                         <pic:blipFill>
-                          <a:blip r:embed="rId5|rId103"/>
+                          <a:blip r:embed="rId5"/>
                           <a:stretch>
                             <a:fillRect/>
                           </a:stretch>
@@ -6323,7 +7212,44 @@
                         <pic:spPr>
                           <a:xfrm>
                             <a:off x="0" y="0"/>
-                            <a:ext cx="2571750" cy="2857500"/>
+                            <a:ext cx="257175" cy="200025"/>
+                          </a:xfrm>
+                          <a:prstGeom prst="rect">
+                            <a:avLst/>
+                          </a:prstGeom>
+                        </pic:spPr>
+                      </pic:pic>
+                    </a:graphicData>
+                  </a:graphic>
+                </wp:inline>
+              </w:drawing>
+              <w:drawing>
+                <wp:inline distT="0" distB="0" distL="0" distR="0">
+                  <wp:extent cx="1485900" cy="1685925"/>
+                  <wp:effectExtent l="0" t="0" r="0" b="0"/>
+                  <wp:docPr id="300" name="Picture 300" descr="image"/>
+                  <wp:cNvGraphicFramePr>
+                    <a:graphicFrameLocks noChangeAspect="1"/>
+                  </wp:cNvGraphicFramePr>
+                  <a:graphic>
+                    <a:graphicData uri="http://schemas.openxmlformats.org/drawingml/2006/picture">
+                      <pic:pic>
+                        <pic:nvPicPr>
+                          <pic:cNvPr id="300" name="Picture 300" descr="image"/>
+                          <pic:cNvPicPr>
+                            <a:picLocks noChangeAspect="1"/>
+                          </pic:cNvPicPr>
+                        </pic:nvPicPr>
+                        <pic:blipFill>
+                          <a:blip r:embed="rId103"/>
+                          <a:stretch>
+                            <a:fillRect/>
+                          </a:stretch>
+                        </pic:blipFill>
+                        <pic:spPr>
+                          <a:xfrm>
+                            <a:off x="0" y="0"/>
+                            <a:ext cx="1485900" cy="1685925"/>
                           </a:xfrm>
                           <a:prstGeom prst="rect">
                             <a:avLst/>
@@ -6387,23 +7313,23 @@
               </w:rPr>
               <w:drawing>
                 <wp:inline distT="0" distB="0" distL="0" distR="0">
-                  <wp:extent cx="2571750" cy="2857500"/>
+                  <wp:extent cx="257175" cy="200025"/>
                   <wp:effectExtent l="0" t="0" r="0" b="0"/>
-                  <wp:docPr id="161" name="Picture 161" descr="image"/>
+                  <wp:docPr id="301" name="Picture 301" descr="image"/>
                   <wp:cNvGraphicFramePr>
-                    <a:graphicFrameLocks xmlns:a="http://schemas.openxmlformats.org/drawingml/2006/main" noChangeAspect="1"/>
+                    <a:graphicFrameLocks noChangeAspect="1"/>
                   </wp:cNvGraphicFramePr>
-                  <a:graphic xmlns:a="http://schemas.openxmlformats.org/drawingml/2006/main">
+                  <a:graphic>
                     <a:graphicData uri="http://schemas.openxmlformats.org/drawingml/2006/picture">
-                      <pic:pic xmlns:pic="http://schemas.openxmlformats.org/drawingml/2006/picture">
+                      <pic:pic>
                         <pic:nvPicPr>
-                          <pic:cNvPr id="161" name="Picture 161" descr="image"/>
+                          <pic:cNvPr id="301" name="Picture 301" descr="image"/>
                           <pic:cNvPicPr>
                             <a:picLocks noChangeAspect="1"/>
                           </pic:cNvPicPr>
                         </pic:nvPicPr>
                         <pic:blipFill>
-                          <a:blip r:embed="rId5|rId105"/>
+                          <a:blip r:embed="rId5"/>
                           <a:stretch>
                             <a:fillRect/>
                           </a:stretch>
@@ -6411,7 +7337,44 @@
                         <pic:spPr>
                           <a:xfrm>
                             <a:off x="0" y="0"/>
-                            <a:ext cx="2571750" cy="2857500"/>
+                            <a:ext cx="257175" cy="200025"/>
+                          </a:xfrm>
+                          <a:prstGeom prst="rect">
+                            <a:avLst/>
+                          </a:prstGeom>
+                        </pic:spPr>
+                      </pic:pic>
+                    </a:graphicData>
+                  </a:graphic>
+                </wp:inline>
+              </w:drawing>
+              <w:drawing>
+                <wp:inline distT="0" distB="0" distL="0" distR="0">
+                  <wp:extent cx="2162175" cy="1666875"/>
+                  <wp:effectExtent l="0" t="0" r="0" b="0"/>
+                  <wp:docPr id="302" name="Picture 302" descr="image"/>
+                  <wp:cNvGraphicFramePr>
+                    <a:graphicFrameLocks noChangeAspect="1"/>
+                  </wp:cNvGraphicFramePr>
+                  <a:graphic>
+                    <a:graphicData uri="http://schemas.openxmlformats.org/drawingml/2006/picture">
+                      <pic:pic>
+                        <pic:nvPicPr>
+                          <pic:cNvPr id="302" name="Picture 302" descr="image"/>
+                          <pic:cNvPicPr>
+                            <a:picLocks noChangeAspect="1"/>
+                          </pic:cNvPicPr>
+                        </pic:nvPicPr>
+                        <pic:blipFill>
+                          <a:blip r:embed="rId105"/>
+                          <a:stretch>
+                            <a:fillRect/>
+                          </a:stretch>
+                        </pic:blipFill>
+                        <pic:spPr>
+                          <a:xfrm>
+                            <a:off x="0" y="0"/>
+                            <a:ext cx="2162175" cy="1666875"/>
                           </a:xfrm>
                           <a:prstGeom prst="rect">
                             <a:avLst/>
@@ -6480,23 +7443,23 @@
               </w:rPr>
               <w:drawing>
                 <wp:inline distT="0" distB="0" distL="0" distR="0">
-                  <wp:extent cx="2571750" cy="2857500"/>
+                  <wp:extent cx="257175" cy="200025"/>
                   <wp:effectExtent l="0" t="0" r="0" b="0"/>
-                  <wp:docPr id="162" name="Picture 162" descr="image"/>
+                  <wp:docPr id="303" name="Picture 303" descr="image"/>
                   <wp:cNvGraphicFramePr>
-                    <a:graphicFrameLocks xmlns:a="http://schemas.openxmlformats.org/drawingml/2006/main" noChangeAspect="1"/>
+                    <a:graphicFrameLocks noChangeAspect="1"/>
                   </wp:cNvGraphicFramePr>
-                  <a:graphic xmlns:a="http://schemas.openxmlformats.org/drawingml/2006/main">
+                  <a:graphic>
                     <a:graphicData uri="http://schemas.openxmlformats.org/drawingml/2006/picture">
-                      <pic:pic xmlns:pic="http://schemas.openxmlformats.org/drawingml/2006/picture">
+                      <pic:pic>
                         <pic:nvPicPr>
-                          <pic:cNvPr id="162" name="Picture 162" descr="image"/>
+                          <pic:cNvPr id="303" name="Picture 303" descr="image"/>
                           <pic:cNvPicPr>
                             <a:picLocks noChangeAspect="1"/>
                           </pic:cNvPicPr>
                         </pic:nvPicPr>
                         <pic:blipFill>
-                          <a:blip r:embed="rId5|rId107"/>
+                          <a:blip r:embed="rId5"/>
                           <a:stretch>
                             <a:fillRect/>
                           </a:stretch>
@@ -6504,7 +7467,44 @@
                         <pic:spPr>
                           <a:xfrm>
                             <a:off x="0" y="0"/>
-                            <a:ext cx="2571750" cy="2857500"/>
+                            <a:ext cx="257175" cy="200025"/>
+                          </a:xfrm>
+                          <a:prstGeom prst="rect">
+                            <a:avLst/>
+                          </a:prstGeom>
+                        </pic:spPr>
+                      </pic:pic>
+                    </a:graphicData>
+                  </a:graphic>
+                </wp:inline>
+              </w:drawing>
+              <w:drawing>
+                <wp:inline distT="0" distB="0" distL="0" distR="0">
+                  <wp:extent cx="2143125" cy="1695450"/>
+                  <wp:effectExtent l="0" t="0" r="0" b="0"/>
+                  <wp:docPr id="304" name="Picture 304" descr="image"/>
+                  <wp:cNvGraphicFramePr>
+                    <a:graphicFrameLocks noChangeAspect="1"/>
+                  </wp:cNvGraphicFramePr>
+                  <a:graphic>
+                    <a:graphicData uri="http://schemas.openxmlformats.org/drawingml/2006/picture">
+                      <pic:pic>
+                        <pic:nvPicPr>
+                          <pic:cNvPr id="304" name="Picture 304" descr="image"/>
+                          <pic:cNvPicPr>
+                            <a:picLocks noChangeAspect="1"/>
+                          </pic:cNvPicPr>
+                        </pic:nvPicPr>
+                        <pic:blipFill>
+                          <a:blip r:embed="rId107"/>
+                          <a:stretch>
+                            <a:fillRect/>
+                          </a:stretch>
+                        </pic:blipFill>
+                        <pic:spPr>
+                          <a:xfrm>
+                            <a:off x="0" y="0"/>
+                            <a:ext cx="2143125" cy="1695450"/>
                           </a:xfrm>
                           <a:prstGeom prst="rect">
                             <a:avLst/>
@@ -6568,23 +7568,23 @@
               </w:rPr>
               <w:drawing>
                 <wp:inline distT="0" distB="0" distL="0" distR="0">
-                  <wp:extent cx="2571750" cy="2857500"/>
+                  <wp:extent cx="257175" cy="200025"/>
                   <wp:effectExtent l="0" t="0" r="0" b="0"/>
-                  <wp:docPr id="163" name="Picture 163" descr="image"/>
+                  <wp:docPr id="305" name="Picture 305" descr="image"/>
                   <wp:cNvGraphicFramePr>
-                    <a:graphicFrameLocks xmlns:a="http://schemas.openxmlformats.org/drawingml/2006/main" noChangeAspect="1"/>
+                    <a:graphicFrameLocks noChangeAspect="1"/>
                   </wp:cNvGraphicFramePr>
-                  <a:graphic xmlns:a="http://schemas.openxmlformats.org/drawingml/2006/main">
+                  <a:graphic>
                     <a:graphicData uri="http://schemas.openxmlformats.org/drawingml/2006/picture">
-                      <pic:pic xmlns:pic="http://schemas.openxmlformats.org/drawingml/2006/picture">
+                      <pic:pic>
                         <pic:nvPicPr>
-                          <pic:cNvPr id="163" name="Picture 163" descr="image"/>
+                          <pic:cNvPr id="305" name="Picture 305" descr="image"/>
                           <pic:cNvPicPr>
                             <a:picLocks noChangeAspect="1"/>
                           </pic:cNvPicPr>
                         </pic:nvPicPr>
                         <pic:blipFill>
-                          <a:blip r:embed="rId8|rId109"/>
+                          <a:blip r:embed="rId8"/>
                           <a:stretch>
                             <a:fillRect/>
                           </a:stretch>
@@ -6592,7 +7592,44 @@
                         <pic:spPr>
                           <a:xfrm>
                             <a:off x="0" y="0"/>
-                            <a:ext cx="2571750" cy="2857500"/>
+                            <a:ext cx="257175" cy="200025"/>
+                          </a:xfrm>
+                          <a:prstGeom prst="rect">
+                            <a:avLst/>
+                          </a:prstGeom>
+                        </pic:spPr>
+                      </pic:pic>
+                    </a:graphicData>
+                  </a:graphic>
+                </wp:inline>
+              </w:drawing>
+              <w:drawing>
+                <wp:inline distT="0" distB="0" distL="0" distR="0">
+                  <wp:extent cx="2152650" cy="1676400"/>
+                  <wp:effectExtent l="0" t="0" r="0" b="0"/>
+                  <wp:docPr id="306" name="Picture 306" descr="image"/>
+                  <wp:cNvGraphicFramePr>
+                    <a:graphicFrameLocks noChangeAspect="1"/>
+                  </wp:cNvGraphicFramePr>
+                  <a:graphic>
+                    <a:graphicData uri="http://schemas.openxmlformats.org/drawingml/2006/picture">
+                      <pic:pic>
+                        <pic:nvPicPr>
+                          <pic:cNvPr id="306" name="Picture 306" descr="image"/>
+                          <pic:cNvPicPr>
+                            <a:picLocks noChangeAspect="1"/>
+                          </pic:cNvPicPr>
+                        </pic:nvPicPr>
+                        <pic:blipFill>
+                          <a:blip r:embed="rId109"/>
+                          <a:stretch>
+                            <a:fillRect/>
+                          </a:stretch>
+                        </pic:blipFill>
+                        <pic:spPr>
+                          <a:xfrm>
+                            <a:off x="0" y="0"/>
+                            <a:ext cx="2152650" cy="1676400"/>
                           </a:xfrm>
                           <a:prstGeom prst="rect">
                             <a:avLst/>
@@ -7188,23 +8225,23 @@
               </w:rPr>
               <w:drawing>
                 <wp:inline distT="0" distB="0" distL="0" distR="0">
-                  <wp:extent cx="2571750" cy="2857500"/>
+                  <wp:extent cx="182090" cy="141626"/>
                   <wp:effectExtent l="0" t="0" r="0" b="0"/>
-                  <wp:docPr id="170" name="Picture 170" descr="image"/>
+                  <wp:docPr id="307" name="Picture 307" descr="image"/>
                   <wp:cNvGraphicFramePr>
-                    <a:graphicFrameLocks xmlns:a="http://schemas.openxmlformats.org/drawingml/2006/main" noChangeAspect="1"/>
+                    <a:graphicFrameLocks noChangeAspect="1"/>
                   </wp:cNvGraphicFramePr>
-                  <a:graphic xmlns:a="http://schemas.openxmlformats.org/drawingml/2006/main">
+                  <a:graphic>
                     <a:graphicData uri="http://schemas.openxmlformats.org/drawingml/2006/picture">
-                      <pic:pic xmlns:pic="http://schemas.openxmlformats.org/drawingml/2006/picture">
+                      <pic:pic>
                         <pic:nvPicPr>
-                          <pic:cNvPr id="170" name="Picture 170" descr="image"/>
+                          <pic:cNvPr id="307" name="Picture 307" descr="image"/>
                           <pic:cNvPicPr>
                             <a:picLocks noChangeAspect="1"/>
                           </pic:cNvPicPr>
                         </pic:nvPicPr>
                         <pic:blipFill>
-                          <a:blip r:embed="rId5|rId117"/>
+                          <a:blip r:embed="rId5"/>
                           <a:stretch>
                             <a:fillRect/>
                           </a:stretch>
@@ -7212,7 +8249,44 @@
                         <pic:spPr>
                           <a:xfrm>
                             <a:off x="0" y="0"/>
-                            <a:ext cx="2571750" cy="2857500"/>
+                            <a:ext cx="182090" cy="141626"/>
+                          </a:xfrm>
+                          <a:prstGeom prst="rect">
+                            <a:avLst/>
+                          </a:prstGeom>
+                        </pic:spPr>
+                      </pic:pic>
+                    </a:graphicData>
+                  </a:graphic>
+                </wp:inline>
+              </w:drawing>
+              <w:drawing>
+                <wp:inline distT="0" distB="0" distL="0" distR="0">
+                  <wp:extent cx="2697635" cy="755338"/>
+                  <wp:effectExtent l="0" t="0" r="0" b="0"/>
+                  <wp:docPr id="308" name="Picture 308" descr="image"/>
+                  <wp:cNvGraphicFramePr>
+                    <a:graphicFrameLocks noChangeAspect="1"/>
+                  </wp:cNvGraphicFramePr>
+                  <a:graphic>
+                    <a:graphicData uri="http://schemas.openxmlformats.org/drawingml/2006/picture">
+                      <pic:pic>
+                        <pic:nvPicPr>
+                          <pic:cNvPr id="308" name="Picture 308" descr="image"/>
+                          <pic:cNvPicPr>
+                            <a:picLocks noChangeAspect="1"/>
+                          </pic:cNvPicPr>
+                        </pic:nvPicPr>
+                        <pic:blipFill>
+                          <a:blip r:embed="rId117"/>
+                          <a:stretch>
+                            <a:fillRect/>
+                          </a:stretch>
+                        </pic:blipFill>
+                        <pic:spPr>
+                          <a:xfrm>
+                            <a:off x="0" y="0"/>
+                            <a:ext cx="2697635" cy="755338"/>
                           </a:xfrm>
                           <a:prstGeom prst="rect">
                             <a:avLst/>
@@ -7276,23 +8350,23 @@
               </w:rPr>
               <w:drawing>
                 <wp:inline distT="0" distB="0" distL="0" distR="0">
-                  <wp:extent cx="2571750" cy="2857500"/>
+                  <wp:extent cx="182090" cy="141626"/>
                   <wp:effectExtent l="0" t="0" r="0" b="0"/>
-                  <wp:docPr id="171" name="Picture 171" descr="image"/>
+                  <wp:docPr id="309" name="Picture 309" descr="image"/>
                   <wp:cNvGraphicFramePr>
-                    <a:graphicFrameLocks xmlns:a="http://schemas.openxmlformats.org/drawingml/2006/main" noChangeAspect="1"/>
+                    <a:graphicFrameLocks noChangeAspect="1"/>
                   </wp:cNvGraphicFramePr>
-                  <a:graphic xmlns:a="http://schemas.openxmlformats.org/drawingml/2006/main">
+                  <a:graphic>
                     <a:graphicData uri="http://schemas.openxmlformats.org/drawingml/2006/picture">
-                      <pic:pic xmlns:pic="http://schemas.openxmlformats.org/drawingml/2006/picture">
+                      <pic:pic>
                         <pic:nvPicPr>
-                          <pic:cNvPr id="171" name="Picture 171" descr="image"/>
+                          <pic:cNvPr id="309" name="Picture 309" descr="image"/>
                           <pic:cNvPicPr>
                             <a:picLocks noChangeAspect="1"/>
                           </pic:cNvPicPr>
                         </pic:nvPicPr>
                         <pic:blipFill>
-                          <a:blip r:embed="rId5|rId119"/>
+                          <a:blip r:embed="rId5"/>
                           <a:stretch>
                             <a:fillRect/>
                           </a:stretch>
@@ -7300,7 +8374,44 @@
                         <pic:spPr>
                           <a:xfrm>
                             <a:off x="0" y="0"/>
-                            <a:ext cx="2571750" cy="2857500"/>
+                            <a:ext cx="182090" cy="141626"/>
+                          </a:xfrm>
+                          <a:prstGeom prst="rect">
+                            <a:avLst/>
+                          </a:prstGeom>
+                        </pic:spPr>
+                      </pic:pic>
+                    </a:graphicData>
+                  </a:graphic>
+                </wp:inline>
+              </w:drawing>
+              <w:drawing>
+                <wp:inline distT="0" distB="0" distL="0" distR="0">
+                  <wp:extent cx="2697635" cy="748594"/>
+                  <wp:effectExtent l="0" t="0" r="0" b="0"/>
+                  <wp:docPr id="310" name="Picture 310" descr="image"/>
+                  <wp:cNvGraphicFramePr>
+                    <a:graphicFrameLocks noChangeAspect="1"/>
+                  </wp:cNvGraphicFramePr>
+                  <a:graphic>
+                    <a:graphicData uri="http://schemas.openxmlformats.org/drawingml/2006/picture">
+                      <pic:pic>
+                        <pic:nvPicPr>
+                          <pic:cNvPr id="310" name="Picture 310" descr="image"/>
+                          <pic:cNvPicPr>
+                            <a:picLocks noChangeAspect="1"/>
+                          </pic:cNvPicPr>
+                        </pic:nvPicPr>
+                        <pic:blipFill>
+                          <a:blip r:embed="rId119"/>
+                          <a:stretch>
+                            <a:fillRect/>
+                          </a:stretch>
+                        </pic:blipFill>
+                        <pic:spPr>
+                          <a:xfrm>
+                            <a:off x="0" y="0"/>
+                            <a:ext cx="2697635" cy="748594"/>
                           </a:xfrm>
                           <a:prstGeom prst="rect">
                             <a:avLst/>
@@ -7369,23 +8480,23 @@
               </w:rPr>
               <w:drawing>
                 <wp:inline distT="0" distB="0" distL="0" distR="0">
-                  <wp:extent cx="2571750" cy="2857500"/>
+                  <wp:extent cx="182090" cy="141626"/>
                   <wp:effectExtent l="0" t="0" r="0" b="0"/>
-                  <wp:docPr id="172" name="Picture 172" descr="image"/>
+                  <wp:docPr id="311" name="Picture 311" descr="image"/>
                   <wp:cNvGraphicFramePr>
-                    <a:graphicFrameLocks xmlns:a="http://schemas.openxmlformats.org/drawingml/2006/main" noChangeAspect="1"/>
+                    <a:graphicFrameLocks noChangeAspect="1"/>
                   </wp:cNvGraphicFramePr>
-                  <a:graphic xmlns:a="http://schemas.openxmlformats.org/drawingml/2006/main">
+                  <a:graphic>
                     <a:graphicData uri="http://schemas.openxmlformats.org/drawingml/2006/picture">
-                      <pic:pic xmlns:pic="http://schemas.openxmlformats.org/drawingml/2006/picture">
+                      <pic:pic>
                         <pic:nvPicPr>
-                          <pic:cNvPr id="172" name="Picture 172" descr="image"/>
+                          <pic:cNvPr id="311" name="Picture 311" descr="image"/>
                           <pic:cNvPicPr>
                             <a:picLocks noChangeAspect="1"/>
                           </pic:cNvPicPr>
                         </pic:nvPicPr>
                         <pic:blipFill>
-                          <a:blip r:embed="rId8|rId121"/>
+                          <a:blip r:embed="rId8"/>
                           <a:stretch>
                             <a:fillRect/>
                           </a:stretch>
@@ -7393,7 +8504,44 @@
                         <pic:spPr>
                           <a:xfrm>
                             <a:off x="0" y="0"/>
-                            <a:ext cx="2571750" cy="2857500"/>
+                            <a:ext cx="182090" cy="141626"/>
+                          </a:xfrm>
+                          <a:prstGeom prst="rect">
+                            <a:avLst/>
+                          </a:prstGeom>
+                        </pic:spPr>
+                      </pic:pic>
+                    </a:graphicData>
+                  </a:graphic>
+                </wp:inline>
+              </w:drawing>
+              <w:drawing>
+                <wp:inline distT="0" distB="0" distL="0" distR="0">
+                  <wp:extent cx="2697635" cy="762082"/>
+                  <wp:effectExtent l="0" t="0" r="0" b="0"/>
+                  <wp:docPr id="312" name="Picture 312" descr="image"/>
+                  <wp:cNvGraphicFramePr>
+                    <a:graphicFrameLocks noChangeAspect="1"/>
+                  </wp:cNvGraphicFramePr>
+                  <a:graphic>
+                    <a:graphicData uri="http://schemas.openxmlformats.org/drawingml/2006/picture">
+                      <pic:pic>
+                        <pic:nvPicPr>
+                          <pic:cNvPr id="312" name="Picture 312" descr="image"/>
+                          <pic:cNvPicPr>
+                            <a:picLocks noChangeAspect="1"/>
+                          </pic:cNvPicPr>
+                        </pic:nvPicPr>
+                        <pic:blipFill>
+                          <a:blip r:embed="rId121"/>
+                          <a:stretch>
+                            <a:fillRect/>
+                          </a:stretch>
+                        </pic:blipFill>
+                        <pic:spPr>
+                          <a:xfrm>
+                            <a:off x="0" y="0"/>
+                            <a:ext cx="2697635" cy="762082"/>
                           </a:xfrm>
                           <a:prstGeom prst="rect">
                             <a:avLst/>
@@ -7457,23 +8605,23 @@
               </w:rPr>
               <w:drawing>
                 <wp:inline distT="0" distB="0" distL="0" distR="0">
-                  <wp:extent cx="2571750" cy="2857500"/>
+                  <wp:extent cx="182090" cy="141626"/>
                   <wp:effectExtent l="0" t="0" r="0" b="0"/>
-                  <wp:docPr id="173" name="Picture 173" descr="image"/>
+                  <wp:docPr id="313" name="Picture 313" descr="image"/>
                   <wp:cNvGraphicFramePr>
-                    <a:graphicFrameLocks xmlns:a="http://schemas.openxmlformats.org/drawingml/2006/main" noChangeAspect="1"/>
+                    <a:graphicFrameLocks noChangeAspect="1"/>
                   </wp:cNvGraphicFramePr>
-                  <a:graphic xmlns:a="http://schemas.openxmlformats.org/drawingml/2006/main">
+                  <a:graphic>
                     <a:graphicData uri="http://schemas.openxmlformats.org/drawingml/2006/picture">
-                      <pic:pic xmlns:pic="http://schemas.openxmlformats.org/drawingml/2006/picture">
+                      <pic:pic>
                         <pic:nvPicPr>
-                          <pic:cNvPr id="173" name="Picture 173" descr="image"/>
+                          <pic:cNvPr id="313" name="Picture 313" descr="image"/>
                           <pic:cNvPicPr>
                             <a:picLocks noChangeAspect="1"/>
                           </pic:cNvPicPr>
                         </pic:nvPicPr>
                         <pic:blipFill>
-                          <a:blip r:embed="rId5|rId123"/>
+                          <a:blip r:embed="rId5"/>
                           <a:stretch>
                             <a:fillRect/>
                           </a:stretch>
@@ -7481,7 +8629,44 @@
                         <pic:spPr>
                           <a:xfrm>
                             <a:off x="0" y="0"/>
-                            <a:ext cx="2571750" cy="2857500"/>
+                            <a:ext cx="182090" cy="141626"/>
+                          </a:xfrm>
+                          <a:prstGeom prst="rect">
+                            <a:avLst/>
+                          </a:prstGeom>
+                        </pic:spPr>
+                      </pic:pic>
+                    </a:graphicData>
+                  </a:graphic>
+                </wp:inline>
+              </w:drawing>
+              <w:drawing>
+                <wp:inline distT="0" distB="0" distL="0" distR="0">
+                  <wp:extent cx="2697635" cy="748594"/>
+                  <wp:effectExtent l="0" t="0" r="0" b="0"/>
+                  <wp:docPr id="314" name="Picture 314" descr="image"/>
+                  <wp:cNvGraphicFramePr>
+                    <a:graphicFrameLocks noChangeAspect="1"/>
+                  </wp:cNvGraphicFramePr>
+                  <a:graphic>
+                    <a:graphicData uri="http://schemas.openxmlformats.org/drawingml/2006/picture">
+                      <pic:pic>
+                        <pic:nvPicPr>
+                          <pic:cNvPr id="314" name="Picture 314" descr="image"/>
+                          <pic:cNvPicPr>
+                            <a:picLocks noChangeAspect="1"/>
+                          </pic:cNvPicPr>
+                        </pic:nvPicPr>
+                        <pic:blipFill>
+                          <a:blip r:embed="rId123"/>
+                          <a:stretch>
+                            <a:fillRect/>
+                          </a:stretch>
+                        </pic:blipFill>
+                        <pic:spPr>
+                          <a:xfrm>
+                            <a:off x="0" y="0"/>
+                            <a:ext cx="2697635" cy="748594"/>
                           </a:xfrm>
                           <a:prstGeom prst="rect">
                             <a:avLst/>
@@ -8842,23 +10027,23 @@
               </w:rPr>
               <w:drawing>
                 <wp:inline distT="0" distB="0" distL="0" distR="0">
-                  <wp:extent cx="2571750" cy="2857500"/>
+                  <wp:extent cx="257175" cy="200025"/>
                   <wp:effectExtent l="0" t="0" r="0" b="0"/>
-                  <wp:docPr id="189" name="Picture 189" descr="image"/>
+                  <wp:docPr id="315" name="Picture 315" descr="image"/>
                   <wp:cNvGraphicFramePr>
-                    <a:graphicFrameLocks xmlns:a="http://schemas.openxmlformats.org/drawingml/2006/main" noChangeAspect="1"/>
+                    <a:graphicFrameLocks noChangeAspect="1"/>
                   </wp:cNvGraphicFramePr>
-                  <a:graphic xmlns:a="http://schemas.openxmlformats.org/drawingml/2006/main">
+                  <a:graphic>
                     <a:graphicData uri="http://schemas.openxmlformats.org/drawingml/2006/picture">
-                      <pic:pic xmlns:pic="http://schemas.openxmlformats.org/drawingml/2006/picture">
+                      <pic:pic>
                         <pic:nvPicPr>
-                          <pic:cNvPr id="189" name="Picture 189" descr="image"/>
+                          <pic:cNvPr id="315" name="Picture 315" descr="image"/>
                           <pic:cNvPicPr>
                             <a:picLocks noChangeAspect="1"/>
                           </pic:cNvPicPr>
                         </pic:nvPicPr>
                         <pic:blipFill>
-                          <a:blip r:embed="rId5|rId140"/>
+                          <a:blip r:embed="rId5"/>
                           <a:stretch>
                             <a:fillRect/>
                           </a:stretch>
@@ -8866,7 +10051,44 @@
                         <pic:spPr>
                           <a:xfrm>
                             <a:off x="0" y="0"/>
-                            <a:ext cx="2571750" cy="2857500"/>
+                            <a:ext cx="257175" cy="200025"/>
+                          </a:xfrm>
+                          <a:prstGeom prst="rect">
+                            <a:avLst/>
+                          </a:prstGeom>
+                        </pic:spPr>
+                      </pic:pic>
+                    </a:graphicData>
+                  </a:graphic>
+                </wp:inline>
+              </w:drawing>
+              <w:drawing>
+                <wp:inline distT="0" distB="0" distL="0" distR="0">
+                  <wp:extent cx="1447800" cy="3457575"/>
+                  <wp:effectExtent l="0" t="0" r="0" b="0"/>
+                  <wp:docPr id="316" name="Picture 316" descr="image"/>
+                  <wp:cNvGraphicFramePr>
+                    <a:graphicFrameLocks noChangeAspect="1"/>
+                  </wp:cNvGraphicFramePr>
+                  <a:graphic>
+                    <a:graphicData uri="http://schemas.openxmlformats.org/drawingml/2006/picture">
+                      <pic:pic>
+                        <pic:nvPicPr>
+                          <pic:cNvPr id="316" name="Picture 316" descr="image"/>
+                          <pic:cNvPicPr>
+                            <a:picLocks noChangeAspect="1"/>
+                          </pic:cNvPicPr>
+                        </pic:nvPicPr>
+                        <pic:blipFill>
+                          <a:blip r:embed="rId140"/>
+                          <a:stretch>
+                            <a:fillRect/>
+                          </a:stretch>
+                        </pic:blipFill>
+                        <pic:spPr>
+                          <a:xfrm>
+                            <a:off x="0" y="0"/>
+                            <a:ext cx="1447800" cy="3457575"/>
                           </a:xfrm>
                           <a:prstGeom prst="rect">
                             <a:avLst/>
@@ -8930,23 +10152,23 @@
               </w:rPr>
               <w:drawing>
                 <wp:inline distT="0" distB="0" distL="0" distR="0">
-                  <wp:extent cx="2571750" cy="2857500"/>
+                  <wp:extent cx="257175" cy="200025"/>
                   <wp:effectExtent l="0" t="0" r="0" b="0"/>
-                  <wp:docPr id="190" name="Picture 190" descr="image"/>
+                  <wp:docPr id="317" name="Picture 317" descr="image"/>
                   <wp:cNvGraphicFramePr>
-                    <a:graphicFrameLocks xmlns:a="http://schemas.openxmlformats.org/drawingml/2006/main" noChangeAspect="1"/>
+                    <a:graphicFrameLocks noChangeAspect="1"/>
                   </wp:cNvGraphicFramePr>
-                  <a:graphic xmlns:a="http://schemas.openxmlformats.org/drawingml/2006/main">
+                  <a:graphic>
                     <a:graphicData uri="http://schemas.openxmlformats.org/drawingml/2006/picture">
-                      <pic:pic xmlns:pic="http://schemas.openxmlformats.org/drawingml/2006/picture">
+                      <pic:pic>
                         <pic:nvPicPr>
-                          <pic:cNvPr id="190" name="Picture 190" descr="image"/>
+                          <pic:cNvPr id="317" name="Picture 317" descr="image"/>
                           <pic:cNvPicPr>
                             <a:picLocks noChangeAspect="1"/>
                           </pic:cNvPicPr>
                         </pic:nvPicPr>
                         <pic:blipFill>
-                          <a:blip r:embed="rId8|rId142"/>
+                          <a:blip r:embed="rId8"/>
                           <a:stretch>
                             <a:fillRect/>
                           </a:stretch>
@@ -8954,7 +10176,44 @@
                         <pic:spPr>
                           <a:xfrm>
                             <a:off x="0" y="0"/>
-                            <a:ext cx="2571750" cy="2857500"/>
+                            <a:ext cx="257175" cy="200025"/>
+                          </a:xfrm>
+                          <a:prstGeom prst="rect">
+                            <a:avLst/>
+                          </a:prstGeom>
+                        </pic:spPr>
+                      </pic:pic>
+                    </a:graphicData>
+                  </a:graphic>
+                </wp:inline>
+              </w:drawing>
+              <w:drawing>
+                <wp:inline distT="0" distB="0" distL="0" distR="0">
+                  <wp:extent cx="1552575" cy="3438525"/>
+                  <wp:effectExtent l="0" t="0" r="0" b="0"/>
+                  <wp:docPr id="318" name="Picture 318" descr="image"/>
+                  <wp:cNvGraphicFramePr>
+                    <a:graphicFrameLocks noChangeAspect="1"/>
+                  </wp:cNvGraphicFramePr>
+                  <a:graphic>
+                    <a:graphicData uri="http://schemas.openxmlformats.org/drawingml/2006/picture">
+                      <pic:pic>
+                        <pic:nvPicPr>
+                          <pic:cNvPr id="318" name="Picture 318" descr="image"/>
+                          <pic:cNvPicPr>
+                            <a:picLocks noChangeAspect="1"/>
+                          </pic:cNvPicPr>
+                        </pic:nvPicPr>
+                        <pic:blipFill>
+                          <a:blip r:embed="rId142"/>
+                          <a:stretch>
+                            <a:fillRect/>
+                          </a:stretch>
+                        </pic:blipFill>
+                        <pic:spPr>
+                          <a:xfrm>
+                            <a:off x="0" y="0"/>
+                            <a:ext cx="1552575" cy="3438525"/>
                           </a:xfrm>
                           <a:prstGeom prst="rect">
                             <a:avLst/>
@@ -9023,23 +10282,23 @@
               </w:rPr>
               <w:drawing>
                 <wp:inline distT="0" distB="0" distL="0" distR="0">
-                  <wp:extent cx="2571750" cy="2857500"/>
+                  <wp:extent cx="257175" cy="200025"/>
                   <wp:effectExtent l="0" t="0" r="0" b="0"/>
-                  <wp:docPr id="191" name="Picture 191" descr="image"/>
+                  <wp:docPr id="319" name="Picture 319" descr="image"/>
                   <wp:cNvGraphicFramePr>
-                    <a:graphicFrameLocks xmlns:a="http://schemas.openxmlformats.org/drawingml/2006/main" noChangeAspect="1"/>
+                    <a:graphicFrameLocks noChangeAspect="1"/>
                   </wp:cNvGraphicFramePr>
-                  <a:graphic xmlns:a="http://schemas.openxmlformats.org/drawingml/2006/main">
+                  <a:graphic>
                     <a:graphicData uri="http://schemas.openxmlformats.org/drawingml/2006/picture">
-                      <pic:pic xmlns:pic="http://schemas.openxmlformats.org/drawingml/2006/picture">
+                      <pic:pic>
                         <pic:nvPicPr>
-                          <pic:cNvPr id="191" name="Picture 191" descr="image"/>
+                          <pic:cNvPr id="319" name="Picture 319" descr="image"/>
                           <pic:cNvPicPr>
                             <a:picLocks noChangeAspect="1"/>
                           </pic:cNvPicPr>
                         </pic:nvPicPr>
                         <pic:blipFill>
-                          <a:blip r:embed="rId5|rId144"/>
+                          <a:blip r:embed="rId5"/>
                           <a:stretch>
                             <a:fillRect/>
                           </a:stretch>
@@ -9047,7 +10306,44 @@
                         <pic:spPr>
                           <a:xfrm>
                             <a:off x="0" y="0"/>
-                            <a:ext cx="2571750" cy="2857500"/>
+                            <a:ext cx="257175" cy="200025"/>
+                          </a:xfrm>
+                          <a:prstGeom prst="rect">
+                            <a:avLst/>
+                          </a:prstGeom>
+                        </pic:spPr>
+                      </pic:pic>
+                    </a:graphicData>
+                  </a:graphic>
+                </wp:inline>
+              </w:drawing>
+              <w:drawing>
+                <wp:inline distT="0" distB="0" distL="0" distR="0">
+                  <wp:extent cx="1485900" cy="3467100"/>
+                  <wp:effectExtent l="0" t="0" r="0" b="0"/>
+                  <wp:docPr id="320" name="Picture 320" descr="image"/>
+                  <wp:cNvGraphicFramePr>
+                    <a:graphicFrameLocks noChangeAspect="1"/>
+                  </wp:cNvGraphicFramePr>
+                  <a:graphic>
+                    <a:graphicData uri="http://schemas.openxmlformats.org/drawingml/2006/picture">
+                      <pic:pic>
+                        <pic:nvPicPr>
+                          <pic:cNvPr id="320" name="Picture 320" descr="image"/>
+                          <pic:cNvPicPr>
+                            <a:picLocks noChangeAspect="1"/>
+                          </pic:cNvPicPr>
+                        </pic:nvPicPr>
+                        <pic:blipFill>
+                          <a:blip r:embed="rId144"/>
+                          <a:stretch>
+                            <a:fillRect/>
+                          </a:stretch>
+                        </pic:blipFill>
+                        <pic:spPr>
+                          <a:xfrm>
+                            <a:off x="0" y="0"/>
+                            <a:ext cx="1485900" cy="3467100"/>
                           </a:xfrm>
                           <a:prstGeom prst="rect">
                             <a:avLst/>
@@ -9111,23 +10407,23 @@
               </w:rPr>
               <w:drawing>
                 <wp:inline distT="0" distB="0" distL="0" distR="0">
-                  <wp:extent cx="2571750" cy="2857500"/>
+                  <wp:extent cx="257175" cy="200025"/>
                   <wp:effectExtent l="0" t="0" r="0" b="0"/>
-                  <wp:docPr id="192" name="Picture 192" descr="image"/>
+                  <wp:docPr id="321" name="Picture 321" descr="image"/>
                   <wp:cNvGraphicFramePr>
-                    <a:graphicFrameLocks xmlns:a="http://schemas.openxmlformats.org/drawingml/2006/main" noChangeAspect="1"/>
+                    <a:graphicFrameLocks noChangeAspect="1"/>
                   </wp:cNvGraphicFramePr>
-                  <a:graphic xmlns:a="http://schemas.openxmlformats.org/drawingml/2006/main">
+                  <a:graphic>
                     <a:graphicData uri="http://schemas.openxmlformats.org/drawingml/2006/picture">
-                      <pic:pic xmlns:pic="http://schemas.openxmlformats.org/drawingml/2006/picture">
+                      <pic:pic>
                         <pic:nvPicPr>
-                          <pic:cNvPr id="192" name="Picture 192" descr="image"/>
+                          <pic:cNvPr id="321" name="Picture 321" descr="image"/>
                           <pic:cNvPicPr>
                             <a:picLocks noChangeAspect="1"/>
                           </pic:cNvPicPr>
                         </pic:nvPicPr>
                         <pic:blipFill>
-                          <a:blip r:embed="rId5|rId146"/>
+                          <a:blip r:embed="rId5"/>
                           <a:stretch>
                             <a:fillRect/>
                           </a:stretch>
@@ -9135,7 +10431,44 @@
                         <pic:spPr>
                           <a:xfrm>
                             <a:off x="0" y="0"/>
-                            <a:ext cx="2571750" cy="2857500"/>
+                            <a:ext cx="257175" cy="200025"/>
+                          </a:xfrm>
+                          <a:prstGeom prst="rect">
+                            <a:avLst/>
+                          </a:prstGeom>
+                        </pic:spPr>
+                      </pic:pic>
+                    </a:graphicData>
+                  </a:graphic>
+                </wp:inline>
+              </w:drawing>
+              <w:drawing>
+                <wp:inline distT="0" distB="0" distL="0" distR="0">
+                  <wp:extent cx="1438275" cy="2590800"/>
+                  <wp:effectExtent l="0" t="0" r="0" b="0"/>
+                  <wp:docPr id="322" name="Picture 322" descr="image"/>
+                  <wp:cNvGraphicFramePr>
+                    <a:graphicFrameLocks noChangeAspect="1"/>
+                  </wp:cNvGraphicFramePr>
+                  <a:graphic>
+                    <a:graphicData uri="http://schemas.openxmlformats.org/drawingml/2006/picture">
+                      <pic:pic>
+                        <pic:nvPicPr>
+                          <pic:cNvPr id="322" name="Picture 322" descr="image"/>
+                          <pic:cNvPicPr>
+                            <a:picLocks noChangeAspect="1"/>
+                          </pic:cNvPicPr>
+                        </pic:nvPicPr>
+                        <pic:blipFill>
+                          <a:blip r:embed="rId146"/>
+                          <a:stretch>
+                            <a:fillRect/>
+                          </a:stretch>
+                        </pic:blipFill>
+                        <pic:spPr>
+                          <a:xfrm>
+                            <a:off x="0" y="0"/>
+                            <a:ext cx="1438275" cy="2590800"/>
                           </a:xfrm>
                           <a:prstGeom prst="rect">
                             <a:avLst/>
@@ -9205,23 +10538,23 @@
         </w:rPr>
         <w:drawing>
           <wp:inline distT="0" distB="0" distL="0" distR="0">
-            <wp:extent cx="3132000" cy="1905000"/>
+            <wp:extent cx="2857500" cy="2162175"/>
             <wp:effectExtent l="0" t="0" r="0" b="0"/>
-            <wp:docPr id="193" name="Picture 193" descr="image"/>
+            <wp:docPr id="323" name="Picture 323" descr="image"/>
             <wp:cNvGraphicFramePr>
-              <a:graphicFrameLocks xmlns:a="http://schemas.openxmlformats.org/drawingml/2006/main" noChangeAspect="1"/>
+              <a:graphicFrameLocks noChangeAspect="1"/>
             </wp:cNvGraphicFramePr>
-            <a:graphic xmlns:a="http://schemas.openxmlformats.org/drawingml/2006/main">
+            <a:graphic>
               <a:graphicData uri="http://schemas.openxmlformats.org/drawingml/2006/picture">
-                <pic:pic xmlns:pic="http://schemas.openxmlformats.org/drawingml/2006/picture">
+                <pic:pic>
                   <pic:nvPicPr>
-                    <pic:cNvPr id="193" name="Picture 193" descr="image"/>
+                    <pic:cNvPr id="323" name="Picture 323" descr="image"/>
                     <pic:cNvPicPr>
                       <a:picLocks noChangeAspect="1"/>
                     </pic:cNvPicPr>
                   </pic:nvPicPr>
                   <pic:blipFill>
-                    <a:blip r:embed="rId147|rId148"/>
+                    <a:blip r:embed="rId147"/>
                     <a:stretch>
                       <a:fillRect/>
                     </a:stretch>
@@ -9229,7 +10562,44 @@
                   <pic:spPr>
                     <a:xfrm>
                       <a:off x="0" y="0"/>
-                      <a:ext cx="3132000" cy="1905000"/>
+                      <a:ext cx="2857500" cy="2162175"/>
+                    </a:xfrm>
+                    <a:prstGeom prst="rect">
+                      <a:avLst/>
+                    </a:prstGeom>
+                  </pic:spPr>
+                </pic:pic>
+              </a:graphicData>
+            </a:graphic>
+          </wp:inline>
+        </w:drawing>
+        <w:drawing>
+          <wp:inline distT="0" distB="0" distL="0" distR="0">
+            <wp:extent cx="1666875" cy="2105025"/>
+            <wp:effectExtent l="0" t="0" r="0" b="0"/>
+            <wp:docPr id="324" name="Picture 324" descr="image"/>
+            <wp:cNvGraphicFramePr>
+              <a:graphicFrameLocks noChangeAspect="1"/>
+            </wp:cNvGraphicFramePr>
+            <a:graphic>
+              <a:graphicData uri="http://schemas.openxmlformats.org/drawingml/2006/picture">
+                <pic:pic>
+                  <pic:nvPicPr>
+                    <pic:cNvPr id="324" name="Picture 324" descr="image"/>
+                    <pic:cNvPicPr>
+                      <a:picLocks noChangeAspect="1"/>
+                    </pic:cNvPicPr>
+                  </pic:nvPicPr>
+                  <pic:blipFill>
+                    <a:blip r:embed="rId148"/>
+                    <a:stretch>
+                      <a:fillRect/>
+                    </a:stretch>
+                  </pic:blipFill>
+                  <pic:spPr>
+                    <a:xfrm>
+                      <a:off x="0" y="0"/>
+                      <a:ext cx="1666875" cy="2105025"/>
                     </a:xfrm>
                     <a:prstGeom prst="rect">
                       <a:avLst/>
@@ -9320,23 +10690,23 @@
               </w:rPr>
               <w:drawing>
                 <wp:inline distT="0" distB="0" distL="0" distR="0">
-                  <wp:extent cx="2571750" cy="2857500"/>
+                  <wp:extent cx="237775" cy="184936"/>
                   <wp:effectExtent l="0" t="0" r="0" b="0"/>
-                  <wp:docPr id="194" name="Picture 194" descr="image"/>
+                  <wp:docPr id="325" name="Picture 325" descr="image"/>
                   <wp:cNvGraphicFramePr>
-                    <a:graphicFrameLocks xmlns:a="http://schemas.openxmlformats.org/drawingml/2006/main" noChangeAspect="1"/>
+                    <a:graphicFrameLocks noChangeAspect="1"/>
                   </wp:cNvGraphicFramePr>
-                  <a:graphic xmlns:a="http://schemas.openxmlformats.org/drawingml/2006/main">
+                  <a:graphic>
                     <a:graphicData uri="http://schemas.openxmlformats.org/drawingml/2006/picture">
-                      <pic:pic xmlns:pic="http://schemas.openxmlformats.org/drawingml/2006/picture">
+                      <pic:pic>
                         <pic:nvPicPr>
-                          <pic:cNvPr id="194" name="Picture 194" descr="image"/>
+                          <pic:cNvPr id="325" name="Picture 325" descr="image"/>
                           <pic:cNvPicPr>
                             <a:picLocks noChangeAspect="1"/>
                           </pic:cNvPicPr>
                         </pic:nvPicPr>
                         <pic:blipFill>
-                          <a:blip r:embed="rId8|rId150"/>
+                          <a:blip r:embed="rId8"/>
                           <a:stretch>
                             <a:fillRect/>
                           </a:stretch>
@@ -9344,7 +10714,44 @@
                         <pic:spPr>
                           <a:xfrm>
                             <a:off x="0" y="0"/>
-                            <a:ext cx="2571750" cy="2857500"/>
+                            <a:ext cx="237775" cy="184936"/>
+                          </a:xfrm>
+                          <a:prstGeom prst="rect">
+                            <a:avLst/>
+                          </a:prstGeom>
+                        </pic:spPr>
+                      </pic:pic>
+                    </a:graphicData>
+                  </a:graphic>
+                </wp:inline>
+              </w:drawing>
+              <w:drawing>
+                <wp:inline distT="0" distB="0" distL="0" distR="0">
+                  <wp:extent cx="2641950" cy="1990269"/>
+                  <wp:effectExtent l="0" t="0" r="0" b="0"/>
+                  <wp:docPr id="326" name="Picture 326" descr="image"/>
+                  <wp:cNvGraphicFramePr>
+                    <a:graphicFrameLocks noChangeAspect="1"/>
+                  </wp:cNvGraphicFramePr>
+                  <a:graphic>
+                    <a:graphicData uri="http://schemas.openxmlformats.org/drawingml/2006/picture">
+                      <pic:pic>
+                        <pic:nvPicPr>
+                          <pic:cNvPr id="326" name="Picture 326" descr="image"/>
+                          <pic:cNvPicPr>
+                            <a:picLocks noChangeAspect="1"/>
+                          </pic:cNvPicPr>
+                        </pic:nvPicPr>
+                        <pic:blipFill>
+                          <a:blip r:embed="rId150"/>
+                          <a:stretch>
+                            <a:fillRect/>
+                          </a:stretch>
+                        </pic:blipFill>
+                        <pic:spPr>
+                          <a:xfrm>
+                            <a:off x="0" y="0"/>
+                            <a:ext cx="2641950" cy="1990269"/>
                           </a:xfrm>
                           <a:prstGeom prst="rect">
                             <a:avLst/>
@@ -9408,23 +10815,23 @@
               </w:rPr>
               <w:drawing>
                 <wp:inline distT="0" distB="0" distL="0" distR="0">
-                  <wp:extent cx="2571750" cy="2857500"/>
+                  <wp:extent cx="237775" cy="184936"/>
                   <wp:effectExtent l="0" t="0" r="0" b="0"/>
-                  <wp:docPr id="195" name="Picture 195" descr="image"/>
+                  <wp:docPr id="327" name="Picture 327" descr="image"/>
                   <wp:cNvGraphicFramePr>
-                    <a:graphicFrameLocks xmlns:a="http://schemas.openxmlformats.org/drawingml/2006/main" noChangeAspect="1"/>
+                    <a:graphicFrameLocks noChangeAspect="1"/>
                   </wp:cNvGraphicFramePr>
-                  <a:graphic xmlns:a="http://schemas.openxmlformats.org/drawingml/2006/main">
+                  <a:graphic>
                     <a:graphicData uri="http://schemas.openxmlformats.org/drawingml/2006/picture">
-                      <pic:pic xmlns:pic="http://schemas.openxmlformats.org/drawingml/2006/picture">
+                      <pic:pic>
                         <pic:nvPicPr>
-                          <pic:cNvPr id="195" name="Picture 195" descr="image"/>
+                          <pic:cNvPr id="327" name="Picture 327" descr="image"/>
                           <pic:cNvPicPr>
                             <a:picLocks noChangeAspect="1"/>
                           </pic:cNvPicPr>
                         </pic:nvPicPr>
                         <pic:blipFill>
-                          <a:blip r:embed="rId5|rId152"/>
+                          <a:blip r:embed="rId5"/>
                           <a:stretch>
                             <a:fillRect/>
                           </a:stretch>
@@ -9432,7 +10839,44 @@
                         <pic:spPr>
                           <a:xfrm>
                             <a:off x="0" y="0"/>
-                            <a:ext cx="2571750" cy="2857500"/>
+                            <a:ext cx="237775" cy="184936"/>
+                          </a:xfrm>
+                          <a:prstGeom prst="rect">
+                            <a:avLst/>
+                          </a:prstGeom>
+                        </pic:spPr>
+                      </pic:pic>
+                    </a:graphicData>
+                  </a:graphic>
+                </wp:inline>
+              </w:drawing>
+              <w:drawing>
+                <wp:inline distT="0" distB="0" distL="0" distR="0">
+                  <wp:extent cx="2641950" cy="1990269"/>
+                  <wp:effectExtent l="0" t="0" r="0" b="0"/>
+                  <wp:docPr id="328" name="Picture 328" descr="image"/>
+                  <wp:cNvGraphicFramePr>
+                    <a:graphicFrameLocks noChangeAspect="1"/>
+                  </wp:cNvGraphicFramePr>
+                  <a:graphic>
+                    <a:graphicData uri="http://schemas.openxmlformats.org/drawingml/2006/picture">
+                      <pic:pic>
+                        <pic:nvPicPr>
+                          <pic:cNvPr id="328" name="Picture 328" descr="image"/>
+                          <pic:cNvPicPr>
+                            <a:picLocks noChangeAspect="1"/>
+                          </pic:cNvPicPr>
+                        </pic:nvPicPr>
+                        <pic:blipFill>
+                          <a:blip r:embed="rId152"/>
+                          <a:stretch>
+                            <a:fillRect/>
+                          </a:stretch>
+                        </pic:blipFill>
+                        <pic:spPr>
+                          <a:xfrm>
+                            <a:off x="0" y="0"/>
+                            <a:ext cx="2641950" cy="1990269"/>
                           </a:xfrm>
                           <a:prstGeom prst="rect">
                             <a:avLst/>
@@ -9501,23 +10945,23 @@
               </w:rPr>
               <w:drawing>
                 <wp:inline distT="0" distB="0" distL="0" distR="0">
-                  <wp:extent cx="2571750" cy="2857500"/>
+                  <wp:extent cx="237775" cy="184936"/>
                   <wp:effectExtent l="0" t="0" r="0" b="0"/>
-                  <wp:docPr id="196" name="Picture 196" descr="image"/>
+                  <wp:docPr id="329" name="Picture 329" descr="image"/>
                   <wp:cNvGraphicFramePr>
-                    <a:graphicFrameLocks xmlns:a="http://schemas.openxmlformats.org/drawingml/2006/main" noChangeAspect="1"/>
+                    <a:graphicFrameLocks noChangeAspect="1"/>
                   </wp:cNvGraphicFramePr>
-                  <a:graphic xmlns:a="http://schemas.openxmlformats.org/drawingml/2006/main">
+                  <a:graphic>
                     <a:graphicData uri="http://schemas.openxmlformats.org/drawingml/2006/picture">
-                      <pic:pic xmlns:pic="http://schemas.openxmlformats.org/drawingml/2006/picture">
+                      <pic:pic>
                         <pic:nvPicPr>
-                          <pic:cNvPr id="196" name="Picture 196" descr="image"/>
+                          <pic:cNvPr id="329" name="Picture 329" descr="image"/>
                           <pic:cNvPicPr>
                             <a:picLocks noChangeAspect="1"/>
                           </pic:cNvPicPr>
                         </pic:nvPicPr>
                         <pic:blipFill>
-                          <a:blip r:embed="rId5|rId154"/>
+                          <a:blip r:embed="rId5"/>
                           <a:stretch>
                             <a:fillRect/>
                           </a:stretch>
@@ -9525,7 +10969,44 @@
                         <pic:spPr>
                           <a:xfrm>
                             <a:off x="0" y="0"/>
-                            <a:ext cx="2571750" cy="2857500"/>
+                            <a:ext cx="237775" cy="184936"/>
+                          </a:xfrm>
+                          <a:prstGeom prst="rect">
+                            <a:avLst/>
+                          </a:prstGeom>
+                        </pic:spPr>
+                      </pic:pic>
+                    </a:graphicData>
+                  </a:graphic>
+                </wp:inline>
+              </w:drawing>
+              <w:drawing>
+                <wp:inline distT="0" distB="0" distL="0" distR="0">
+                  <wp:extent cx="2641950" cy="1972656"/>
+                  <wp:effectExtent l="0" t="0" r="0" b="0"/>
+                  <wp:docPr id="330" name="Picture 330" descr="image"/>
+                  <wp:cNvGraphicFramePr>
+                    <a:graphicFrameLocks noChangeAspect="1"/>
+                  </wp:cNvGraphicFramePr>
+                  <a:graphic>
+                    <a:graphicData uri="http://schemas.openxmlformats.org/drawingml/2006/picture">
+                      <pic:pic>
+                        <pic:nvPicPr>
+                          <pic:cNvPr id="330" name="Picture 330" descr="image"/>
+                          <pic:cNvPicPr>
+                            <a:picLocks noChangeAspect="1"/>
+                          </pic:cNvPicPr>
+                        </pic:nvPicPr>
+                        <pic:blipFill>
+                          <a:blip r:embed="rId154"/>
+                          <a:stretch>
+                            <a:fillRect/>
+                          </a:stretch>
+                        </pic:blipFill>
+                        <pic:spPr>
+                          <a:xfrm>
+                            <a:off x="0" y="0"/>
+                            <a:ext cx="2641950" cy="1972656"/>
                           </a:xfrm>
                           <a:prstGeom prst="rect">
                             <a:avLst/>
@@ -9589,23 +11070,23 @@
               </w:rPr>
               <w:drawing>
                 <wp:inline distT="0" distB="0" distL="0" distR="0">
-                  <wp:extent cx="2571750" cy="2857500"/>
+                  <wp:extent cx="237775" cy="184936"/>
                   <wp:effectExtent l="0" t="0" r="0" b="0"/>
-                  <wp:docPr id="197" name="Picture 197" descr="image"/>
+                  <wp:docPr id="331" name="Picture 331" descr="image"/>
                   <wp:cNvGraphicFramePr>
-                    <a:graphicFrameLocks xmlns:a="http://schemas.openxmlformats.org/drawingml/2006/main" noChangeAspect="1"/>
+                    <a:graphicFrameLocks noChangeAspect="1"/>
                   </wp:cNvGraphicFramePr>
-                  <a:graphic xmlns:a="http://schemas.openxmlformats.org/drawingml/2006/main">
+                  <a:graphic>
                     <a:graphicData uri="http://schemas.openxmlformats.org/drawingml/2006/picture">
-                      <pic:pic xmlns:pic="http://schemas.openxmlformats.org/drawingml/2006/picture">
+                      <pic:pic>
                         <pic:nvPicPr>
-                          <pic:cNvPr id="197" name="Picture 197" descr="image"/>
+                          <pic:cNvPr id="331" name="Picture 331" descr="image"/>
                           <pic:cNvPicPr>
                             <a:picLocks noChangeAspect="1"/>
                           </pic:cNvPicPr>
                         </pic:nvPicPr>
                         <pic:blipFill>
-                          <a:blip r:embed="rId5|rId156"/>
+                          <a:blip r:embed="rId5"/>
                           <a:stretch>
                             <a:fillRect/>
                           </a:stretch>
@@ -9613,7 +11094,44 @@
                         <pic:spPr>
                           <a:xfrm>
                             <a:off x="0" y="0"/>
-                            <a:ext cx="2571750" cy="2857500"/>
+                            <a:ext cx="237775" cy="184936"/>
+                          </a:xfrm>
+                          <a:prstGeom prst="rect">
+                            <a:avLst/>
+                          </a:prstGeom>
+                        </pic:spPr>
+                      </pic:pic>
+                    </a:graphicData>
+                  </a:graphic>
+                </wp:inline>
+              </w:drawing>
+              <w:drawing>
+                <wp:inline distT="0" distB="0" distL="0" distR="0">
+                  <wp:extent cx="2641950" cy="1981462"/>
+                  <wp:effectExtent l="0" t="0" r="0" b="0"/>
+                  <wp:docPr id="332" name="Picture 332" descr="image"/>
+                  <wp:cNvGraphicFramePr>
+                    <a:graphicFrameLocks noChangeAspect="1"/>
+                  </wp:cNvGraphicFramePr>
+                  <a:graphic>
+                    <a:graphicData uri="http://schemas.openxmlformats.org/drawingml/2006/picture">
+                      <pic:pic>
+                        <pic:nvPicPr>
+                          <pic:cNvPr id="332" name="Picture 332" descr="image"/>
+                          <pic:cNvPicPr>
+                            <a:picLocks noChangeAspect="1"/>
+                          </pic:cNvPicPr>
+                        </pic:nvPicPr>
+                        <pic:blipFill>
+                          <a:blip r:embed="rId156"/>
+                          <a:stretch>
+                            <a:fillRect/>
+                          </a:stretch>
+                        </pic:blipFill>
+                        <pic:spPr>
+                          <a:xfrm>
+                            <a:off x="0" y="0"/>
+                            <a:ext cx="2641950" cy="1981462"/>
                           </a:xfrm>
                           <a:prstGeom prst="rect">
                             <a:avLst/>
@@ -10620,23 +12138,23 @@
               </w:rPr>
               <w:drawing>
                 <wp:inline distT="0" distB="0" distL="0" distR="0">
-                  <wp:extent cx="2571750" cy="2857500"/>
+                  <wp:extent cx="257175" cy="200025"/>
                   <wp:effectExtent l="0" t="0" r="0" b="0"/>
-                  <wp:docPr id="209" name="Picture 209" descr="image"/>
+                  <wp:docPr id="333" name="Picture 333" descr="image"/>
                   <wp:cNvGraphicFramePr>
-                    <a:graphicFrameLocks xmlns:a="http://schemas.openxmlformats.org/drawingml/2006/main" noChangeAspect="1"/>
+                    <a:graphicFrameLocks noChangeAspect="1"/>
                   </wp:cNvGraphicFramePr>
-                  <a:graphic xmlns:a="http://schemas.openxmlformats.org/drawingml/2006/main">
+                  <a:graphic>
                     <a:graphicData uri="http://schemas.openxmlformats.org/drawingml/2006/picture">
-                      <pic:pic xmlns:pic="http://schemas.openxmlformats.org/drawingml/2006/picture">
+                      <pic:pic>
                         <pic:nvPicPr>
-                          <pic:cNvPr id="209" name="Picture 209" descr="image"/>
+                          <pic:cNvPr id="333" name="Picture 333" descr="image"/>
                           <pic:cNvPicPr>
                             <a:picLocks noChangeAspect="1"/>
                           </pic:cNvPicPr>
                         </pic:nvPicPr>
                         <pic:blipFill>
-                          <a:blip r:embed="rId5|rId169"/>
+                          <a:blip r:embed="rId5"/>
                           <a:stretch>
                             <a:fillRect/>
                           </a:stretch>
@@ -10644,7 +12162,44 @@
                         <pic:spPr>
                           <a:xfrm>
                             <a:off x="0" y="0"/>
-                            <a:ext cx="2571750" cy="2857500"/>
+                            <a:ext cx="257175" cy="200025"/>
+                          </a:xfrm>
+                          <a:prstGeom prst="rect">
+                            <a:avLst/>
+                          </a:prstGeom>
+                        </pic:spPr>
+                      </pic:pic>
+                    </a:graphicData>
+                  </a:graphic>
+                </wp:inline>
+              </w:drawing>
+              <w:drawing>
+                <wp:inline distT="0" distB="0" distL="0" distR="0">
+                  <wp:extent cx="1581150" cy="1657350"/>
+                  <wp:effectExtent l="0" t="0" r="0" b="0"/>
+                  <wp:docPr id="334" name="Picture 334" descr="image"/>
+                  <wp:cNvGraphicFramePr>
+                    <a:graphicFrameLocks noChangeAspect="1"/>
+                  </wp:cNvGraphicFramePr>
+                  <a:graphic>
+                    <a:graphicData uri="http://schemas.openxmlformats.org/drawingml/2006/picture">
+                      <pic:pic>
+                        <pic:nvPicPr>
+                          <pic:cNvPr id="334" name="Picture 334" descr="image"/>
+                          <pic:cNvPicPr>
+                            <a:picLocks noChangeAspect="1"/>
+                          </pic:cNvPicPr>
+                        </pic:nvPicPr>
+                        <pic:blipFill>
+                          <a:blip r:embed="rId169"/>
+                          <a:stretch>
+                            <a:fillRect/>
+                          </a:stretch>
+                        </pic:blipFill>
+                        <pic:spPr>
+                          <a:xfrm>
+                            <a:off x="0" y="0"/>
+                            <a:ext cx="1581150" cy="1657350"/>
                           </a:xfrm>
                           <a:prstGeom prst="rect">
                             <a:avLst/>
@@ -10708,23 +12263,23 @@
               </w:rPr>
               <w:drawing>
                 <wp:inline distT="0" distB="0" distL="0" distR="0">
-                  <wp:extent cx="2571750" cy="2857500"/>
+                  <wp:extent cx="257175" cy="200025"/>
                   <wp:effectExtent l="0" t="0" r="0" b="0"/>
-                  <wp:docPr id="210" name="Picture 210" descr="image"/>
+                  <wp:docPr id="335" name="Picture 335" descr="image"/>
                   <wp:cNvGraphicFramePr>
-                    <a:graphicFrameLocks xmlns:a="http://schemas.openxmlformats.org/drawingml/2006/main" noChangeAspect="1"/>
+                    <a:graphicFrameLocks noChangeAspect="1"/>
                   </wp:cNvGraphicFramePr>
-                  <a:graphic xmlns:a="http://schemas.openxmlformats.org/drawingml/2006/main">
+                  <a:graphic>
                     <a:graphicData uri="http://schemas.openxmlformats.org/drawingml/2006/picture">
-                      <pic:pic xmlns:pic="http://schemas.openxmlformats.org/drawingml/2006/picture">
+                      <pic:pic>
                         <pic:nvPicPr>
-                          <pic:cNvPr id="210" name="Picture 210" descr="image"/>
+                          <pic:cNvPr id="335" name="Picture 335" descr="image"/>
                           <pic:cNvPicPr>
                             <a:picLocks noChangeAspect="1"/>
                           </pic:cNvPicPr>
                         </pic:nvPicPr>
                         <pic:blipFill>
-                          <a:blip r:embed="rId5|rId171"/>
+                          <a:blip r:embed="rId5"/>
                           <a:stretch>
                             <a:fillRect/>
                           </a:stretch>
@@ -10732,7 +12287,44 @@
                         <pic:spPr>
                           <a:xfrm>
                             <a:off x="0" y="0"/>
-                            <a:ext cx="2571750" cy="2857500"/>
+                            <a:ext cx="257175" cy="200025"/>
+                          </a:xfrm>
+                          <a:prstGeom prst="rect">
+                            <a:avLst/>
+                          </a:prstGeom>
+                        </pic:spPr>
+                      </pic:pic>
+                    </a:graphicData>
+                  </a:graphic>
+                </wp:inline>
+              </w:drawing>
+              <w:drawing>
+                <wp:inline distT="0" distB="0" distL="0" distR="0">
+                  <wp:extent cx="1428750" cy="1666875"/>
+                  <wp:effectExtent l="0" t="0" r="0" b="0"/>
+                  <wp:docPr id="336" name="Picture 336" descr="image"/>
+                  <wp:cNvGraphicFramePr>
+                    <a:graphicFrameLocks noChangeAspect="1"/>
+                  </wp:cNvGraphicFramePr>
+                  <a:graphic>
+                    <a:graphicData uri="http://schemas.openxmlformats.org/drawingml/2006/picture">
+                      <pic:pic>
+                        <pic:nvPicPr>
+                          <pic:cNvPr id="336" name="Picture 336" descr="image"/>
+                          <pic:cNvPicPr>
+                            <a:picLocks noChangeAspect="1"/>
+                          </pic:cNvPicPr>
+                        </pic:nvPicPr>
+                        <pic:blipFill>
+                          <a:blip r:embed="rId171"/>
+                          <a:stretch>
+                            <a:fillRect/>
+                          </a:stretch>
+                        </pic:blipFill>
+                        <pic:spPr>
+                          <a:xfrm>
+                            <a:off x="0" y="0"/>
+                            <a:ext cx="1428750" cy="1666875"/>
                           </a:xfrm>
                           <a:prstGeom prst="rect">
                             <a:avLst/>
@@ -10801,23 +12393,23 @@
               </w:rPr>
               <w:drawing>
                 <wp:inline distT="0" distB="0" distL="0" distR="0">
-                  <wp:extent cx="2571750" cy="2857500"/>
+                  <wp:extent cx="257175" cy="200025"/>
                   <wp:effectExtent l="0" t="0" r="0" b="0"/>
-                  <wp:docPr id="211" name="Picture 211" descr="image"/>
+                  <wp:docPr id="337" name="Picture 337" descr="image"/>
                   <wp:cNvGraphicFramePr>
-                    <a:graphicFrameLocks xmlns:a="http://schemas.openxmlformats.org/drawingml/2006/main" noChangeAspect="1"/>
+                    <a:graphicFrameLocks noChangeAspect="1"/>
                   </wp:cNvGraphicFramePr>
-                  <a:graphic xmlns:a="http://schemas.openxmlformats.org/drawingml/2006/main">
+                  <a:graphic>
                     <a:graphicData uri="http://schemas.openxmlformats.org/drawingml/2006/picture">
-                      <pic:pic xmlns:pic="http://schemas.openxmlformats.org/drawingml/2006/picture">
+                      <pic:pic>
                         <pic:nvPicPr>
-                          <pic:cNvPr id="211" name="Picture 211" descr="image"/>
+                          <pic:cNvPr id="337" name="Picture 337" descr="image"/>
                           <pic:cNvPicPr>
                             <a:picLocks noChangeAspect="1"/>
                           </pic:cNvPicPr>
                         </pic:nvPicPr>
                         <pic:blipFill>
-                          <a:blip r:embed="rId8|rId173"/>
+                          <a:blip r:embed="rId8"/>
                           <a:stretch>
                             <a:fillRect/>
                           </a:stretch>
@@ -10825,7 +12417,44 @@
                         <pic:spPr>
                           <a:xfrm>
                             <a:off x="0" y="0"/>
-                            <a:ext cx="2571750" cy="2857500"/>
+                            <a:ext cx="257175" cy="200025"/>
+                          </a:xfrm>
+                          <a:prstGeom prst="rect">
+                            <a:avLst/>
+                          </a:prstGeom>
+                        </pic:spPr>
+                      </pic:pic>
+                    </a:graphicData>
+                  </a:graphic>
+                </wp:inline>
+              </w:drawing>
+              <w:drawing>
+                <wp:inline distT="0" distB="0" distL="0" distR="0">
+                  <wp:extent cx="1533525" cy="2105025"/>
+                  <wp:effectExtent l="0" t="0" r="0" b="0"/>
+                  <wp:docPr id="338" name="Picture 338" descr="image"/>
+                  <wp:cNvGraphicFramePr>
+                    <a:graphicFrameLocks noChangeAspect="1"/>
+                  </wp:cNvGraphicFramePr>
+                  <a:graphic>
+                    <a:graphicData uri="http://schemas.openxmlformats.org/drawingml/2006/picture">
+                      <pic:pic>
+                        <pic:nvPicPr>
+                          <pic:cNvPr id="338" name="Picture 338" descr="image"/>
+                          <pic:cNvPicPr>
+                            <a:picLocks noChangeAspect="1"/>
+                          </pic:cNvPicPr>
+                        </pic:nvPicPr>
+                        <pic:blipFill>
+                          <a:blip r:embed="rId173"/>
+                          <a:stretch>
+                            <a:fillRect/>
+                          </a:stretch>
+                        </pic:blipFill>
+                        <pic:spPr>
+                          <a:xfrm>
+                            <a:off x="0" y="0"/>
+                            <a:ext cx="1533525" cy="2105025"/>
                           </a:xfrm>
                           <a:prstGeom prst="rect">
                             <a:avLst/>
@@ -10889,23 +12518,23 @@
               </w:rPr>
               <w:drawing>
                 <wp:inline distT="0" distB="0" distL="0" distR="0">
-                  <wp:extent cx="2571750" cy="2857500"/>
+                  <wp:extent cx="257175" cy="200025"/>
                   <wp:effectExtent l="0" t="0" r="0" b="0"/>
-                  <wp:docPr id="212" name="Picture 212" descr="image"/>
+                  <wp:docPr id="339" name="Picture 339" descr="image"/>
                   <wp:cNvGraphicFramePr>
-                    <a:graphicFrameLocks xmlns:a="http://schemas.openxmlformats.org/drawingml/2006/main" noChangeAspect="1"/>
+                    <a:graphicFrameLocks noChangeAspect="1"/>
                   </wp:cNvGraphicFramePr>
-                  <a:graphic xmlns:a="http://schemas.openxmlformats.org/drawingml/2006/main">
+                  <a:graphic>
                     <a:graphicData uri="http://schemas.openxmlformats.org/drawingml/2006/picture">
-                      <pic:pic xmlns:pic="http://schemas.openxmlformats.org/drawingml/2006/picture">
+                      <pic:pic>
                         <pic:nvPicPr>
-                          <pic:cNvPr id="212" name="Picture 212" descr="image"/>
+                          <pic:cNvPr id="339" name="Picture 339" descr="image"/>
                           <pic:cNvPicPr>
                             <a:picLocks noChangeAspect="1"/>
                           </pic:cNvPicPr>
                         </pic:nvPicPr>
                         <pic:blipFill>
-                          <a:blip r:embed="rId5|rId175"/>
+                          <a:blip r:embed="rId5"/>
                           <a:stretch>
                             <a:fillRect/>
                           </a:stretch>
@@ -10913,7 +12542,44 @@
                         <pic:spPr>
                           <a:xfrm>
                             <a:off x="0" y="0"/>
-                            <a:ext cx="2571750" cy="2857500"/>
+                            <a:ext cx="257175" cy="200025"/>
+                          </a:xfrm>
+                          <a:prstGeom prst="rect">
+                            <a:avLst/>
+                          </a:prstGeom>
+                        </pic:spPr>
+                      </pic:pic>
+                    </a:graphicData>
+                  </a:graphic>
+                </wp:inline>
+              </w:drawing>
+              <w:drawing>
+                <wp:inline distT="0" distB="0" distL="0" distR="0">
+                  <wp:extent cx="1657350" cy="2124075"/>
+                  <wp:effectExtent l="0" t="0" r="0" b="0"/>
+                  <wp:docPr id="340" name="Picture 340" descr="image"/>
+                  <wp:cNvGraphicFramePr>
+                    <a:graphicFrameLocks noChangeAspect="1"/>
+                  </wp:cNvGraphicFramePr>
+                  <a:graphic>
+                    <a:graphicData uri="http://schemas.openxmlformats.org/drawingml/2006/picture">
+                      <pic:pic>
+                        <pic:nvPicPr>
+                          <pic:cNvPr id="340" name="Picture 340" descr="image"/>
+                          <pic:cNvPicPr>
+                            <a:picLocks noChangeAspect="1"/>
+                          </pic:cNvPicPr>
+                        </pic:nvPicPr>
+                        <pic:blipFill>
+                          <a:blip r:embed="rId175"/>
+                          <a:stretch>
+                            <a:fillRect/>
+                          </a:stretch>
+                        </pic:blipFill>
+                        <pic:spPr>
+                          <a:xfrm>
+                            <a:off x="0" y="0"/>
+                            <a:ext cx="1657350" cy="2124075"/>
                           </a:xfrm>
                           <a:prstGeom prst="rect">
                             <a:avLst/>
@@ -11909,23 +13575,23 @@
         </w:rPr>
         <w:drawing>
           <wp:inline distT="0" distB="0" distL="0" distR="0">
-            <wp:extent cx="3132000" cy="2857500"/>
+            <wp:extent cx="942975" cy="3657600"/>
             <wp:effectExtent l="0" t="0" r="0" b="0"/>
-            <wp:docPr id="221" name="Picture 221" descr="image"/>
+            <wp:docPr id="341" name="Picture 341" descr="image"/>
             <wp:cNvGraphicFramePr>
-              <a:graphicFrameLocks xmlns:a="http://schemas.openxmlformats.org/drawingml/2006/main" noChangeAspect="1"/>
+              <a:graphicFrameLocks noChangeAspect="1"/>
             </wp:cNvGraphicFramePr>
-            <a:graphic xmlns:a="http://schemas.openxmlformats.org/drawingml/2006/main">
+            <a:graphic>
               <a:graphicData uri="http://schemas.openxmlformats.org/drawingml/2006/picture">
-                <pic:pic xmlns:pic="http://schemas.openxmlformats.org/drawingml/2006/picture">
+                <pic:pic>
                   <pic:nvPicPr>
-                    <pic:cNvPr id="221" name="Picture 221" descr="image"/>
+                    <pic:cNvPr id="341" name="Picture 341" descr="image"/>
                     <pic:cNvPicPr>
                       <a:picLocks noChangeAspect="1"/>
                     </pic:cNvPicPr>
                   </pic:nvPicPr>
                   <pic:blipFill>
-                    <a:blip r:embed="rId202|rId203"/>
+                    <a:blip r:embed="rId202"/>
                     <a:stretch>
                       <a:fillRect/>
                     </a:stretch>
@@ -11933,7 +13599,44 @@
                   <pic:spPr>
                     <a:xfrm>
                       <a:off x="0" y="0"/>
-                      <a:ext cx="3132000" cy="2857500"/>
+                      <a:ext cx="942975" cy="3657600"/>
+                    </a:xfrm>
+                    <a:prstGeom prst="rect">
+                      <a:avLst/>
+                    </a:prstGeom>
+                  </pic:spPr>
+                </pic:pic>
+              </a:graphicData>
+            </a:graphic>
+          </wp:inline>
+        </w:drawing>
+        <w:drawing>
+          <wp:inline distT="0" distB="0" distL="0" distR="0">
+            <wp:extent cx="1247775" cy="3419475"/>
+            <wp:effectExtent l="0" t="0" r="0" b="0"/>
+            <wp:docPr id="342" name="Picture 342" descr="image"/>
+            <wp:cNvGraphicFramePr>
+              <a:graphicFrameLocks noChangeAspect="1"/>
+            </wp:cNvGraphicFramePr>
+            <a:graphic>
+              <a:graphicData uri="http://schemas.openxmlformats.org/drawingml/2006/picture">
+                <pic:pic>
+                  <pic:nvPicPr>
+                    <pic:cNvPr id="342" name="Picture 342" descr="image"/>
+                    <pic:cNvPicPr>
+                      <a:picLocks noChangeAspect="1"/>
+                    </pic:cNvPicPr>
+                  </pic:nvPicPr>
+                  <pic:blipFill>
+                    <a:blip r:embed="rId203"/>
+                    <a:stretch>
+                      <a:fillRect/>
+                    </a:stretch>
+                  </pic:blipFill>
+                  <pic:spPr>
+                    <a:xfrm>
+                      <a:off x="0" y="0"/>
+                      <a:ext cx="1247775" cy="3419475"/>
                     </a:xfrm>
                     <a:prstGeom prst="rect">
                       <a:avLst/>
@@ -14301,68 +16004,7 @@
 </w:document>
 </file>
 
-<file path=word\fontTable.xml><?xml version="1.0" encoding="utf-8"?>
-<w:fonts xmlns:mc="http://schemas.openxmlformats.org/markup-compatibility/2006" xmlns:r="http://schemas.openxmlformats.org/officeDocument/2006/relationships" xmlns:w="http://schemas.openxmlformats.org/wordprocessingml/2006/main" xmlns:w14="http://schemas.microsoft.com/office/word/2010/wordml" mc:Ignorable="w14">
-  <w:font w:name="Times New Roman">
-    <w:panose1 w:val="02020603050405020304"/>
-    <w:charset w:val="00"/>
-    <w:family w:val="roman"/>
-    <w:pitch w:val="variable"/>
-    <w:sig w:usb0="20007A87" w:usb1="80000000" w:usb2="00000008" w:usb3="00000000" w:csb0="000001FF" w:csb1="00000000"/>
-  </w:font>
-  <w:font w:name="宋体">
-    <w:panose1 w:val="02010600030101010101"/>
-    <w:charset w:val="86"/>
-    <w:family w:val="auto"/>
-    <w:pitch w:val="default"/>
-    <w:sig w:usb0="00000003" w:usb1="288F0000" w:usb2="00000006" w:usb3="00000000" w:csb0="00040001" w:csb1="00000000"/>
-  </w:font>
-  <w:font w:name="Wingdings">
-    <w:panose1 w:val="05000000000000000000"/>
-    <w:charset w:val="02"/>
-    <w:family w:val="auto"/>
-    <w:pitch w:val="default"/>
-    <w:sig w:usb0="00000000" w:usb1="00000000" w:usb2="00000000" w:usb3="00000000" w:csb0="80000000" w:csb1="00000000"/>
-  </w:font>
-  <w:font w:name="Arial">
-    <w:panose1 w:val="020B0604020202020204"/>
-    <w:charset w:val="01"/>
-    <w:family w:val="swiss"/>
-    <w:pitch w:val="default"/>
-    <w:sig w:usb0="E0002AFF" w:usb1="C0007843" w:usb2="00000009" w:usb3="00000000" w:csb0="400001FF" w:csb1="FFFF0000"/>
-  </w:font>
-  <w:font w:name="黑体">
-    <w:panose1 w:val="02010609060101010101"/>
-    <w:charset w:val="86"/>
-    <w:family w:val="auto"/>
-    <w:pitch w:val="default"/>
-    <w:sig w:usb0="800002BF" w:usb1="38CF7CFA" w:usb2="00000016" w:usb3="00000000" w:csb0="00040001" w:csb1="00000000"/>
-  </w:font>
-  <w:font w:name="Courier New">
-    <w:panose1 w:val="02070309020205020404"/>
-    <w:charset w:val="01"/>
-    <w:family w:val="modern"/>
-    <w:pitch w:val="default"/>
-    <w:sig w:usb0="E0002AFF" w:usb1="C0007843" w:usb2="00000009" w:usb3="00000000" w:csb0="400001FF" w:csb1="FFFF0000"/>
-  </w:font>
-  <w:font w:name="Symbol">
-    <w:panose1 w:val="05050102010706020507"/>
-    <w:charset w:val="02"/>
-    <w:family w:val="roman"/>
-    <w:pitch w:val="default"/>
-    <w:sig w:usb0="00000000" w:usb1="00000000" w:usb2="00000000" w:usb3="00000000" w:csb0="80000000" w:csb1="00000000"/>
-  </w:font>
-  <w:font w:name="Calibri">
-    <w:panose1 w:val="020F0502020204030204"/>
-    <w:charset w:val="00"/>
-    <w:family w:val="swiss"/>
-    <w:pitch w:val="default"/>
-    <w:sig w:usb0="E10002FF" w:usb1="4000ACFF" w:usb2="00000009" w:usb3="00000000" w:csb0="2000019F" w:csb1="00000000"/>
-  </w:font>
-</w:fonts>
-</file>
-
-<file path=word\footer1.xml><?xml version="1.0" encoding="utf-8"?>
+<file path=word/footer1.xml><?xml version="1.0" encoding="utf-8"?>
 <w:ftr xmlns:w="http://schemas.openxmlformats.org/wordprocessingml/2006/main">
   <w:p>
     <w:pPr>
@@ -14442,62 +16084,7 @@
 </w:ftr>
 </file>
 
-<file path=word\settings.xml><?xml version="1.0" encoding="utf-8"?>
-<w:settings xmlns:mc="http://schemas.openxmlformats.org/markup-compatibility/2006" xmlns:o="urn:schemas-microsoft-com:office:office" xmlns:r="http://schemas.openxmlformats.org/officeDocument/2006/relationships" xmlns:m="http://schemas.openxmlformats.org/officeDocument/2006/math" xmlns:v="urn:schemas-microsoft-com:vml" xmlns:w10="urn:schemas-microsoft-com:office:word" xmlns:w="http://schemas.openxmlformats.org/wordprocessingml/2006/main" xmlns:w14="http://schemas.microsoft.com/office/word/2010/wordml" xmlns:sl="http://schemas.openxmlformats.org/schemaLibrary/2006/main" xmlns:wpsCustomData="http://www.wps.cn/officeDocument/2013/wpsCustomData" mc:Ignorable="w14">
-  <w:zoom w:percent="140"/>
-  <w:embedSystemFonts/>
-  <w:bordersDoNotSurroundHeader w:val="0"/>
-  <w:bordersDoNotSurroundFooter w:val="0"/>
-  <w:documentProtection w:enforcement="0"/>
-  <w:defaultTabStop w:val="420"/>
-  <w:drawingGridVerticalSpacing w:val="156"/>
-  <w:displayHorizontalDrawingGridEvery w:val="1"/>
-  <w:displayVerticalDrawingGridEvery w:val="1"/>
-  <w:noPunctuationKerning w:val="1"/>
-  <w:characterSpacingControl w:val="compressPunctuation"/>
-  <w:compat>
-    <w:spaceForUL/>
-    <w:balanceSingleByteDoubleByteWidth/>
-    <w:doNotLeaveBackslashAlone/>
-    <w:ulTrailSpace/>
-    <w:doNotExpandShiftReturn/>
-    <w:adjustLineHeightInTable/>
-    <w:doNotWrapTextWithPunct/>
-    <w:doNotUseEastAsianBreakRules/>
-    <w:useFELayout/>
-    <w:doNotUseIndentAsNumberingTabStop/>
-    <w:compatSetting w:name="compatibilityMode" w:uri="http://schemas.microsoft.com/office/word" w:val="14"/>
-    <w:compatSetting w:name="overrideTableStyleFontSizeAndJustification" w:uri="http://schemas.microsoft.com/office/word" w:val="1"/>
-    <w:compatSetting w:name="enableOpenTypeFeatures" w:uri="http://schemas.microsoft.com/office/word" w:val="1"/>
-    <w:compatSetting w:name="doNotFlipMirrorIndents" w:uri="http://schemas.microsoft.com/office/word" w:val="1"/>
-  </w:compat>
-  <w:docVars>
-    <w:docVar w:name="commondata" w:val="eyJoZGlkIjoiMWNiNTEzZGI4Y2MwYmVhYmM2YmQyYmZhYzFjMGE1OGYifQ=="/>
-  </w:docVars>
-  <w:rsids>
-    <w:rsidRoot w:val="00000000"/>
-    <w:rsid w:val="692F6F39"/>
-  </w:rsids>
-  <m:mathPr>
-    <m:mathFont m:val="Cambria Math"/>
-    <m:brkBin m:val="before"/>
-    <m:brkBinSub m:val="--"/>
-    <m:smallFrac m:val="0"/>
-    <m:dispDef/>
-    <m:lMargin m:val="0"/>
-    <m:rMargin m:val="0"/>
-    <m:defJc m:val="centerGroup"/>
-    <m:wrapIndent m:val="1440"/>
-    <m:intLim m:val="subSup"/>
-    <m:naryLim m:val="undOvr"/>
-  </m:mathPr>
-  <w:themeFontLang w:val="en-US" w:eastAsia="zh-CN"/>
-  <w:clrSchemeMapping w:bg1="light1" w:t1="dark1" w:bg2="light2" w:t2="dark2" w:accent1="accent1" w:accent2="accent2" w:accent3="accent3" w:accent4="accent4" w:accent5="accent5" w:accent6="accent6" w:hyperlink="hyperlink" w:followedHyperlink="followedHyperlink"/>
-  <w:doNotIncludeSubdocsInStats/>
-</w:settings>
-</file>
-
-<file path=word\styles.xml><?xml version="1.0" encoding="utf-8"?>
+<file path=word/styles.xml><?xml version="1.0" encoding="utf-8"?>
 <w:styles xmlns:mc="http://schemas.openxmlformats.org/markup-compatibility/2006" xmlns:o="urn:schemas-microsoft-com:office:office" xmlns:r="http://schemas.openxmlformats.org/officeDocument/2006/relationships" xmlns:m="http://schemas.openxmlformats.org/officeDocument/2006/math" xmlns:v="urn:schemas-microsoft-com:vml" xmlns:w="http://schemas.openxmlformats.org/wordprocessingml/2006/main" xmlns:w14="http://schemas.microsoft.com/office/word/2010/wordml" xmlns:w10="urn:schemas-microsoft-com:office:word" xmlns:sl="http://schemas.openxmlformats.org/schemaLibrary/2006/main" xmlns:wpsCustomData="http://www.wps.cn/officeDocument/2013/wpsCustomData" mc:Ignorable="w14">
   <w:docDefaults>
     <w:rPrDefault>
@@ -14828,7 +16415,487 @@
 </w:styles>
 </file>
 
-<file path=word\theme\theme1.xml><?xml version="1.0" encoding="utf-8"?>
+<file path=word/activeX/activeX1.xml><?xml version="1.0" encoding="utf-8"?>
+<ax:ocx xmlns:ax="http://schemas.microsoft.com/office/2006/activeX" xmlns:r="http://schemas.openxmlformats.org/officeDocument/2006/relationships" ax:classid="{5512D118-5CC6-11CF-8D67-00AA00BDCE1D}" r:id="rId1" ax:persistence="persistStorage"/>
+</file>
+
+<file path=word/activeX/activeX10.xml><?xml version="1.0" encoding="utf-8"?>
+<ax:ocx xmlns:ax="http://schemas.microsoft.com/office/2006/activeX" xmlns:r="http://schemas.openxmlformats.org/officeDocument/2006/relationships" ax:classid="{5512D118-5CC6-11CF-8D67-00AA00BDCE1D}" r:id="rId1" ax:persistence="persistStorage"/>
+</file>
+
+<file path=word/activeX/activeX100.xml><?xml version="1.0" encoding="utf-8"?>
+<ax:ocx xmlns:ax="http://schemas.microsoft.com/office/2006/activeX" xmlns:r="http://schemas.openxmlformats.org/officeDocument/2006/relationships" ax:classid="{5512D118-5CC6-11CF-8D67-00AA00BDCE1D}" r:id="rId1" ax:persistence="persistStorage"/>
+</file>
+
+<file path=word/activeX/activeX101.xml><?xml version="1.0" encoding="utf-8"?>
+<ax:ocx xmlns:ax="http://schemas.microsoft.com/office/2006/activeX" xmlns:r="http://schemas.openxmlformats.org/officeDocument/2006/relationships" ax:classid="{5512D118-5CC6-11CF-8D67-00AA00BDCE1D}" r:id="rId1" ax:persistence="persistStorage"/>
+</file>
+
+<file path=word/activeX/activeX102.xml><?xml version="1.0" encoding="utf-8"?>
+<ax:ocx xmlns:ax="http://schemas.microsoft.com/office/2006/activeX" xmlns:r="http://schemas.openxmlformats.org/officeDocument/2006/relationships" ax:classid="{5512D118-5CC6-11CF-8D67-00AA00BDCE1D}" r:id="rId1" ax:persistence="persistStorage"/>
+</file>
+
+<file path=word/activeX/activeX103.xml><?xml version="1.0" encoding="utf-8"?>
+<ax:ocx xmlns:ax="http://schemas.microsoft.com/office/2006/activeX" xmlns:r="http://schemas.openxmlformats.org/officeDocument/2006/relationships" ax:classid="{5512D118-5CC6-11CF-8D67-00AA00BDCE1D}" r:id="rId1" ax:persistence="persistStorage"/>
+</file>
+
+<file path=word/activeX/activeX104.xml><?xml version="1.0" encoding="utf-8"?>
+<ax:ocx xmlns:ax="http://schemas.microsoft.com/office/2006/activeX" xmlns:r="http://schemas.openxmlformats.org/officeDocument/2006/relationships" ax:classid="{5512D118-5CC6-11CF-8D67-00AA00BDCE1D}" r:id="rId1" ax:persistence="persistStorage"/>
+</file>
+
+<file path=word/activeX/activeX105.xml><?xml version="1.0" encoding="utf-8"?>
+<ax:ocx xmlns:ax="http://schemas.microsoft.com/office/2006/activeX" xmlns:r="http://schemas.openxmlformats.org/officeDocument/2006/relationships" ax:classid="{5512D118-5CC6-11CF-8D67-00AA00BDCE1D}" r:id="rId1" ax:persistence="persistStorage"/>
+</file>
+
+<file path=word/activeX/activeX106.xml><?xml version="1.0" encoding="utf-8"?>
+<ax:ocx xmlns:ax="http://schemas.microsoft.com/office/2006/activeX" xmlns:r="http://schemas.openxmlformats.org/officeDocument/2006/relationships" ax:classid="{5512D118-5CC6-11CF-8D67-00AA00BDCE1D}" r:id="rId1" ax:persistence="persistStorage"/>
+</file>
+
+<file path=word/activeX/activeX107.xml><?xml version="1.0" encoding="utf-8"?>
+<ax:ocx xmlns:ax="http://schemas.microsoft.com/office/2006/activeX" xmlns:r="http://schemas.openxmlformats.org/officeDocument/2006/relationships" ax:classid="{5512D118-5CC6-11CF-8D67-00AA00BDCE1D}" r:id="rId1" ax:persistence="persistStorage"/>
+</file>
+
+<file path=word/activeX/activeX108.xml><?xml version="1.0" encoding="utf-8"?>
+<ax:ocx xmlns:ax="http://schemas.microsoft.com/office/2006/activeX" xmlns:r="http://schemas.openxmlformats.org/officeDocument/2006/relationships" ax:classid="{5512D118-5CC6-11CF-8D67-00AA00BDCE1D}" r:id="rId1" ax:persistence="persistStorage"/>
+</file>
+
+<file path=word/activeX/activeX109.xml><?xml version="1.0" encoding="utf-8"?>
+<ax:ocx xmlns:ax="http://schemas.microsoft.com/office/2006/activeX" xmlns:r="http://schemas.openxmlformats.org/officeDocument/2006/relationships" ax:classid="{5512D118-5CC6-11CF-8D67-00AA00BDCE1D}" r:id="rId1" ax:persistence="persistStorage"/>
+</file>
+
+<file path=word/activeX/activeX11.xml><?xml version="1.0" encoding="utf-8"?>
+<ax:ocx xmlns:ax="http://schemas.microsoft.com/office/2006/activeX" xmlns:r="http://schemas.openxmlformats.org/officeDocument/2006/relationships" ax:classid="{5512D118-5CC6-11CF-8D67-00AA00BDCE1D}" r:id="rId1" ax:persistence="persistStorage"/>
+</file>
+
+<file path=word/activeX/activeX110.xml><?xml version="1.0" encoding="utf-8"?>
+<ax:ocx xmlns:ax="http://schemas.microsoft.com/office/2006/activeX" xmlns:r="http://schemas.openxmlformats.org/officeDocument/2006/relationships" ax:classid="{5512D118-5CC6-11CF-8D67-00AA00BDCE1D}" r:id="rId1" ax:persistence="persistStorage"/>
+</file>
+
+<file path=word/activeX/activeX111.xml><?xml version="1.0" encoding="utf-8"?>
+<ax:ocx xmlns:ax="http://schemas.microsoft.com/office/2006/activeX" xmlns:r="http://schemas.openxmlformats.org/officeDocument/2006/relationships" ax:classid="{5512D118-5CC6-11CF-8D67-00AA00BDCE1D}" r:id="rId1" ax:persistence="persistStorage"/>
+</file>
+
+<file path=word/activeX/activeX112.xml><?xml version="1.0" encoding="utf-8"?>
+<ax:ocx xmlns:ax="http://schemas.microsoft.com/office/2006/activeX" xmlns:r="http://schemas.openxmlformats.org/officeDocument/2006/relationships" ax:classid="{5512D118-5CC6-11CF-8D67-00AA00BDCE1D}" r:id="rId1" ax:persistence="persistStorage"/>
+</file>
+
+<file path=word/activeX/activeX113.xml><?xml version="1.0" encoding="utf-8"?>
+<ax:ocx xmlns:ax="http://schemas.microsoft.com/office/2006/activeX" xmlns:r="http://schemas.openxmlformats.org/officeDocument/2006/relationships" ax:classid="{5512D118-5CC6-11CF-8D67-00AA00BDCE1D}" r:id="rId1" ax:persistence="persistStorage"/>
+</file>
+
+<file path=word/activeX/activeX114.xml><?xml version="1.0" encoding="utf-8"?>
+<ax:ocx xmlns:ax="http://schemas.microsoft.com/office/2006/activeX" xmlns:r="http://schemas.openxmlformats.org/officeDocument/2006/relationships" ax:classid="{5512D118-5CC6-11CF-8D67-00AA00BDCE1D}" r:id="rId1" ax:persistence="persistStorage"/>
+</file>
+
+<file path=word/activeX/activeX115.xml><?xml version="1.0" encoding="utf-8"?>
+<ax:ocx xmlns:ax="http://schemas.microsoft.com/office/2006/activeX" xmlns:r="http://schemas.openxmlformats.org/officeDocument/2006/relationships" ax:classid="{5512D118-5CC6-11CF-8D67-00AA00BDCE1D}" r:id="rId1" ax:persistence="persistStorage"/>
+</file>
+
+<file path=word/activeX/activeX116.xml><?xml version="1.0" encoding="utf-8"?>
+<ax:ocx xmlns:ax="http://schemas.microsoft.com/office/2006/activeX" xmlns:r="http://schemas.openxmlformats.org/officeDocument/2006/relationships" ax:classid="{5512D118-5CC6-11CF-8D67-00AA00BDCE1D}" r:id="rId1" ax:persistence="persistStorage"/>
+</file>
+
+<file path=word/activeX/activeX117.xml><?xml version="1.0" encoding="utf-8"?>
+<ax:ocx xmlns:ax="http://schemas.microsoft.com/office/2006/activeX" xmlns:r="http://schemas.openxmlformats.org/officeDocument/2006/relationships" ax:classid="{5512D118-5CC6-11CF-8D67-00AA00BDCE1D}" r:id="rId1" ax:persistence="persistStorage"/>
+</file>
+
+<file path=word/activeX/activeX118.xml><?xml version="1.0" encoding="utf-8"?>
+<ax:ocx xmlns:ax="http://schemas.microsoft.com/office/2006/activeX" xmlns:r="http://schemas.openxmlformats.org/officeDocument/2006/relationships" ax:classid="{5512D118-5CC6-11CF-8D67-00AA00BDCE1D}" r:id="rId1" ax:persistence="persistStorage"/>
+</file>
+
+<file path=word/activeX/activeX119.xml><?xml version="1.0" encoding="utf-8"?>
+<ax:ocx xmlns:ax="http://schemas.microsoft.com/office/2006/activeX" xmlns:r="http://schemas.openxmlformats.org/officeDocument/2006/relationships" ax:classid="{5512D118-5CC6-11CF-8D67-00AA00BDCE1D}" r:id="rId1" ax:persistence="persistStorage"/>
+</file>
+
+<file path=word/activeX/activeX12.xml><?xml version="1.0" encoding="utf-8"?>
+<ax:ocx xmlns:ax="http://schemas.microsoft.com/office/2006/activeX" xmlns:r="http://schemas.openxmlformats.org/officeDocument/2006/relationships" ax:classid="{5512D118-5CC6-11CF-8D67-00AA00BDCE1D}" r:id="rId1" ax:persistence="persistStorage"/>
+</file>
+
+<file path=word/activeX/activeX120.xml><?xml version="1.0" encoding="utf-8"?>
+<ax:ocx xmlns:ax="http://schemas.microsoft.com/office/2006/activeX" xmlns:r="http://schemas.openxmlformats.org/officeDocument/2006/relationships" ax:classid="{5512D118-5CC6-11CF-8D67-00AA00BDCE1D}" r:id="rId1" ax:persistence="persistStorage"/>
+</file>
+
+<file path=word/activeX/activeX13.xml><?xml version="1.0" encoding="utf-8"?>
+<ax:ocx xmlns:ax="http://schemas.microsoft.com/office/2006/activeX" xmlns:r="http://schemas.openxmlformats.org/officeDocument/2006/relationships" ax:classid="{5512D118-5CC6-11CF-8D67-00AA00BDCE1D}" r:id="rId1" ax:persistence="persistStorage"/>
+</file>
+
+<file path=word/activeX/activeX14.xml><?xml version="1.0" encoding="utf-8"?>
+<ax:ocx xmlns:ax="http://schemas.microsoft.com/office/2006/activeX" xmlns:r="http://schemas.openxmlformats.org/officeDocument/2006/relationships" ax:classid="{5512D118-5CC6-11CF-8D67-00AA00BDCE1D}" r:id="rId1" ax:persistence="persistStorage"/>
+</file>
+
+<file path=word/activeX/activeX15.xml><?xml version="1.0" encoding="utf-8"?>
+<ax:ocx xmlns:ax="http://schemas.microsoft.com/office/2006/activeX" xmlns:r="http://schemas.openxmlformats.org/officeDocument/2006/relationships" ax:classid="{5512D118-5CC6-11CF-8D67-00AA00BDCE1D}" r:id="rId1" ax:persistence="persistStorage"/>
+</file>
+
+<file path=word/activeX/activeX16.xml><?xml version="1.0" encoding="utf-8"?>
+<ax:ocx xmlns:ax="http://schemas.microsoft.com/office/2006/activeX" xmlns:r="http://schemas.openxmlformats.org/officeDocument/2006/relationships" ax:classid="{5512D118-5CC6-11CF-8D67-00AA00BDCE1D}" r:id="rId1" ax:persistence="persistStorage"/>
+</file>
+
+<file path=word/activeX/activeX17.xml><?xml version="1.0" encoding="utf-8"?>
+<ax:ocx xmlns:ax="http://schemas.microsoft.com/office/2006/activeX" xmlns:r="http://schemas.openxmlformats.org/officeDocument/2006/relationships" ax:classid="{5512D118-5CC6-11CF-8D67-00AA00BDCE1D}" r:id="rId1" ax:persistence="persistStorage"/>
+</file>
+
+<file path=word/activeX/activeX18.xml><?xml version="1.0" encoding="utf-8"?>
+<ax:ocx xmlns:ax="http://schemas.microsoft.com/office/2006/activeX" xmlns:r="http://schemas.openxmlformats.org/officeDocument/2006/relationships" ax:classid="{5512D118-5CC6-11CF-8D67-00AA00BDCE1D}" r:id="rId1" ax:persistence="persistStorage"/>
+</file>
+
+<file path=word/activeX/activeX19.xml><?xml version="1.0" encoding="utf-8"?>
+<ax:ocx xmlns:ax="http://schemas.microsoft.com/office/2006/activeX" xmlns:r="http://schemas.openxmlformats.org/officeDocument/2006/relationships" ax:classid="{5512D118-5CC6-11CF-8D67-00AA00BDCE1D}" r:id="rId1" ax:persistence="persistStorage"/>
+</file>
+
+<file path=word/activeX/activeX2.xml><?xml version="1.0" encoding="utf-8"?>
+<ax:ocx xmlns:ax="http://schemas.microsoft.com/office/2006/activeX" xmlns:r="http://schemas.openxmlformats.org/officeDocument/2006/relationships" ax:classid="{5512D118-5CC6-11CF-8D67-00AA00BDCE1D}" r:id="rId1" ax:persistence="persistStorage"/>
+</file>
+
+<file path=word/activeX/activeX20.xml><?xml version="1.0" encoding="utf-8"?>
+<ax:ocx xmlns:ax="http://schemas.microsoft.com/office/2006/activeX" xmlns:r="http://schemas.openxmlformats.org/officeDocument/2006/relationships" ax:classid="{5512D118-5CC6-11CF-8D67-00AA00BDCE1D}" r:id="rId1" ax:persistence="persistStorage"/>
+</file>
+
+<file path=word/activeX/activeX21.xml><?xml version="1.0" encoding="utf-8"?>
+<ax:ocx xmlns:ax="http://schemas.microsoft.com/office/2006/activeX" xmlns:r="http://schemas.openxmlformats.org/officeDocument/2006/relationships" ax:classid="{5512D118-5CC6-11CF-8D67-00AA00BDCE1D}" r:id="rId1" ax:persistence="persistStorage"/>
+</file>
+
+<file path=word/activeX/activeX22.xml><?xml version="1.0" encoding="utf-8"?>
+<ax:ocx xmlns:ax="http://schemas.microsoft.com/office/2006/activeX" xmlns:r="http://schemas.openxmlformats.org/officeDocument/2006/relationships" ax:classid="{5512D118-5CC6-11CF-8D67-00AA00BDCE1D}" r:id="rId1" ax:persistence="persistStorage"/>
+</file>
+
+<file path=word/activeX/activeX23.xml><?xml version="1.0" encoding="utf-8"?>
+<ax:ocx xmlns:ax="http://schemas.microsoft.com/office/2006/activeX" xmlns:r="http://schemas.openxmlformats.org/officeDocument/2006/relationships" ax:classid="{5512D118-5CC6-11CF-8D67-00AA00BDCE1D}" r:id="rId1" ax:persistence="persistStorage"/>
+</file>
+
+<file path=word/activeX/activeX24.xml><?xml version="1.0" encoding="utf-8"?>
+<ax:ocx xmlns:ax="http://schemas.microsoft.com/office/2006/activeX" xmlns:r="http://schemas.openxmlformats.org/officeDocument/2006/relationships" ax:classid="{5512D118-5CC6-11CF-8D67-00AA00BDCE1D}" r:id="rId1" ax:persistence="persistStorage"/>
+</file>
+
+<file path=word/activeX/activeX25.xml><?xml version="1.0" encoding="utf-8"?>
+<ax:ocx xmlns:ax="http://schemas.microsoft.com/office/2006/activeX" xmlns:r="http://schemas.openxmlformats.org/officeDocument/2006/relationships" ax:classid="{5512D118-5CC6-11CF-8D67-00AA00BDCE1D}" r:id="rId1" ax:persistence="persistStorage"/>
+</file>
+
+<file path=word/activeX/activeX26.xml><?xml version="1.0" encoding="utf-8"?>
+<ax:ocx xmlns:ax="http://schemas.microsoft.com/office/2006/activeX" xmlns:r="http://schemas.openxmlformats.org/officeDocument/2006/relationships" ax:classid="{5512D118-5CC6-11CF-8D67-00AA00BDCE1D}" r:id="rId1" ax:persistence="persistStorage"/>
+</file>
+
+<file path=word/activeX/activeX27.xml><?xml version="1.0" encoding="utf-8"?>
+<ax:ocx xmlns:ax="http://schemas.microsoft.com/office/2006/activeX" xmlns:r="http://schemas.openxmlformats.org/officeDocument/2006/relationships" ax:classid="{5512D118-5CC6-11CF-8D67-00AA00BDCE1D}" r:id="rId1" ax:persistence="persistStorage"/>
+</file>
+
+<file path=word/activeX/activeX28.xml><?xml version="1.0" encoding="utf-8"?>
+<ax:ocx xmlns:ax="http://schemas.microsoft.com/office/2006/activeX" xmlns:r="http://schemas.openxmlformats.org/officeDocument/2006/relationships" ax:classid="{5512D118-5CC6-11CF-8D67-00AA00BDCE1D}" r:id="rId1" ax:persistence="persistStorage"/>
+</file>
+
+<file path=word/activeX/activeX29.xml><?xml version="1.0" encoding="utf-8"?>
+<ax:ocx xmlns:ax="http://schemas.microsoft.com/office/2006/activeX" xmlns:r="http://schemas.openxmlformats.org/officeDocument/2006/relationships" ax:classid="{5512D118-5CC6-11CF-8D67-00AA00BDCE1D}" r:id="rId1" ax:persistence="persistStorage"/>
+</file>
+
+<file path=word/activeX/activeX3.xml><?xml version="1.0" encoding="utf-8"?>
+<ax:ocx xmlns:ax="http://schemas.microsoft.com/office/2006/activeX" xmlns:r="http://schemas.openxmlformats.org/officeDocument/2006/relationships" ax:classid="{5512D118-5CC6-11CF-8D67-00AA00BDCE1D}" r:id="rId1" ax:persistence="persistStorage"/>
+</file>
+
+<file path=word/activeX/activeX30.xml><?xml version="1.0" encoding="utf-8"?>
+<ax:ocx xmlns:ax="http://schemas.microsoft.com/office/2006/activeX" xmlns:r="http://schemas.openxmlformats.org/officeDocument/2006/relationships" ax:classid="{5512D118-5CC6-11CF-8D67-00AA00BDCE1D}" r:id="rId1" ax:persistence="persistStorage"/>
+</file>
+
+<file path=word/activeX/activeX31.xml><?xml version="1.0" encoding="utf-8"?>
+<ax:ocx xmlns:ax="http://schemas.microsoft.com/office/2006/activeX" xmlns:r="http://schemas.openxmlformats.org/officeDocument/2006/relationships" ax:classid="{5512D118-5CC6-11CF-8D67-00AA00BDCE1D}" r:id="rId1" ax:persistence="persistStorage"/>
+</file>
+
+<file path=word/activeX/activeX32.xml><?xml version="1.0" encoding="utf-8"?>
+<ax:ocx xmlns:ax="http://schemas.microsoft.com/office/2006/activeX" xmlns:r="http://schemas.openxmlformats.org/officeDocument/2006/relationships" ax:classid="{5512D118-5CC6-11CF-8D67-00AA00BDCE1D}" r:id="rId1" ax:persistence="persistStorage"/>
+</file>
+
+<file path=word/activeX/activeX33.xml><?xml version="1.0" encoding="utf-8"?>
+<ax:ocx xmlns:ax="http://schemas.microsoft.com/office/2006/activeX" xmlns:r="http://schemas.openxmlformats.org/officeDocument/2006/relationships" ax:classid="{5512D118-5CC6-11CF-8D67-00AA00BDCE1D}" r:id="rId1" ax:persistence="persistStorage"/>
+</file>
+
+<file path=word/activeX/activeX34.xml><?xml version="1.0" encoding="utf-8"?>
+<ax:ocx xmlns:ax="http://schemas.microsoft.com/office/2006/activeX" xmlns:r="http://schemas.openxmlformats.org/officeDocument/2006/relationships" ax:classid="{5512D118-5CC6-11CF-8D67-00AA00BDCE1D}" r:id="rId1" ax:persistence="persistStorage"/>
+</file>
+
+<file path=word/activeX/activeX35.xml><?xml version="1.0" encoding="utf-8"?>
+<ax:ocx xmlns:ax="http://schemas.microsoft.com/office/2006/activeX" xmlns:r="http://schemas.openxmlformats.org/officeDocument/2006/relationships" ax:classid="{5512D118-5CC6-11CF-8D67-00AA00BDCE1D}" r:id="rId1" ax:persistence="persistStorage"/>
+</file>
+
+<file path=word/activeX/activeX36.xml><?xml version="1.0" encoding="utf-8"?>
+<ax:ocx xmlns:ax="http://schemas.microsoft.com/office/2006/activeX" xmlns:r="http://schemas.openxmlformats.org/officeDocument/2006/relationships" ax:classid="{5512D118-5CC6-11CF-8D67-00AA00BDCE1D}" r:id="rId1" ax:persistence="persistStorage"/>
+</file>
+
+<file path=word/activeX/activeX37.xml><?xml version="1.0" encoding="utf-8"?>
+<ax:ocx xmlns:ax="http://schemas.microsoft.com/office/2006/activeX" xmlns:r="http://schemas.openxmlformats.org/officeDocument/2006/relationships" ax:classid="{5512D118-5CC6-11CF-8D67-00AA00BDCE1D}" r:id="rId1" ax:persistence="persistStorage"/>
+</file>
+
+<file path=word/activeX/activeX38.xml><?xml version="1.0" encoding="utf-8"?>
+<ax:ocx xmlns:ax="http://schemas.microsoft.com/office/2006/activeX" xmlns:r="http://schemas.openxmlformats.org/officeDocument/2006/relationships" ax:classid="{5512D118-5CC6-11CF-8D67-00AA00BDCE1D}" r:id="rId1" ax:persistence="persistStorage"/>
+</file>
+
+<file path=word/activeX/activeX39.xml><?xml version="1.0" encoding="utf-8"?>
+<ax:ocx xmlns:ax="http://schemas.microsoft.com/office/2006/activeX" xmlns:r="http://schemas.openxmlformats.org/officeDocument/2006/relationships" ax:classid="{5512D118-5CC6-11CF-8D67-00AA00BDCE1D}" r:id="rId1" ax:persistence="persistStorage"/>
+</file>
+
+<file path=word/activeX/activeX4.xml><?xml version="1.0" encoding="utf-8"?>
+<ax:ocx xmlns:ax="http://schemas.microsoft.com/office/2006/activeX" xmlns:r="http://schemas.openxmlformats.org/officeDocument/2006/relationships" ax:classid="{5512D118-5CC6-11CF-8D67-00AA00BDCE1D}" r:id="rId1" ax:persistence="persistStorage"/>
+</file>
+
+<file path=word/activeX/activeX40.xml><?xml version="1.0" encoding="utf-8"?>
+<ax:ocx xmlns:ax="http://schemas.microsoft.com/office/2006/activeX" xmlns:r="http://schemas.openxmlformats.org/officeDocument/2006/relationships" ax:classid="{5512D118-5CC6-11CF-8D67-00AA00BDCE1D}" r:id="rId1" ax:persistence="persistStorage"/>
+</file>
+
+<file path=word/activeX/activeX41.xml><?xml version="1.0" encoding="utf-8"?>
+<ax:ocx xmlns:ax="http://schemas.microsoft.com/office/2006/activeX" xmlns:r="http://schemas.openxmlformats.org/officeDocument/2006/relationships" ax:classid="{5512D118-5CC6-11CF-8D67-00AA00BDCE1D}" r:id="rId1" ax:persistence="persistStorage"/>
+</file>
+
+<file path=word/activeX/activeX42.xml><?xml version="1.0" encoding="utf-8"?>
+<ax:ocx xmlns:ax="http://schemas.microsoft.com/office/2006/activeX" xmlns:r="http://schemas.openxmlformats.org/officeDocument/2006/relationships" ax:classid="{5512D118-5CC6-11CF-8D67-00AA00BDCE1D}" r:id="rId1" ax:persistence="persistStorage"/>
+</file>
+
+<file path=word/activeX/activeX43.xml><?xml version="1.0" encoding="utf-8"?>
+<ax:ocx xmlns:ax="http://schemas.microsoft.com/office/2006/activeX" xmlns:r="http://schemas.openxmlformats.org/officeDocument/2006/relationships" ax:classid="{5512D118-5CC6-11CF-8D67-00AA00BDCE1D}" r:id="rId1" ax:persistence="persistStorage"/>
+</file>
+
+<file path=word/activeX/activeX44.xml><?xml version="1.0" encoding="utf-8"?>
+<ax:ocx xmlns:ax="http://schemas.microsoft.com/office/2006/activeX" xmlns:r="http://schemas.openxmlformats.org/officeDocument/2006/relationships" ax:classid="{5512D118-5CC6-11CF-8D67-00AA00BDCE1D}" r:id="rId1" ax:persistence="persistStorage"/>
+</file>
+
+<file path=word/activeX/activeX45.xml><?xml version="1.0" encoding="utf-8"?>
+<ax:ocx xmlns:ax="http://schemas.microsoft.com/office/2006/activeX" xmlns:r="http://schemas.openxmlformats.org/officeDocument/2006/relationships" ax:classid="{5512D118-5CC6-11CF-8D67-00AA00BDCE1D}" r:id="rId1" ax:persistence="persistStorage"/>
+</file>
+
+<file path=word/activeX/activeX46.xml><?xml version="1.0" encoding="utf-8"?>
+<ax:ocx xmlns:ax="http://schemas.microsoft.com/office/2006/activeX" xmlns:r="http://schemas.openxmlformats.org/officeDocument/2006/relationships" ax:classid="{5512D118-5CC6-11CF-8D67-00AA00BDCE1D}" r:id="rId1" ax:persistence="persistStorage"/>
+</file>
+
+<file path=word/activeX/activeX47.xml><?xml version="1.0" encoding="utf-8"?>
+<ax:ocx xmlns:ax="http://schemas.microsoft.com/office/2006/activeX" xmlns:r="http://schemas.openxmlformats.org/officeDocument/2006/relationships" ax:classid="{5512D118-5CC6-11CF-8D67-00AA00BDCE1D}" r:id="rId1" ax:persistence="persistStorage"/>
+</file>
+
+<file path=word/activeX/activeX48.xml><?xml version="1.0" encoding="utf-8"?>
+<ax:ocx xmlns:ax="http://schemas.microsoft.com/office/2006/activeX" xmlns:r="http://schemas.openxmlformats.org/officeDocument/2006/relationships" ax:classid="{5512D118-5CC6-11CF-8D67-00AA00BDCE1D}" r:id="rId1" ax:persistence="persistStorage"/>
+</file>
+
+<file path=word/activeX/activeX49.xml><?xml version="1.0" encoding="utf-8"?>
+<ax:ocx xmlns:ax="http://schemas.microsoft.com/office/2006/activeX" xmlns:r="http://schemas.openxmlformats.org/officeDocument/2006/relationships" ax:classid="{5512D118-5CC6-11CF-8D67-00AA00BDCE1D}" r:id="rId1" ax:persistence="persistStorage"/>
+</file>
+
+<file path=word/activeX/activeX5.xml><?xml version="1.0" encoding="utf-8"?>
+<ax:ocx xmlns:ax="http://schemas.microsoft.com/office/2006/activeX" xmlns:r="http://schemas.openxmlformats.org/officeDocument/2006/relationships" ax:classid="{5512D118-5CC6-11CF-8D67-00AA00BDCE1D}" r:id="rId1" ax:persistence="persistStorage"/>
+</file>
+
+<file path=word/activeX/activeX50.xml><?xml version="1.0" encoding="utf-8"?>
+<ax:ocx xmlns:ax="http://schemas.microsoft.com/office/2006/activeX" xmlns:r="http://schemas.openxmlformats.org/officeDocument/2006/relationships" ax:classid="{5512D118-5CC6-11CF-8D67-00AA00BDCE1D}" r:id="rId1" ax:persistence="persistStorage"/>
+</file>
+
+<file path=word/activeX/activeX51.xml><?xml version="1.0" encoding="utf-8"?>
+<ax:ocx xmlns:ax="http://schemas.microsoft.com/office/2006/activeX" xmlns:r="http://schemas.openxmlformats.org/officeDocument/2006/relationships" ax:classid="{5512D118-5CC6-11CF-8D67-00AA00BDCE1D}" r:id="rId1" ax:persistence="persistStorage"/>
+</file>
+
+<file path=word/activeX/activeX52.xml><?xml version="1.0" encoding="utf-8"?>
+<ax:ocx xmlns:ax="http://schemas.microsoft.com/office/2006/activeX" xmlns:r="http://schemas.openxmlformats.org/officeDocument/2006/relationships" ax:classid="{5512D118-5CC6-11CF-8D67-00AA00BDCE1D}" r:id="rId1" ax:persistence="persistStorage"/>
+</file>
+
+<file path=word/activeX/activeX53.xml><?xml version="1.0" encoding="utf-8"?>
+<ax:ocx xmlns:ax="http://schemas.microsoft.com/office/2006/activeX" xmlns:r="http://schemas.openxmlformats.org/officeDocument/2006/relationships" ax:classid="{5512D118-5CC6-11CF-8D67-00AA00BDCE1D}" r:id="rId1" ax:persistence="persistStorage"/>
+</file>
+
+<file path=word/activeX/activeX54.xml><?xml version="1.0" encoding="utf-8"?>
+<ax:ocx xmlns:ax="http://schemas.microsoft.com/office/2006/activeX" xmlns:r="http://schemas.openxmlformats.org/officeDocument/2006/relationships" ax:classid="{5512D118-5CC6-11CF-8D67-00AA00BDCE1D}" r:id="rId1" ax:persistence="persistStorage"/>
+</file>
+
+<file path=word/activeX/activeX55.xml><?xml version="1.0" encoding="utf-8"?>
+<ax:ocx xmlns:ax="http://schemas.microsoft.com/office/2006/activeX" xmlns:r="http://schemas.openxmlformats.org/officeDocument/2006/relationships" ax:classid="{5512D118-5CC6-11CF-8D67-00AA00BDCE1D}" r:id="rId1" ax:persistence="persistStorage"/>
+</file>
+
+<file path=word/activeX/activeX56.xml><?xml version="1.0" encoding="utf-8"?>
+<ax:ocx xmlns:ax="http://schemas.microsoft.com/office/2006/activeX" xmlns:r="http://schemas.openxmlformats.org/officeDocument/2006/relationships" ax:classid="{5512D118-5CC6-11CF-8D67-00AA00BDCE1D}" r:id="rId1" ax:persistence="persistStorage"/>
+</file>
+
+<file path=word/activeX/activeX57.xml><?xml version="1.0" encoding="utf-8"?>
+<ax:ocx xmlns:ax="http://schemas.microsoft.com/office/2006/activeX" xmlns:r="http://schemas.openxmlformats.org/officeDocument/2006/relationships" ax:classid="{5512D118-5CC6-11CF-8D67-00AA00BDCE1D}" r:id="rId1" ax:persistence="persistStorage"/>
+</file>
+
+<file path=word/activeX/activeX58.xml><?xml version="1.0" encoding="utf-8"?>
+<ax:ocx xmlns:ax="http://schemas.microsoft.com/office/2006/activeX" xmlns:r="http://schemas.openxmlformats.org/officeDocument/2006/relationships" ax:classid="{5512D118-5CC6-11CF-8D67-00AA00BDCE1D}" r:id="rId1" ax:persistence="persistStorage"/>
+</file>
+
+<file path=word/activeX/activeX59.xml><?xml version="1.0" encoding="utf-8"?>
+<ax:ocx xmlns:ax="http://schemas.microsoft.com/office/2006/activeX" xmlns:r="http://schemas.openxmlformats.org/officeDocument/2006/relationships" ax:classid="{5512D118-5CC6-11CF-8D67-00AA00BDCE1D}" r:id="rId1" ax:persistence="persistStorage"/>
+</file>
+
+<file path=word/activeX/activeX6.xml><?xml version="1.0" encoding="utf-8"?>
+<ax:ocx xmlns:ax="http://schemas.microsoft.com/office/2006/activeX" xmlns:r="http://schemas.openxmlformats.org/officeDocument/2006/relationships" ax:classid="{5512D118-5CC6-11CF-8D67-00AA00BDCE1D}" r:id="rId1" ax:persistence="persistStorage"/>
+</file>
+
+<file path=word/activeX/activeX60.xml><?xml version="1.0" encoding="utf-8"?>
+<ax:ocx xmlns:ax="http://schemas.microsoft.com/office/2006/activeX" xmlns:r="http://schemas.openxmlformats.org/officeDocument/2006/relationships" ax:classid="{5512D118-5CC6-11CF-8D67-00AA00BDCE1D}" r:id="rId1" ax:persistence="persistStorage"/>
+</file>
+
+<file path=word/activeX/activeX61.xml><?xml version="1.0" encoding="utf-8"?>
+<ax:ocx xmlns:ax="http://schemas.microsoft.com/office/2006/activeX" xmlns:r="http://schemas.openxmlformats.org/officeDocument/2006/relationships" ax:classid="{5512D118-5CC6-11CF-8D67-00AA00BDCE1D}" r:id="rId1" ax:persistence="persistStorage"/>
+</file>
+
+<file path=word/activeX/activeX62.xml><?xml version="1.0" encoding="utf-8"?>
+<ax:ocx xmlns:ax="http://schemas.microsoft.com/office/2006/activeX" xmlns:r="http://schemas.openxmlformats.org/officeDocument/2006/relationships" ax:classid="{5512D118-5CC6-11CF-8D67-00AA00BDCE1D}" r:id="rId1" ax:persistence="persistStorage"/>
+</file>
+
+<file path=word/activeX/activeX63.xml><?xml version="1.0" encoding="utf-8"?>
+<ax:ocx xmlns:ax="http://schemas.microsoft.com/office/2006/activeX" xmlns:r="http://schemas.openxmlformats.org/officeDocument/2006/relationships" ax:classid="{5512D118-5CC6-11CF-8D67-00AA00BDCE1D}" r:id="rId1" ax:persistence="persistStorage"/>
+</file>
+
+<file path=word/activeX/activeX64.xml><?xml version="1.0" encoding="utf-8"?>
+<ax:ocx xmlns:ax="http://schemas.microsoft.com/office/2006/activeX" xmlns:r="http://schemas.openxmlformats.org/officeDocument/2006/relationships" ax:classid="{5512D118-5CC6-11CF-8D67-00AA00BDCE1D}" r:id="rId1" ax:persistence="persistStorage"/>
+</file>
+
+<file path=word/activeX/activeX65.xml><?xml version="1.0" encoding="utf-8"?>
+<ax:ocx xmlns:ax="http://schemas.microsoft.com/office/2006/activeX" xmlns:r="http://schemas.openxmlformats.org/officeDocument/2006/relationships" ax:classid="{5512D118-5CC6-11CF-8D67-00AA00BDCE1D}" r:id="rId1" ax:persistence="persistStorage"/>
+</file>
+
+<file path=word/activeX/activeX66.xml><?xml version="1.0" encoding="utf-8"?>
+<ax:ocx xmlns:ax="http://schemas.microsoft.com/office/2006/activeX" xmlns:r="http://schemas.openxmlformats.org/officeDocument/2006/relationships" ax:classid="{5512D118-5CC6-11CF-8D67-00AA00BDCE1D}" r:id="rId1" ax:persistence="persistStorage"/>
+</file>
+
+<file path=word/activeX/activeX67.xml><?xml version="1.0" encoding="utf-8"?>
+<ax:ocx xmlns:ax="http://schemas.microsoft.com/office/2006/activeX" xmlns:r="http://schemas.openxmlformats.org/officeDocument/2006/relationships" ax:classid="{5512D118-5CC6-11CF-8D67-00AA00BDCE1D}" r:id="rId1" ax:persistence="persistStorage"/>
+</file>
+
+<file path=word/activeX/activeX68.xml><?xml version="1.0" encoding="utf-8"?>
+<ax:ocx xmlns:ax="http://schemas.microsoft.com/office/2006/activeX" xmlns:r="http://schemas.openxmlformats.org/officeDocument/2006/relationships" ax:classid="{5512D118-5CC6-11CF-8D67-00AA00BDCE1D}" r:id="rId1" ax:persistence="persistStorage"/>
+</file>
+
+<file path=word/activeX/activeX69.xml><?xml version="1.0" encoding="utf-8"?>
+<ax:ocx xmlns:ax="http://schemas.microsoft.com/office/2006/activeX" xmlns:r="http://schemas.openxmlformats.org/officeDocument/2006/relationships" ax:classid="{5512D118-5CC6-11CF-8D67-00AA00BDCE1D}" r:id="rId1" ax:persistence="persistStorage"/>
+</file>
+
+<file path=word/activeX/activeX7.xml><?xml version="1.0" encoding="utf-8"?>
+<ax:ocx xmlns:ax="http://schemas.microsoft.com/office/2006/activeX" xmlns:r="http://schemas.openxmlformats.org/officeDocument/2006/relationships" ax:classid="{5512D118-5CC6-11CF-8D67-00AA00BDCE1D}" r:id="rId1" ax:persistence="persistStorage"/>
+</file>
+
+<file path=word/activeX/activeX70.xml><?xml version="1.0" encoding="utf-8"?>
+<ax:ocx xmlns:ax="http://schemas.microsoft.com/office/2006/activeX" xmlns:r="http://schemas.openxmlformats.org/officeDocument/2006/relationships" ax:classid="{5512D118-5CC6-11CF-8D67-00AA00BDCE1D}" r:id="rId1" ax:persistence="persistStorage"/>
+</file>
+
+<file path=word/activeX/activeX71.xml><?xml version="1.0" encoding="utf-8"?>
+<ax:ocx xmlns:ax="http://schemas.microsoft.com/office/2006/activeX" xmlns:r="http://schemas.openxmlformats.org/officeDocument/2006/relationships" ax:classid="{5512D118-5CC6-11CF-8D67-00AA00BDCE1D}" r:id="rId1" ax:persistence="persistStorage"/>
+</file>
+
+<file path=word/activeX/activeX72.xml><?xml version="1.0" encoding="utf-8"?>
+<ax:ocx xmlns:ax="http://schemas.microsoft.com/office/2006/activeX" xmlns:r="http://schemas.openxmlformats.org/officeDocument/2006/relationships" ax:classid="{5512D118-5CC6-11CF-8D67-00AA00BDCE1D}" r:id="rId1" ax:persistence="persistStorage"/>
+</file>
+
+<file path=word/activeX/activeX73.xml><?xml version="1.0" encoding="utf-8"?>
+<ax:ocx xmlns:ax="http://schemas.microsoft.com/office/2006/activeX" xmlns:r="http://schemas.openxmlformats.org/officeDocument/2006/relationships" ax:classid="{5512D118-5CC6-11CF-8D67-00AA00BDCE1D}" r:id="rId1" ax:persistence="persistStorage"/>
+</file>
+
+<file path=word/activeX/activeX74.xml><?xml version="1.0" encoding="utf-8"?>
+<ax:ocx xmlns:ax="http://schemas.microsoft.com/office/2006/activeX" xmlns:r="http://schemas.openxmlformats.org/officeDocument/2006/relationships" ax:classid="{5512D118-5CC6-11CF-8D67-00AA00BDCE1D}" r:id="rId1" ax:persistence="persistStorage"/>
+</file>
+
+<file path=word/activeX/activeX75.xml><?xml version="1.0" encoding="utf-8"?>
+<ax:ocx xmlns:ax="http://schemas.microsoft.com/office/2006/activeX" xmlns:r="http://schemas.openxmlformats.org/officeDocument/2006/relationships" ax:classid="{5512D118-5CC6-11CF-8D67-00AA00BDCE1D}" r:id="rId1" ax:persistence="persistStorage"/>
+</file>
+
+<file path=word/activeX/activeX76.xml><?xml version="1.0" encoding="utf-8"?>
+<ax:ocx xmlns:ax="http://schemas.microsoft.com/office/2006/activeX" xmlns:r="http://schemas.openxmlformats.org/officeDocument/2006/relationships" ax:classid="{5512D118-5CC6-11CF-8D67-00AA00BDCE1D}" r:id="rId1" ax:persistence="persistStorage"/>
+</file>
+
+<file path=word/activeX/activeX77.xml><?xml version="1.0" encoding="utf-8"?>
+<ax:ocx xmlns:ax="http://schemas.microsoft.com/office/2006/activeX" xmlns:r="http://schemas.openxmlformats.org/officeDocument/2006/relationships" ax:classid="{5512D118-5CC6-11CF-8D67-00AA00BDCE1D}" r:id="rId1" ax:persistence="persistStorage"/>
+</file>
+
+<file path=word/activeX/activeX78.xml><?xml version="1.0" encoding="utf-8"?>
+<ax:ocx xmlns:ax="http://schemas.microsoft.com/office/2006/activeX" xmlns:r="http://schemas.openxmlformats.org/officeDocument/2006/relationships" ax:classid="{5512D118-5CC6-11CF-8D67-00AA00BDCE1D}" r:id="rId1" ax:persistence="persistStorage"/>
+</file>
+
+<file path=word/activeX/activeX79.xml><?xml version="1.0" encoding="utf-8"?>
+<ax:ocx xmlns:ax="http://schemas.microsoft.com/office/2006/activeX" xmlns:r="http://schemas.openxmlformats.org/officeDocument/2006/relationships" ax:classid="{5512D118-5CC6-11CF-8D67-00AA00BDCE1D}" r:id="rId1" ax:persistence="persistStorage"/>
+</file>
+
+<file path=word/activeX/activeX8.xml><?xml version="1.0" encoding="utf-8"?>
+<ax:ocx xmlns:ax="http://schemas.microsoft.com/office/2006/activeX" xmlns:r="http://schemas.openxmlformats.org/officeDocument/2006/relationships" ax:classid="{5512D118-5CC6-11CF-8D67-00AA00BDCE1D}" r:id="rId1" ax:persistence="persistStorage"/>
+</file>
+
+<file path=word/activeX/activeX80.xml><?xml version="1.0" encoding="utf-8"?>
+<ax:ocx xmlns:ax="http://schemas.microsoft.com/office/2006/activeX" xmlns:r="http://schemas.openxmlformats.org/officeDocument/2006/relationships" ax:classid="{5512D118-5CC6-11CF-8D67-00AA00BDCE1D}" r:id="rId1" ax:persistence="persistStorage"/>
+</file>
+
+<file path=word/activeX/activeX81.xml><?xml version="1.0" encoding="utf-8"?>
+<ax:ocx xmlns:ax="http://schemas.microsoft.com/office/2006/activeX" xmlns:r="http://schemas.openxmlformats.org/officeDocument/2006/relationships" ax:classid="{5512D118-5CC6-11CF-8D67-00AA00BDCE1D}" r:id="rId1" ax:persistence="persistStorage"/>
+</file>
+
+<file path=word/activeX/activeX82.xml><?xml version="1.0" encoding="utf-8"?>
+<ax:ocx xmlns:ax="http://schemas.microsoft.com/office/2006/activeX" xmlns:r="http://schemas.openxmlformats.org/officeDocument/2006/relationships" ax:classid="{5512D118-5CC6-11CF-8D67-00AA00BDCE1D}" r:id="rId1" ax:persistence="persistStorage"/>
+</file>
+
+<file path=word/activeX/activeX83.xml><?xml version="1.0" encoding="utf-8"?>
+<ax:ocx xmlns:ax="http://schemas.microsoft.com/office/2006/activeX" xmlns:r="http://schemas.openxmlformats.org/officeDocument/2006/relationships" ax:classid="{5512D118-5CC6-11CF-8D67-00AA00BDCE1D}" r:id="rId1" ax:persistence="persistStorage"/>
+</file>
+
+<file path=word/activeX/activeX84.xml><?xml version="1.0" encoding="utf-8"?>
+<ax:ocx xmlns:ax="http://schemas.microsoft.com/office/2006/activeX" xmlns:r="http://schemas.openxmlformats.org/officeDocument/2006/relationships" ax:classid="{5512D118-5CC6-11CF-8D67-00AA00BDCE1D}" r:id="rId1" ax:persistence="persistStorage"/>
+</file>
+
+<file path=word/activeX/activeX85.xml><?xml version="1.0" encoding="utf-8"?>
+<ax:ocx xmlns:ax="http://schemas.microsoft.com/office/2006/activeX" xmlns:r="http://schemas.openxmlformats.org/officeDocument/2006/relationships" ax:classid="{5512D118-5CC6-11CF-8D67-00AA00BDCE1D}" r:id="rId1" ax:persistence="persistStorage"/>
+</file>
+
+<file path=word/activeX/activeX86.xml><?xml version="1.0" encoding="utf-8"?>
+<ax:ocx xmlns:ax="http://schemas.microsoft.com/office/2006/activeX" xmlns:r="http://schemas.openxmlformats.org/officeDocument/2006/relationships" ax:classid="{5512D118-5CC6-11CF-8D67-00AA00BDCE1D}" r:id="rId1" ax:persistence="persistStorage"/>
+</file>
+
+<file path=word/activeX/activeX87.xml><?xml version="1.0" encoding="utf-8"?>
+<ax:ocx xmlns:ax="http://schemas.microsoft.com/office/2006/activeX" xmlns:r="http://schemas.openxmlformats.org/officeDocument/2006/relationships" ax:classid="{5512D118-5CC6-11CF-8D67-00AA00BDCE1D}" r:id="rId1" ax:persistence="persistStorage"/>
+</file>
+
+<file path=word/activeX/activeX88.xml><?xml version="1.0" encoding="utf-8"?>
+<ax:ocx xmlns:ax="http://schemas.microsoft.com/office/2006/activeX" xmlns:r="http://schemas.openxmlformats.org/officeDocument/2006/relationships" ax:classid="{5512D118-5CC6-11CF-8D67-00AA00BDCE1D}" r:id="rId1" ax:persistence="persistStorage"/>
+</file>
+
+<file path=word/activeX/activeX89.xml><?xml version="1.0" encoding="utf-8"?>
+<ax:ocx xmlns:ax="http://schemas.microsoft.com/office/2006/activeX" xmlns:r="http://schemas.openxmlformats.org/officeDocument/2006/relationships" ax:classid="{5512D118-5CC6-11CF-8D67-00AA00BDCE1D}" r:id="rId1" ax:persistence="persistStorage"/>
+</file>
+
+<file path=word/activeX/activeX9.xml><?xml version="1.0" encoding="utf-8"?>
+<ax:ocx xmlns:ax="http://schemas.microsoft.com/office/2006/activeX" xmlns:r="http://schemas.openxmlformats.org/officeDocument/2006/relationships" ax:classid="{5512D118-5CC6-11CF-8D67-00AA00BDCE1D}" r:id="rId1" ax:persistence="persistStorage"/>
+</file>
+
+<file path=word/activeX/activeX90.xml><?xml version="1.0" encoding="utf-8"?>
+<ax:ocx xmlns:ax="http://schemas.microsoft.com/office/2006/activeX" xmlns:r="http://schemas.openxmlformats.org/officeDocument/2006/relationships" ax:classid="{5512D118-5CC6-11CF-8D67-00AA00BDCE1D}" r:id="rId1" ax:persistence="persistStorage"/>
+</file>
+
+<file path=word/activeX/activeX91.xml><?xml version="1.0" encoding="utf-8"?>
+<ax:ocx xmlns:ax="http://schemas.microsoft.com/office/2006/activeX" xmlns:r="http://schemas.openxmlformats.org/officeDocument/2006/relationships" ax:classid="{5512D118-5CC6-11CF-8D67-00AA00BDCE1D}" r:id="rId1" ax:persistence="persistStorage"/>
+</file>
+
+<file path=word/activeX/activeX92.xml><?xml version="1.0" encoding="utf-8"?>
+<ax:ocx xmlns:ax="http://schemas.microsoft.com/office/2006/activeX" xmlns:r="http://schemas.openxmlformats.org/officeDocument/2006/relationships" ax:classid="{5512D118-5CC6-11CF-8D67-00AA00BDCE1D}" r:id="rId1" ax:persistence="persistStorage"/>
+</file>
+
+<file path=word/activeX/activeX93.xml><?xml version="1.0" encoding="utf-8"?>
+<ax:ocx xmlns:ax="http://schemas.microsoft.com/office/2006/activeX" xmlns:r="http://schemas.openxmlformats.org/officeDocument/2006/relationships" ax:classid="{5512D118-5CC6-11CF-8D67-00AA00BDCE1D}" r:id="rId1" ax:persistence="persistStorage"/>
+</file>
+
+<file path=word/activeX/activeX94.xml><?xml version="1.0" encoding="utf-8"?>
+<ax:ocx xmlns:ax="http://schemas.microsoft.com/office/2006/activeX" xmlns:r="http://schemas.openxmlformats.org/officeDocument/2006/relationships" ax:classid="{5512D118-5CC6-11CF-8D67-00AA00BDCE1D}" r:id="rId1" ax:persistence="persistStorage"/>
+</file>
+
+<file path=word/activeX/activeX95.xml><?xml version="1.0" encoding="utf-8"?>
+<ax:ocx xmlns:ax="http://schemas.microsoft.com/office/2006/activeX" xmlns:r="http://schemas.openxmlformats.org/officeDocument/2006/relationships" ax:classid="{5512D118-5CC6-11CF-8D67-00AA00BDCE1D}" r:id="rId1" ax:persistence="persistStorage"/>
+</file>
+
+<file path=word/activeX/activeX96.xml><?xml version="1.0" encoding="utf-8"?>
+<ax:ocx xmlns:ax="http://schemas.microsoft.com/office/2006/activeX" xmlns:r="http://schemas.openxmlformats.org/officeDocument/2006/relationships" ax:classid="{5512D118-5CC6-11CF-8D67-00AA00BDCE1D}" r:id="rId1" ax:persistence="persistStorage"/>
+</file>
+
+<file path=word/activeX/activeX97.xml><?xml version="1.0" encoding="utf-8"?>
+<ax:ocx xmlns:ax="http://schemas.microsoft.com/office/2006/activeX" xmlns:r="http://schemas.openxmlformats.org/officeDocument/2006/relationships" ax:classid="{5512D118-5CC6-11CF-8D67-00AA00BDCE1D}" r:id="rId1" ax:persistence="persistStorage"/>
+</file>
+
+<file path=word/activeX/activeX98.xml><?xml version="1.0" encoding="utf-8"?>
+<ax:ocx xmlns:ax="http://schemas.microsoft.com/office/2006/activeX" xmlns:r="http://schemas.openxmlformats.org/officeDocument/2006/relationships" ax:classid="{5512D118-5CC6-11CF-8D67-00AA00BDCE1D}" r:id="rId1" ax:persistence="persistStorage"/>
+</file>
+
+<file path=word/activeX/activeX99.xml><?xml version="1.0" encoding="utf-8"?>
+<ax:ocx xmlns:ax="http://schemas.microsoft.com/office/2006/activeX" xmlns:r="http://schemas.openxmlformats.org/officeDocument/2006/relationships" ax:classid="{5512D118-5CC6-11CF-8D67-00AA00BDCE1D}" r:id="rId1" ax:persistence="persistStorage"/>
+</file>
+
+<file path=word/theme/theme1.xml><?xml version="1.0" encoding="utf-8"?>
 <a:theme xmlns:a="http://schemas.openxmlformats.org/drawingml/2006/main" name="WPS">
   <a:themeElements>
     <a:clrScheme name="WPS">
